--- a/CMA_W_B1_Ch16_AnswerKeys.docx
+++ b/CMA_W_B1_Ch16_AnswerKeys.docx
@@ -97,7 +97,7 @@
                 <w:sz w:val="17"/>
                 <w:szCs w:val="17"/>
               </w:rPr>
-              <w:t xml:space="preserve">Consolidated financial statements · parent · controlling financial interest</w:t>
+              <w:t xml:space="preserve">controlling financial interest · subsidiary · parent</w:t>
             </w:r>
           </w:p>
         </w:tc>
@@ -130,7 +130,7 @@
                 <w:sz w:val="17"/>
                 <w:szCs w:val="17"/>
               </w:rPr>
-              <w:t xml:space="preserve">T</w:t>
+              <w:t xml:space="preserve">D</w:t>
             </w:r>
           </w:p>
         </w:tc>
@@ -163,7 +163,7 @@
                 <w:sz w:val="17"/>
                 <w:szCs w:val="17"/>
               </w:rPr>
-              <w:t xml:space="preserve">T</w:t>
+              <w:t xml:space="preserve">B</w:t>
             </w:r>
           </w:p>
         </w:tc>
@@ -233,7 +233,7 @@
                 <w:sz w:val="17"/>
                 <w:szCs w:val="17"/>
               </w:rPr>
-              <w:t xml:space="preserve">F</w:t>
+              <w:t xml:space="preserve">A</w:t>
             </w:r>
           </w:p>
         </w:tc>
@@ -267,7 +267,7 @@
                 <w:sz w:val="17"/>
                 <w:szCs w:val="17"/>
               </w:rPr>
-              <w:t xml:space="preserve">B</w:t>
+              <w:t xml:space="preserve">C</w:t>
             </w:r>
           </w:p>
         </w:tc>
@@ -335,40 +335,40 @@
                 <w:sz w:val="17"/>
                 <w:szCs w:val="17"/>
               </w:rPr>
+              <w:t xml:space="preserve">T</w:t>
+            </w:r>
+          </w:p>
+        </w:tc>
+        <w:tc>
+          <w:tcPr>
+            <w:tcW w:type="pct" w:w="1667"/>
+            <w:tcMar>
+              <w:top w:type="dxa" w:w="40"/>
+              <w:left w:type="dxa" w:w="100"/>
+              <w:bottom w:type="dxa" w:w="40"/>
+              <w:right w:type="dxa" w:w="100"/>
+            </w:tcMar>
+          </w:tcPr>
+          <w:p>
+            <w:pPr>
+              <w:spacing w:before="22" w:after="22"/>
+            </w:pPr>
+            <w:r>
+              <w:rPr>
+                <w:b/>
+                <w:bCs/>
+                <w:color w:val="8186EF"/>
+                <w:sz w:val="16"/>
+                <w:szCs w:val="16"/>
+              </w:rPr>
+              <w:t xml:space="preserve">19  </w:t>
+            </w:r>
+            <w:r>
+              <w:rPr>
+                <w:sz w:val="17"/>
+                <w:szCs w:val="17"/>
+              </w:rPr>
               <w:t xml:space="preserve">D</w:t>
-            </w:r>
-          </w:p>
-        </w:tc>
-        <w:tc>
-          <w:tcPr>
-            <w:tcW w:type="pct" w:w="1667"/>
-            <w:tcMar>
-              <w:top w:type="dxa" w:w="40"/>
-              <w:left w:type="dxa" w:w="100"/>
-              <w:bottom w:type="dxa" w:w="40"/>
-              <w:right w:type="dxa" w:w="100"/>
-            </w:tcMar>
-          </w:tcPr>
-          <w:p>
-            <w:pPr>
-              <w:spacing w:before="22" w:after="22"/>
-            </w:pPr>
-            <w:r>
-              <w:rPr>
-                <w:b/>
-                <w:bCs/>
-                <w:color w:val="8186EF"/>
-                <w:sz w:val="16"/>
-                <w:szCs w:val="16"/>
-              </w:rPr>
-              <w:t xml:space="preserve">19  </w:t>
-            </w:r>
-            <w:r>
-              <w:rPr>
-                <w:sz w:val="17"/>
-                <w:szCs w:val="17"/>
-              </w:rPr>
-              <w:t xml:space="preserve">C</w:t>
             </w:r>
           </w:p>
         </w:tc>
@@ -438,7 +438,7 @@
                 <w:sz w:val="17"/>
                 <w:szCs w:val="17"/>
               </w:rPr>
-              <w:t xml:space="preserve">C</w:t>
+              <w:t xml:space="preserve">T</w:t>
             </w:r>
           </w:p>
         </w:tc>
@@ -472,7 +472,7 @@
                 <w:sz w:val="17"/>
                 <w:szCs w:val="17"/>
               </w:rPr>
-              <w:t xml:space="preserve">A</w:t>
+              <w:t xml:space="preserve">B</w:t>
             </w:r>
           </w:p>
         </w:tc>
@@ -540,7 +540,7 @@
                 <w:sz w:val="17"/>
                 <w:szCs w:val="17"/>
               </w:rPr>
-              <w:t xml:space="preserve">C</w:t>
+              <w:t xml:space="preserve">B</w:t>
             </w:r>
           </w:p>
         </w:tc>
@@ -573,7 +573,7 @@
                 <w:sz w:val="17"/>
                 <w:szCs w:val="17"/>
               </w:rPr>
-              <w:t xml:space="preserve">Compare with the model earlier in this handout.</w:t>
+              <w:t xml:space="preserve">D</w:t>
             </w:r>
           </w:p>
         </w:tc>
@@ -609,7 +609,7 @@
                 <w:sz w:val="17"/>
                 <w:szCs w:val="17"/>
               </w:rPr>
-              <w:t xml:space="preserve">C</w:t>
+              <w:t xml:space="preserve">D</w:t>
             </w:r>
           </w:p>
         </w:tc>
@@ -677,7 +677,7 @@
                 <w:sz w:val="17"/>
                 <w:szCs w:val="17"/>
               </w:rPr>
-              <w:t xml:space="preserve">Consolidated financial statements present a parent and its subsidiaries as a single economic entity. They are prepared mainly for the parent's shareholders and creditors, who need to see all the resources the group controls and all its obligations.</w:t>
+              <w:t xml:space="preserve">A</w:t>
             </w:r>
           </w:p>
         </w:tc>
@@ -712,7 +712,7 @@
                 <w:sz w:val="17"/>
                 <w:szCs w:val="17"/>
               </w:rPr>
-              <w:t xml:space="preserve">D</w:t>
+              <w:t xml:space="preserve">A</w:t>
             </w:r>
           </w:p>
         </w:tc>
@@ -745,30 +745,40 @@
                 <w:sz w:val="17"/>
                 <w:szCs w:val="17"/>
               </w:rPr>
-              <w:t xml:space="preserve">D</w:t>
-            </w:r>
-          </w:p>
-        </w:tc>
-        <w:tc>
-          <w:tcPr>
-            <w:tcW w:type="pct" w:w="1667"/>
-            <w:tcMar>
-              <w:top w:type="dxa" w:w="40"/>
-              <w:left w:type="dxa" w:w="100"/>
-              <w:bottom w:type="dxa" w:w="40"/>
-              <w:right w:type="dxa" w:w="100"/>
-            </w:tcMar>
-          </w:tcPr>
-          <w:p>
-            <w:pPr>
-              <w:spacing w:before="24" w:after="24"/>
-            </w:pPr>
-            <w:r>
-              <w:rPr>
-                <w:sz w:val="16"/>
-                <w:szCs w:val="16"/>
-              </w:rPr>
-              <w:t xml:space="preserve"/>
+              <w:t xml:space="preserve">A</w:t>
+            </w:r>
+          </w:p>
+        </w:tc>
+        <w:tc>
+          <w:tcPr>
+            <w:tcW w:type="pct" w:w="1667"/>
+            <w:tcMar>
+              <w:top w:type="dxa" w:w="40"/>
+              <w:left w:type="dxa" w:w="100"/>
+              <w:bottom w:type="dxa" w:w="40"/>
+              <w:right w:type="dxa" w:w="100"/>
+            </w:tcMar>
+          </w:tcPr>
+          <w:p>
+            <w:pPr>
+              <w:spacing w:before="22" w:after="22"/>
+            </w:pPr>
+            <w:r>
+              <w:rPr>
+                <w:b/>
+                <w:bCs/>
+                <w:color w:val="8186EF"/>
+                <w:sz w:val="16"/>
+                <w:szCs w:val="16"/>
+              </w:rPr>
+              <w:t xml:space="preserve">23  </w:t>
+            </w:r>
+            <w:r>
+              <w:rPr>
+                <w:sz w:val="17"/>
+                <w:szCs w:val="17"/>
+              </w:rPr>
+              <w:t xml:space="preserve">Compare with the model earlier in this handout.</w:t>
             </w:r>
           </w:p>
         </w:tc>
@@ -804,7 +814,7 @@
                 <w:sz w:val="17"/>
                 <w:szCs w:val="17"/>
               </w:rPr>
-              <w:t xml:space="preserve">A</w:t>
+              <w:t xml:space="preserve">C</w:t>
             </w:r>
           </w:p>
         </w:tc>
@@ -838,7 +848,7 @@
                 <w:sz w:val="17"/>
                 <w:szCs w:val="17"/>
               </w:rPr>
-              <w:t xml:space="preserve">T</w:t>
+              <w:t xml:space="preserve">E</w:t>
             </w:r>
           </w:p>
         </w:tc>
@@ -855,14 +865,24 @@
           </w:tcPr>
           <w:p>
             <w:pPr>
-              <w:spacing w:before="24" w:after="24"/>
-            </w:pPr>
-            <w:r>
-              <w:rPr>
-                <w:sz w:val="16"/>
-                <w:szCs w:val="16"/>
-              </w:rPr>
-              <w:t xml:space="preserve"/>
+              <w:spacing w:before="22" w:after="22"/>
+            </w:pPr>
+            <w:r>
+              <w:rPr>
+                <w:b/>
+                <w:bCs/>
+                <w:color w:val="8186EF"/>
+                <w:sz w:val="16"/>
+                <w:szCs w:val="16"/>
+              </w:rPr>
+              <w:t xml:space="preserve">24  </w:t>
+            </w:r>
+            <w:r>
+              <w:rPr>
+                <w:sz w:val="17"/>
+                <w:szCs w:val="17"/>
+              </w:rPr>
+              <w:t xml:space="preserve">Consolidated financial statements present a parent and its subsidiaries as a single economic entity. They are prepared mainly for the parent's shareholders and creditors, who need to see all the resources the group controls and all its obligations.</w:t>
             </w:r>
           </w:p>
         </w:tc>
@@ -904,7 +924,7 @@
           <w:sz w:val="16"/>
           <w:szCs w:val="16"/>
         </w:rPr>
-        <w:t xml:space="preserve">The book writes: “Consolidated financial statements present a parent and its subsidiaries as a single economic entity. They are prepared mainly for the parent's shareholders and creditors, who need to see all the resources the group controls and all its obligations. A company consolidates another entity when it has a controlling financial interest in it.”</w:t>
+        <w:t xml:space="preserve">The book writes: “A company consolidates another entity when it has a controlling financial interest in it. Consolidation adds all of the subsidiary's assets, liabilities, revenues and expenses to the parent's, line by line, even when the parent owns less than all of its shares.”</w:t>
       </w:r>
     </w:p>
     <w:p>
@@ -927,7 +947,7 @@
           <w:sz w:val="16"/>
           <w:szCs w:val="16"/>
         </w:rPr>
-        <w:t xml:space="preserve">The book writes: “Consolidation adds all of the subsidiary's assets, liabilities, revenues and expenses to the parent's, line by line, even when the parent owns less than all of its shares. The part of a subsidiary's equity that the parent does not own is the noncontrolling interest (NCI).”</w:t>
+        <w:t xml:space="preserve">The book writes: “The part of a subsidiary's equity that the parent does not own is the noncontrolling interest (NCI). It is shown within consolidated equity, separately from the parent's equity.”</w:t>
       </w:r>
     </w:p>
     <w:p>
@@ -973,7 +993,7 @@
           <w:sz w:val="16"/>
           <w:szCs w:val="16"/>
         </w:rPr>
-        <w:t xml:space="preserve">The book pairs Less: upstream unrealized profit with “(25,000)”.</w:t>
+        <w:t xml:space="preserve">The framework defines the elements, and every amount belongs to one of them.</w:t>
       </w:r>
     </w:p>
     <w:p>
@@ -996,7 +1016,7 @@
           <w:sz w:val="16"/>
           <w:szCs w:val="16"/>
         </w:rPr>
-        <w:t xml:space="preserve">The book’s own table gives (25,000) as the answer of Less: upstream unrealized profit.</w:t>
+        <w:t xml:space="preserve">The book numbers “What consolidated statements are” as section 16.1.</w:t>
       </w:r>
     </w:p>
     <w:p>
@@ -1019,7 +1039,7 @@
           <w:sz w:val="16"/>
           <w:szCs w:val="16"/>
         </w:rPr>
-        <w:t xml:space="preserve">The book’s own table gives 900,000 − 120,000 − 25,000 = 755,000 as the answer of Adjusted net income of Levant.</w:t>
+        <w:t xml:space="preserve">Consolidation adds all the subsidiary's items; NCI is shown separately. A is wrong: Adding only 80% is proportionate consolidation. B is wrong: 20% is the NCI share, not what is consolidated.</w:t>
       </w:r>
     </w:p>
     <w:p>
@@ -1042,7 +1062,7 @@
           <w:sz w:val="16"/>
           <w:szCs w:val="16"/>
         </w:rPr>
-        <w:t xml:space="preserve">The book’s own table gives 20% × 755,000 = 151,000 as the answer of NCI share.</w:t>
+        <w:t xml:space="preserve">Joint ventures use the equity method. B is wrong: Proportionate consolidation is generally not allowed. C is wrong: Neither party controls alone.</w:t>
       </w:r>
     </w:p>
     <w:p>
@@ -1065,7 +1085,7 @@
           <w:sz w:val="16"/>
           <w:szCs w:val="16"/>
         </w:rPr>
-        <w:t xml:space="preserve">The book’s own table gives (20,000) as the answer of Less: dividends paid to NCI.</w:t>
+        <w:t xml:space="preserve">Only limited industry practice allows it. A is wrong: Joint ventures use the equity method. B is wrong: An associate uses the equity method.</w:t>
       </w:r>
     </w:p>
     <w:p>
@@ -1088,7 +1108,7 @@
           <w:sz w:val="16"/>
           <w:szCs w:val="16"/>
         </w:rPr>
-        <w:t xml:space="preserve">The book pairs Less: upstream unrealized profit with “(25,000)”.</w:t>
+        <w:t xml:space="preserve">Both downstream and upstream sales are removed in full. A is wrong: Intercompany sales must be removed. B is wrong: This is only the unrealized profit.</w:t>
       </w:r>
     </w:p>
     <w:p>
@@ -1111,7 +1131,7 @@
           <w:sz w:val="16"/>
           <w:szCs w:val="16"/>
         </w:rPr>
-        <w:t xml:space="preserve">The book pairs Adjusted net income of Levant with “900,000 − 120,000 − 25,000 = 755,000”, not with “20% × 755,000 = 151,000”.</w:t>
+        <w:t xml:space="preserve">Every cycle settles one rule and shows where it comes from.</w:t>
       </w:r>
     </w:p>
     <w:p>
@@ -1134,7 +1154,7 @@
           <w:sz w:val="16"/>
           <w:szCs w:val="16"/>
         </w:rPr>
-        <w:t xml:space="preserve">Consolidation adds all the subsidiary's items; NCI is shown separately. A is wrong: Adding only 80% is proportionate consolidation. B is wrong: 20% is the NCI share, not what is consolidated.</w:t>
+        <w:t xml:space="preserve">CMA questions use exact terms, and one word can change the answer.</w:t>
       </w:r>
     </w:p>
     <w:p>
@@ -1157,7 +1177,7 @@
           <w:sz w:val="16"/>
           <w:szCs w:val="16"/>
         </w:rPr>
-        <w:t xml:space="preserve">Both amounts are attributed on the face of the statement. A is wrong: The total includes NCI's share. B is wrong: NCI's share is an attribution, not an expense.</w:t>
+        <w:t xml:space="preserve">The term tables in each section are the book’s own.</w:t>
       </w:r>
     </w:p>
     <w:p>
@@ -1180,7 +1200,7 @@
           <w:sz w:val="16"/>
           <w:szCs w:val="16"/>
         </w:rPr>
-        <w:t xml:space="preserve">Price + NCI fair value − net assets. A is wrong: Goodwill arises because the total exceeds net assets. B is wrong: This measures NCI at 30% of net assets (partial goodwill).</w:t>
+        <w:t xml:space="preserve">Joint operators account for their rights and obligations directly. A is wrong: The equity method is for joint ventures. C is wrong: No single party controls it.</w:t>
       </w:r>
     </w:p>
     <w:p>
@@ -1203,122 +1223,7 @@
           <w:sz w:val="16"/>
           <w:szCs w:val="16"/>
         </w:rPr>
-        <w:t xml:space="preserve">ASC 810 attributes losses to NCI without a floor. B is wrong: This was the old practice before FAS 160. C is wrong: NCI stays in equity.</w:t>
-      </w:r>
-    </w:p>
-    <w:p>
-      <w:pPr>
-        <w:spacing w:after="18"/>
-        <w:ind w:left="300" w:hanging="300"/>
-      </w:pPr>
-      <w:r>
-        <w:rPr>
-          <w:b/>
-          <w:bCs/>
-          <w:color w:val="8186EF"/>
-          <w:sz w:val="16"/>
-          <w:szCs w:val="16"/>
-        </w:rPr>
-        <w:t xml:space="preserve">15  </w:t>
-      </w:r>
-      <w:r>
-        <w:rPr>
-          <w:sz w:val="16"/>
-          <w:szCs w:val="16"/>
-        </w:rPr>
-        <w:t xml:space="preserve">Consolidation adds all the subsidiary's items; NCI is shown separately. A is wrong: Adding only 80% is proportionate consolidation. B is wrong: 20% is the NCI share, not what is consolidated.</w:t>
-      </w:r>
-    </w:p>
-    <w:p>
-      <w:pPr>
-        <w:spacing w:after="18"/>
-        <w:ind w:left="300" w:hanging="300"/>
-      </w:pPr>
-      <w:r>
-        <w:rPr>
-          <w:b/>
-          <w:bCs/>
-          <w:color w:val="8186EF"/>
-          <w:sz w:val="16"/>
-          <w:szCs w:val="16"/>
-        </w:rPr>
-        <w:t xml:space="preserve">16  </w:t>
-      </w:r>
-      <w:r>
-        <w:rPr>
-          <w:sz w:val="16"/>
-          <w:szCs w:val="16"/>
-        </w:rPr>
-        <w:t xml:space="preserve">CMA questions use exact terms, and one word can change the answer.</w:t>
-      </w:r>
-    </w:p>
-    <w:p>
-      <w:pPr>
-        <w:spacing w:after="18"/>
-        <w:ind w:left="300" w:hanging="300"/>
-      </w:pPr>
-      <w:r>
-        <w:rPr>
-          <w:b/>
-          <w:bCs/>
-          <w:color w:val="8186EF"/>
-          <w:sz w:val="16"/>
-          <w:szCs w:val="16"/>
-        </w:rPr>
-        <w:t xml:space="preserve">17  </w:t>
-      </w:r>
-      <w:r>
-        <w:rPr>
-          <w:sz w:val="16"/>
-          <w:szCs w:val="16"/>
-        </w:rPr>
-        <w:t xml:space="preserve">The term tables in each section are the book’s own.</w:t>
-      </w:r>
-    </w:p>
-    <w:p>
-      <w:pPr>
-        <w:spacing w:after="18"/>
-        <w:ind w:left="300" w:hanging="300"/>
-      </w:pPr>
-      <w:r>
-        <w:rPr>
-          <w:b/>
-          <w:bCs/>
-          <w:color w:val="8186EF"/>
-          <w:sz w:val="16"/>
-          <w:szCs w:val="16"/>
-        </w:rPr>
-        <w:t xml:space="preserve">18  </w:t>
-      </w:r>
-      <w:r>
-        <w:rPr>
-          <w:sz w:val="16"/>
-          <w:szCs w:val="16"/>
-        </w:rPr>
-        <w:t xml:space="preserve">Insufficient equity at risk is a VIE characteristic. A is wrong: The number of owners is not a VIE test. C is wrong: Dividends are not a VIE test.</w:t>
-      </w:r>
-    </w:p>
-    <w:p>
-      <w:pPr>
-        <w:spacing w:after="18"/>
-        <w:ind w:left="300" w:hanging="300"/>
-      </w:pPr>
-      <w:r>
-        <w:rPr>
-          <w:b/>
-          <w:bCs/>
-          <w:color w:val="8186EF"/>
-          <w:sz w:val="16"/>
-          <w:szCs w:val="16"/>
-        </w:rPr>
-        <w:t xml:space="preserve">19  </w:t>
-      </w:r>
-      <w:r>
-        <w:rPr>
-          <w:sz w:val="16"/>
-          <w:szCs w:val="16"/>
-        </w:rPr>
-        <w:t xml:space="preserve">Both power and economics are required. A is wrong: Economics alone are not enough. B is wrong: A lender does not use the equity method.</w:t>
+        <w:t xml:space="preserve">The primary beneficiary assessment is continuous. B is wrong: All variable-interest holders reassess. C is wrong: Other variable-interest holders reassess too.</w:t>
       </w:r>
     </w:p>
     <w:p>
@@ -1335,6 +1240,52 @@
           <w:szCs w:val="16"/>
         </w:rPr>
         <w:t xml:space="preserve">20  </w:t>
+      </w:r>
+      <w:r>
+        <w:rPr>
+          <w:sz w:val="16"/>
+          <w:szCs w:val="16"/>
+        </w:rPr>
+        <w:t xml:space="preserve">The truck returns to its original cost basis for the group. A is wrong: A sale inside the group is not a real sale. C is wrong: Intercompany gains are removed in full.</w:t>
+      </w:r>
+    </w:p>
+    <w:p>
+      <w:pPr>
+        <w:spacing w:after="18"/>
+        <w:ind w:left="300" w:hanging="300"/>
+      </w:pPr>
+      <w:r>
+        <w:rPr>
+          <w:b/>
+          <w:bCs/>
+          <w:color w:val="8186EF"/>
+          <w:sz w:val="16"/>
+          <w:szCs w:val="16"/>
+        </w:rPr>
+        <w:t xml:space="preserve">21  </w:t>
+      </w:r>
+      <w:r>
+        <w:rPr>
+          <w:sz w:val="16"/>
+          <w:szCs w:val="16"/>
+        </w:rPr>
+        <w:t xml:space="preserve">Both downstream and upstream sales are removed in full. A is wrong: Intercompany sales must be removed. B is wrong: This is only the unrealized profit.</w:t>
+      </w:r>
+    </w:p>
+    <w:p>
+      <w:pPr>
+        <w:spacing w:after="18"/>
+        <w:ind w:left="300" w:hanging="300"/>
+      </w:pPr>
+      <w:r>
+        <w:rPr>
+          <w:b/>
+          <w:bCs/>
+          <w:color w:val="8186EF"/>
+          <w:sz w:val="16"/>
+          <w:szCs w:val="16"/>
+        </w:rPr>
+        <w:t xml:space="preserve">22  </w:t>
       </w:r>
       <w:r>
         <w:rPr>
@@ -1451,73 +1402,73 @@
                 <w:sz w:val="17"/>
                 <w:szCs w:val="17"/>
               </w:rPr>
-              <w:t xml:space="preserve">identify · variable · activities</w:t>
-            </w:r>
-          </w:p>
-        </w:tc>
-        <w:tc>
-          <w:tcPr>
-            <w:tcW w:type="pct" w:w="1667"/>
-            <w:tcMar>
-              <w:top w:type="dxa" w:w="40"/>
-              <w:left w:type="dxa" w:w="100"/>
-              <w:bottom w:type="dxa" w:w="40"/>
-              <w:right w:type="dxa" w:w="100"/>
-            </w:tcMar>
-          </w:tcPr>
-          <w:p>
-            <w:pPr>
-              <w:spacing w:before="22" w:after="22"/>
-            </w:pPr>
-            <w:r>
-              <w:rPr>
-                <w:b/>
-                <w:bCs/>
-                <w:color w:val="8186EF"/>
-                <w:sz w:val="16"/>
-                <w:szCs w:val="16"/>
-              </w:rPr>
-              <w:t xml:space="preserve">9  </w:t>
-            </w:r>
-            <w:r>
-              <w:rPr>
-                <w:sz w:val="17"/>
-                <w:szCs w:val="17"/>
-              </w:rPr>
-              <w:t xml:space="preserve">D</w:t>
-            </w:r>
-          </w:p>
-        </w:tc>
-        <w:tc>
-          <w:tcPr>
-            <w:tcW w:type="pct" w:w="1667"/>
-            <w:tcMar>
-              <w:top w:type="dxa" w:w="40"/>
-              <w:left w:type="dxa" w:w="100"/>
-              <w:bottom w:type="dxa" w:w="40"/>
-              <w:right w:type="dxa" w:w="100"/>
-            </w:tcMar>
-          </w:tcPr>
-          <w:p>
-            <w:pPr>
-              <w:spacing w:before="22" w:after="22"/>
-            </w:pPr>
-            <w:r>
-              <w:rPr>
-                <w:b/>
-                <w:bCs/>
-                <w:color w:val="8186EF"/>
-                <w:sz w:val="16"/>
-                <w:szCs w:val="16"/>
-              </w:rPr>
-              <w:t xml:space="preserve">17  </w:t>
-            </w:r>
-            <w:r>
-              <w:rPr>
-                <w:sz w:val="17"/>
-                <w:szCs w:val="17"/>
-              </w:rPr>
-              <w:t xml:space="preserve">B</w:t>
+              <w:t xml:space="preserve">finance · activities · interest</w:t>
+            </w:r>
+          </w:p>
+        </w:tc>
+        <w:tc>
+          <w:tcPr>
+            <w:tcW w:type="pct" w:w="1667"/>
+            <w:tcMar>
+              <w:top w:type="dxa" w:w="40"/>
+              <w:left w:type="dxa" w:w="100"/>
+              <w:bottom w:type="dxa" w:w="40"/>
+              <w:right w:type="dxa" w:w="100"/>
+            </w:tcMar>
+          </w:tcPr>
+          <w:p>
+            <w:pPr>
+              <w:spacing w:before="22" w:after="22"/>
+            </w:pPr>
+            <w:r>
+              <w:rPr>
+                <w:b/>
+                <w:bCs/>
+                <w:color w:val="8186EF"/>
+                <w:sz w:val="16"/>
+                <w:szCs w:val="16"/>
+              </w:rPr>
+              <w:t xml:space="preserve">8  </w:t>
+            </w:r>
+            <w:r>
+              <w:rPr>
+                <w:sz w:val="17"/>
+                <w:szCs w:val="17"/>
+              </w:rPr>
+              <w:t xml:space="preserve">A</w:t>
+            </w:r>
+          </w:p>
+        </w:tc>
+        <w:tc>
+          <w:tcPr>
+            <w:tcW w:type="pct" w:w="1667"/>
+            <w:tcMar>
+              <w:top w:type="dxa" w:w="40"/>
+              <w:left w:type="dxa" w:w="100"/>
+              <w:bottom w:type="dxa" w:w="40"/>
+              <w:right w:type="dxa" w:w="100"/>
+            </w:tcMar>
+          </w:tcPr>
+          <w:p>
+            <w:pPr>
+              <w:spacing w:before="22" w:after="22"/>
+            </w:pPr>
+            <w:r>
+              <w:rPr>
+                <w:b/>
+                <w:bCs/>
+                <w:color w:val="8186EF"/>
+                <w:sz w:val="16"/>
+                <w:szCs w:val="16"/>
+              </w:rPr>
+              <w:t xml:space="preserve">15  </w:t>
+            </w:r>
+            <w:r>
+              <w:rPr>
+                <w:sz w:val="17"/>
+                <w:szCs w:val="17"/>
+              </w:rPr>
+              <w:t xml:space="preserve">A</w:t>
             </w:r>
           </w:p>
         </w:tc>
@@ -1580,14 +1531,14 @@
                 <w:sz w:val="16"/>
                 <w:szCs w:val="16"/>
               </w:rPr>
-              <w:t xml:space="preserve">10  </w:t>
-            </w:r>
-            <w:r>
-              <w:rPr>
-                <w:sz w:val="17"/>
-                <w:szCs w:val="17"/>
-              </w:rPr>
-              <w:t xml:space="preserve">A</w:t>
+              <w:t xml:space="preserve">9  </w:t>
+            </w:r>
+            <w:r>
+              <w:rPr>
+                <w:sz w:val="17"/>
+                <w:szCs w:val="17"/>
+              </w:rPr>
+              <w:t xml:space="preserve">T</w:t>
             </w:r>
           </w:p>
         </w:tc>
@@ -1614,14 +1565,14 @@
                 <w:sz w:val="16"/>
                 <w:szCs w:val="16"/>
               </w:rPr>
-              <w:t xml:space="preserve">18  </w:t>
-            </w:r>
-            <w:r>
-              <w:rPr>
-                <w:sz w:val="17"/>
-                <w:szCs w:val="17"/>
-              </w:rPr>
-              <w:t xml:space="preserve">D</w:t>
+              <w:t xml:space="preserve">16  </w:t>
+            </w:r>
+            <w:r>
+              <w:rPr>
+                <w:sz w:val="17"/>
+                <w:szCs w:val="17"/>
+              </w:rPr>
+              <w:t xml:space="preserve">B</w:t>
             </w:r>
           </w:p>
         </w:tc>
@@ -1656,33 +1607,66 @@
                 <w:sz w:val="17"/>
                 <w:szCs w:val="17"/>
               </w:rPr>
-              <w:t xml:space="preserve">guarantee · beneficiary · consolidates</w:t>
-            </w:r>
-          </w:p>
-        </w:tc>
-        <w:tc>
-          <w:tcPr>
-            <w:tcW w:type="pct" w:w="1667"/>
-            <w:tcMar>
-              <w:top w:type="dxa" w:w="40"/>
-              <w:left w:type="dxa" w:w="100"/>
-              <w:bottom w:type="dxa" w:w="40"/>
-              <w:right w:type="dxa" w:w="100"/>
-            </w:tcMar>
-          </w:tcPr>
-          <w:p>
-            <w:pPr>
-              <w:spacing w:before="22" w:after="22"/>
-            </w:pPr>
-            <w:r>
-              <w:rPr>
-                <w:b/>
-                <w:bCs/>
-                <w:color w:val="8186EF"/>
-                <w:sz w:val="16"/>
-                <w:szCs w:val="16"/>
-              </w:rPr>
-              <w:t xml:space="preserve">11  </w:t>
+              <w:t xml:space="preserve">primary beneficiary · consolidates · entrepreneur's</w:t>
+            </w:r>
+          </w:p>
+        </w:tc>
+        <w:tc>
+          <w:tcPr>
+            <w:tcW w:type="pct" w:w="1667"/>
+            <w:tcMar>
+              <w:top w:type="dxa" w:w="40"/>
+              <w:left w:type="dxa" w:w="100"/>
+              <w:bottom w:type="dxa" w:w="40"/>
+              <w:right w:type="dxa" w:w="100"/>
+            </w:tcMar>
+          </w:tcPr>
+          <w:p>
+            <w:pPr>
+              <w:spacing w:before="22" w:after="22"/>
+            </w:pPr>
+            <w:r>
+              <w:rPr>
+                <w:b/>
+                <w:bCs/>
+                <w:color w:val="8186EF"/>
+                <w:sz w:val="16"/>
+                <w:szCs w:val="16"/>
+              </w:rPr>
+              <w:t xml:space="preserve">10  </w:t>
+            </w:r>
+            <w:r>
+              <w:rPr>
+                <w:sz w:val="17"/>
+                <w:szCs w:val="17"/>
+              </w:rPr>
+              <w:t xml:space="preserve">A</w:t>
+            </w:r>
+          </w:p>
+        </w:tc>
+        <w:tc>
+          <w:tcPr>
+            <w:tcW w:type="pct" w:w="1667"/>
+            <w:tcMar>
+              <w:top w:type="dxa" w:w="40"/>
+              <w:left w:type="dxa" w:w="100"/>
+              <w:bottom w:type="dxa" w:w="40"/>
+              <w:right w:type="dxa" w:w="100"/>
+            </w:tcMar>
+          </w:tcPr>
+          <w:p>
+            <w:pPr>
+              <w:spacing w:before="22" w:after="22"/>
+            </w:pPr>
+            <w:r>
+              <w:rPr>
+                <w:b/>
+                <w:bCs/>
+                <w:color w:val="8186EF"/>
+                <w:sz w:val="16"/>
+                <w:szCs w:val="16"/>
+              </w:rPr>
+              <w:t xml:space="preserve">17  </w:t>
             </w:r>
             <w:r>
               <w:rPr>
@@ -1690,39 +1674,6 @@
                 <w:szCs w:val="17"/>
               </w:rPr>
               <w:t xml:space="preserve">C</w:t>
-            </w:r>
-          </w:p>
-        </w:tc>
-        <w:tc>
-          <w:tcPr>
-            <w:tcW w:type="pct" w:w="1667"/>
-            <w:tcMar>
-              <w:top w:type="dxa" w:w="40"/>
-              <w:left w:type="dxa" w:w="100"/>
-              <w:bottom w:type="dxa" w:w="40"/>
-              <w:right w:type="dxa" w:w="100"/>
-            </w:tcMar>
-          </w:tcPr>
-          <w:p>
-            <w:pPr>
-              <w:spacing w:before="22" w:after="22"/>
-            </w:pPr>
-            <w:r>
-              <w:rPr>
-                <w:b/>
-                <w:bCs/>
-                <w:color w:val="8186EF"/>
-                <w:sz w:val="16"/>
-                <w:szCs w:val="16"/>
-              </w:rPr>
-              <w:t xml:space="preserve">19  </w:t>
-            </w:r>
-            <w:r>
-              <w:rPr>
-                <w:sz w:val="17"/>
-                <w:szCs w:val="17"/>
-              </w:rPr>
-              <w:t xml:space="preserve">B</w:t>
             </w:r>
           </w:p>
         </w:tc>
@@ -1785,14 +1736,14 @@
                 <w:sz w:val="16"/>
                 <w:szCs w:val="16"/>
               </w:rPr>
-              <w:t xml:space="preserve">12  </w:t>
-            </w:r>
-            <w:r>
-              <w:rPr>
-                <w:sz w:val="17"/>
-                <w:szCs w:val="17"/>
-              </w:rPr>
-              <w:t xml:space="preserve">D</w:t>
+              <w:t xml:space="preserve">11  </w:t>
+            </w:r>
+            <w:r>
+              <w:rPr>
+                <w:sz w:val="17"/>
+                <w:szCs w:val="17"/>
+              </w:rPr>
+              <w:t xml:space="preserve">B</w:t>
             </w:r>
           </w:p>
         </w:tc>
@@ -1819,14 +1770,14 @@
                 <w:sz w:val="16"/>
                 <w:szCs w:val="16"/>
               </w:rPr>
-              <w:t xml:space="preserve">20  </w:t>
-            </w:r>
-            <w:r>
-              <w:rPr>
-                <w:sz w:val="17"/>
-                <w:szCs w:val="17"/>
-              </w:rPr>
-              <w:t xml:space="preserve">A</w:t>
+              <w:t xml:space="preserve">18  </w:t>
+            </w:r>
+            <w:r>
+              <w:rPr>
+                <w:sz w:val="17"/>
+                <w:szCs w:val="17"/>
+              </w:rPr>
+              <w:t xml:space="preserve">E</w:t>
             </w:r>
           </w:p>
         </w:tc>
@@ -1887,47 +1838,47 @@
                 <w:sz w:val="16"/>
                 <w:szCs w:val="16"/>
               </w:rPr>
-              <w:t xml:space="preserve">13  </w:t>
-            </w:r>
-            <w:r>
-              <w:rPr>
-                <w:sz w:val="17"/>
-                <w:szCs w:val="17"/>
-              </w:rPr>
-              <w:t xml:space="preserve">D</w:t>
-            </w:r>
-          </w:p>
-        </w:tc>
-        <w:tc>
-          <w:tcPr>
-            <w:tcW w:type="pct" w:w="1667"/>
-            <w:tcMar>
-              <w:top w:type="dxa" w:w="40"/>
-              <w:left w:type="dxa" w:w="100"/>
-              <w:bottom w:type="dxa" w:w="40"/>
-              <w:right w:type="dxa" w:w="100"/>
-            </w:tcMar>
-          </w:tcPr>
-          <w:p>
-            <w:pPr>
-              <w:spacing w:before="22" w:after="22"/>
-            </w:pPr>
-            <w:r>
-              <w:rPr>
-                <w:b/>
-                <w:bCs/>
-                <w:color w:val="8186EF"/>
-                <w:sz w:val="16"/>
-                <w:szCs w:val="16"/>
-              </w:rPr>
-              <w:t xml:space="preserve">21  </w:t>
-            </w:r>
-            <w:r>
-              <w:rPr>
-                <w:sz w:val="17"/>
-                <w:szCs w:val="17"/>
-              </w:rPr>
-              <w:t xml:space="preserve">Compare with the model earlier in this handout.</w:t>
+              <w:t xml:space="preserve">12  </w:t>
+            </w:r>
+            <w:r>
+              <w:rPr>
+                <w:sz w:val="17"/>
+                <w:szCs w:val="17"/>
+              </w:rPr>
+              <w:t xml:space="preserve">B</w:t>
+            </w:r>
+          </w:p>
+        </w:tc>
+        <w:tc>
+          <w:tcPr>
+            <w:tcW w:type="pct" w:w="1667"/>
+            <w:tcMar>
+              <w:top w:type="dxa" w:w="40"/>
+              <w:left w:type="dxa" w:w="100"/>
+              <w:bottom w:type="dxa" w:w="40"/>
+              <w:right w:type="dxa" w:w="100"/>
+            </w:tcMar>
+          </w:tcPr>
+          <w:p>
+            <w:pPr>
+              <w:spacing w:before="22" w:after="22"/>
+            </w:pPr>
+            <w:r>
+              <w:rPr>
+                <w:b/>
+                <w:bCs/>
+                <w:color w:val="8186EF"/>
+                <w:sz w:val="16"/>
+                <w:szCs w:val="16"/>
+              </w:rPr>
+              <w:t xml:space="preserve">19  </w:t>
+            </w:r>
+            <w:r>
+              <w:rPr>
+                <w:sz w:val="17"/>
+                <w:szCs w:val="17"/>
+              </w:rPr>
+              <w:t xml:space="preserve">A</w:t>
             </w:r>
           </w:p>
         </w:tc>
@@ -1963,7 +1914,7 @@
                 <w:sz w:val="17"/>
                 <w:szCs w:val="17"/>
               </w:rPr>
-              <w:t xml:space="preserve">B</w:t>
+              <w:t xml:space="preserve">C</w:t>
             </w:r>
           </w:p>
         </w:tc>
@@ -1990,14 +1941,14 @@
                 <w:sz w:val="16"/>
                 <w:szCs w:val="16"/>
               </w:rPr>
-              <w:t xml:space="preserve">14  </w:t>
-            </w:r>
-            <w:r>
-              <w:rPr>
-                <w:sz w:val="17"/>
-                <w:szCs w:val="17"/>
-              </w:rPr>
-              <w:t xml:space="preserve">T</w:t>
+              <w:t xml:space="preserve">13  </w:t>
+            </w:r>
+            <w:r>
+              <w:rPr>
+                <w:sz w:val="17"/>
+                <w:szCs w:val="17"/>
+              </w:rPr>
+              <w:t xml:space="preserve">A</w:t>
             </w:r>
           </w:p>
         </w:tc>
@@ -2024,14 +1975,14 @@
                 <w:sz w:val="16"/>
                 <w:szCs w:val="16"/>
               </w:rPr>
-              <w:t xml:space="preserve">22  </w:t>
-            </w:r>
-            <w:r>
-              <w:rPr>
-                <w:sz w:val="17"/>
-                <w:szCs w:val="17"/>
-              </w:rPr>
-              <w:t xml:space="preserve">U.S. GAAP has two ways to identify control, and they are applied in order. First, the company asks whether the other entity is a variable interest entity (VIE). An entity is a VIE if its equity at risk is too small to finance its activities, or if its equity holders do not have the power to direct it or do not bear its losses and returns.</w:t>
+              <w:t xml:space="preserve">20  </w:t>
+            </w:r>
+            <w:r>
+              <w:rPr>
+                <w:sz w:val="17"/>
+                <w:szCs w:val="17"/>
+              </w:rPr>
+              <w:t xml:space="preserve">Compare with the model earlier in this handout.</w:t>
             </w:r>
           </w:p>
         </w:tc>
@@ -2066,39 +2017,6 @@
                 <w:sz w:val="17"/>
                 <w:szCs w:val="17"/>
               </w:rPr>
-              <w:t xml:space="preserve">B</w:t>
-            </w:r>
-          </w:p>
-        </w:tc>
-        <w:tc>
-          <w:tcPr>
-            <w:tcW w:type="pct" w:w="1667"/>
-            <w:tcMar>
-              <w:top w:type="dxa" w:w="40"/>
-              <w:left w:type="dxa" w:w="100"/>
-              <w:bottom w:type="dxa" w:w="40"/>
-              <w:right w:type="dxa" w:w="100"/>
-            </w:tcMar>
-          </w:tcPr>
-          <w:p>
-            <w:pPr>
-              <w:spacing w:before="22" w:after="22"/>
-            </w:pPr>
-            <w:r>
-              <w:rPr>
-                <w:b/>
-                <w:bCs/>
-                <w:color w:val="8186EF"/>
-                <w:sz w:val="16"/>
-                <w:szCs w:val="16"/>
-              </w:rPr>
-              <w:t xml:space="preserve">15  </w:t>
-            </w:r>
-            <w:r>
-              <w:rPr>
-                <w:sz w:val="17"/>
-                <w:szCs w:val="17"/>
-              </w:rPr>
               <w:t xml:space="preserve">A</w:t>
             </w:r>
           </w:p>
@@ -2115,108 +2033,57 @@
           </w:tcPr>
           <w:p>
             <w:pPr>
-              <w:spacing w:before="24" w:after="24"/>
-            </w:pPr>
-            <w:r>
-              <w:rPr>
-                <w:sz w:val="16"/>
-                <w:szCs w:val="16"/>
-              </w:rPr>
-              <w:t xml:space="preserve"/>
-            </w:r>
-          </w:p>
-        </w:tc>
-      </w:tr>
-      <w:tr>
-        <w:tc>
-          <w:tcPr>
-            <w:tcW w:type="pct" w:w="1667"/>
-            <w:shd w:fill="FBFAF6" w:val="clear"/>
-            <w:tcMar>
-              <w:top w:type="dxa" w:w="40"/>
-              <w:left w:type="dxa" w:w="100"/>
-              <w:bottom w:type="dxa" w:w="40"/>
-              <w:right w:type="dxa" w:w="100"/>
-            </w:tcMar>
-          </w:tcPr>
-          <w:p>
-            <w:pPr>
-              <w:spacing w:before="22" w:after="22"/>
-            </w:pPr>
-            <w:r>
-              <w:rPr>
-                <w:b/>
-                <w:bCs/>
-                <w:color w:val="8186EF"/>
-                <w:sz w:val="16"/>
-                <w:szCs w:val="16"/>
-              </w:rPr>
-              <w:t xml:space="preserve">8  </w:t>
-            </w:r>
-            <w:r>
-              <w:rPr>
-                <w:sz w:val="17"/>
-                <w:szCs w:val="17"/>
-              </w:rPr>
-              <w:t xml:space="preserve">A</w:t>
-            </w:r>
-          </w:p>
-        </w:tc>
-        <w:tc>
-          <w:tcPr>
-            <w:tcW w:type="pct" w:w="1667"/>
-            <w:shd w:fill="FBFAF6" w:val="clear"/>
-            <w:tcMar>
-              <w:top w:type="dxa" w:w="40"/>
-              <w:left w:type="dxa" w:w="100"/>
-              <w:bottom w:type="dxa" w:w="40"/>
-              <w:right w:type="dxa" w:w="100"/>
-            </w:tcMar>
-          </w:tcPr>
-          <w:p>
-            <w:pPr>
-              <w:spacing w:before="22" w:after="22"/>
-            </w:pPr>
-            <w:r>
-              <w:rPr>
-                <w:b/>
-                <w:bCs/>
-                <w:color w:val="8186EF"/>
-                <w:sz w:val="16"/>
-                <w:szCs w:val="16"/>
-              </w:rPr>
-              <w:t xml:space="preserve">16  </w:t>
-            </w:r>
-            <w:r>
-              <w:rPr>
-                <w:sz w:val="17"/>
-                <w:szCs w:val="17"/>
-              </w:rPr>
-              <w:t xml:space="preserve">B</w:t>
-            </w:r>
-          </w:p>
-        </w:tc>
-        <w:tc>
-          <w:tcPr>
-            <w:tcW w:type="pct" w:w="1667"/>
-            <w:shd w:fill="FBFAF6" w:val="clear"/>
-            <w:tcMar>
-              <w:top w:type="dxa" w:w="40"/>
-              <w:left w:type="dxa" w:w="100"/>
-              <w:bottom w:type="dxa" w:w="40"/>
-              <w:right w:type="dxa" w:w="100"/>
-            </w:tcMar>
-          </w:tcPr>
-          <w:p>
-            <w:pPr>
-              <w:spacing w:before="24" w:after="24"/>
-            </w:pPr>
-            <w:r>
-              <w:rPr>
-                <w:sz w:val="16"/>
-                <w:szCs w:val="16"/>
-              </w:rPr>
-              <w:t xml:space="preserve"/>
+              <w:spacing w:before="22" w:after="22"/>
+            </w:pPr>
+            <w:r>
+              <w:rPr>
+                <w:b/>
+                <w:bCs/>
+                <w:color w:val="8186EF"/>
+                <w:sz w:val="16"/>
+                <w:szCs w:val="16"/>
+              </w:rPr>
+              <w:t xml:space="preserve">14  </w:t>
+            </w:r>
+            <w:r>
+              <w:rPr>
+                <w:sz w:val="17"/>
+                <w:szCs w:val="17"/>
+              </w:rPr>
+              <w:t xml:space="preserve">D</w:t>
+            </w:r>
+          </w:p>
+        </w:tc>
+        <w:tc>
+          <w:tcPr>
+            <w:tcW w:type="pct" w:w="1667"/>
+            <w:tcMar>
+              <w:top w:type="dxa" w:w="40"/>
+              <w:left w:type="dxa" w:w="100"/>
+              <w:bottom w:type="dxa" w:w="40"/>
+              <w:right w:type="dxa" w:w="100"/>
+            </w:tcMar>
+          </w:tcPr>
+          <w:p>
+            <w:pPr>
+              <w:spacing w:before="22" w:after="22"/>
+            </w:pPr>
+            <w:r>
+              <w:rPr>
+                <w:b/>
+                <w:bCs/>
+                <w:color w:val="8186EF"/>
+                <w:sz w:val="16"/>
+                <w:szCs w:val="16"/>
+              </w:rPr>
+              <w:t xml:space="preserve">21  </w:t>
+            </w:r>
+            <w:r>
+              <w:rPr>
+                <w:sz w:val="17"/>
+                <w:szCs w:val="17"/>
+              </w:rPr>
+              <w:t xml:space="preserve">U.S. GAAP has two ways to identify control, and they are applied in order. First, the company asks whether the other entity is a variable interest entity (VIE). An entity is a VIE if its equity at risk is too small to finance its activities, or if its equity holders do not have the power to direct it or do not bear its losses and returns.</w:t>
             </w:r>
           </w:p>
         </w:tc>
@@ -2258,7 +2125,7 @@
           <w:sz w:val="16"/>
           <w:szCs w:val="16"/>
         </w:rPr>
-        <w:t xml:space="preserve">The book writes: “GAAP has two ways to identify control, and they are applied in order. First, the company asks whether the other entity is a variable interest entity (VIE). An entity is a VIE if its equity at risk is too small to finance its activities, or if its equity holders do not have the power to direct it or do not bear its losses and returns.”</w:t>
+        <w:t xml:space="preserve">The book writes: “An entity is a VIE if its equity at risk is too small to finance its activities, or if its equity holders do not have the power to direct it or do not bear its losses and returns. If the entity is not a VIE, the voting interest model applies.”</w:t>
       </w:r>
     </w:p>
     <w:p>
@@ -2281,7 +2148,7 @@
           <w:sz w:val="16"/>
           <w:szCs w:val="16"/>
         </w:rPr>
-        <w:t xml:space="preserve">The book writes: “A company that holds more than 50% of the votes generally controls the entity, unless other owners have substantive participating rights, such as the right to approve budgets. Decision chart: test the VIE model first, then the voting interest model. Suppose a logistics entrepreneur owns all the shares of Orontes Cold-Chain Logistics SPV.”</w:t>
+        <w:t xml:space="preserve">The book writes: “A company that holds more than 50% of the votes generally controls the entity, unless other owners have substantive participating rights, such as the right to approve budgets. Suppose a logistics entrepreneur owns all the shares of Orontes Cold-Chain Logistics SPV.”</w:t>
       </w:r>
     </w:p>
     <w:p>
@@ -2304,7 +2171,7 @@
           <w:sz w:val="16"/>
           <w:szCs w:val="16"/>
         </w:rPr>
-        <w:t xml:space="preserve">The book writes: “Orontes has the power and bears the losses through its guarantee, so it is the primary beneficiary. Orontes consolidates the SPV although it owns no shares. Test the VIE model before counting votes.”</w:t>
+        <w:t xml:space="preserve">The book writes: “Orontes has the power and bears the losses through its guarantee, so it is the primary beneficiary. Orontes consolidates the SPV although it owns no shares. The entrepreneur's $100,000 is NCI. Test the VIE model before counting votes.”</w:t>
       </w:r>
     </w:p>
     <w:p>
@@ -2373,7 +2240,7 @@
           <w:sz w:val="16"/>
           <w:szCs w:val="16"/>
         </w:rPr>
-        <w:t xml:space="preserve">The book’s own table gives VIE as the conclusion of Do the equity holders direct the key activities?.</w:t>
+        <w:t xml:space="preserve">Both amounts are attributed on the face of the statement. A is wrong: The total includes NCI's share. B is wrong: NCI's share is an attribution, not an expense.</w:t>
       </w:r>
     </w:p>
     <w:p>
@@ -2396,7 +2263,7 @@
           <w:sz w:val="16"/>
           <w:szCs w:val="16"/>
         </w:rPr>
-        <w:t xml:space="preserve">The book’s own table gives Orontes as the conclusion of Who absorbs losses?.</w:t>
+        <w:t xml:space="preserve">The primary beneficiary assessment is continuous. B is wrong: All variable-interest holders reassess. C is wrong: Other variable-interest holders reassess too.</w:t>
       </w:r>
     </w:p>
     <w:p>
@@ -2419,7 +2286,7 @@
           <w:sz w:val="16"/>
           <w:szCs w:val="16"/>
         </w:rPr>
-        <w:t xml:space="preserve">The book’s own table gives Orontes consolidates as the conclusion of Primary beneficiary?.</w:t>
+        <w:t xml:space="preserve">Every cycle settles one rule and shows where it comes from.</w:t>
       </w:r>
     </w:p>
     <w:p>
@@ -2442,7 +2309,7 @@
           <w:sz w:val="16"/>
           <w:szCs w:val="16"/>
         </w:rPr>
-        <w:t xml:space="preserve">Substantive participating rights overcome majority control. A is wrong: Votes alone do not decide when others can block key decisions. B is wrong: Blocking rights do not give the 40% owner control.</w:t>
+        <w:t xml:space="preserve">CMA questions use exact terms, and one word can change the answer.</w:t>
       </w:r>
     </w:p>
     <w:p>
@@ -2465,7 +2332,7 @@
           <w:sz w:val="16"/>
           <w:szCs w:val="16"/>
         </w:rPr>
-        <w:t xml:space="preserve">Joint ventures use the equity method. B is wrong: Proportionate consolidation is generally not allowed. C is wrong: Neither party controls alone.</w:t>
+        <w:t xml:space="preserve">The book’s own table gives Full consolidation as the category of Tadmor Retail (75%).</w:t>
       </w:r>
     </w:p>
     <w:p>
@@ -2488,7 +2355,7 @@
           <w:sz w:val="16"/>
           <w:szCs w:val="16"/>
         </w:rPr>
-        <w:t xml:space="preserve">Only limited industry practice allows it. A is wrong: Joint ventures use the equity method. B is wrong: An associate uses the equity method.</w:t>
+        <w:t xml:space="preserve">The book’s own table gives Equity method as the category of Supplier (30%, significant influence).</w:t>
       </w:r>
     </w:p>
     <w:p>
@@ -2511,7 +2378,7 @@
           <w:sz w:val="16"/>
           <w:szCs w:val="16"/>
         </w:rPr>
-        <w:t xml:space="preserve">The investor records its share of income; dividends reduce the investment. A is wrong: Only the investor's share is recorded. B is wrong: Dividends reduce the investment.</w:t>
+        <w:t xml:space="preserve">The book’s own table gives Fair value through net income as the category of Listed food company (8%).</w:t>
       </w:r>
     </w:p>
     <w:p>
@@ -2534,122 +2401,7 @@
           <w:sz w:val="16"/>
           <w:szCs w:val="16"/>
         </w:rPr>
-        <w:t xml:space="preserve">Substantive participating rights overcome majority control. A is wrong: Votes alone do not decide when others can block key decisions. B is wrong: Blocking rights do not give the 40% owner control.</w:t>
-      </w:r>
-    </w:p>
-    <w:p>
-      <w:pPr>
-        <w:spacing w:after="18"/>
-        <w:ind w:left="300" w:hanging="300"/>
-      </w:pPr>
-      <w:r>
-        <w:rPr>
-          <w:b/>
-          <w:bCs/>
-          <w:color w:val="8186EF"/>
-          <w:sz w:val="16"/>
-          <w:szCs w:val="16"/>
-        </w:rPr>
-        <w:t xml:space="preserve">14  </w:t>
-      </w:r>
-      <w:r>
-        <w:rPr>
-          <w:sz w:val="16"/>
-          <w:szCs w:val="16"/>
-        </w:rPr>
-        <w:t xml:space="preserve">CMA questions use exact terms, and one word can change the answer.</w:t>
-      </w:r>
-    </w:p>
-    <w:p>
-      <w:pPr>
-        <w:spacing w:after="18"/>
-        <w:ind w:left="300" w:hanging="300"/>
-      </w:pPr>
-      <w:r>
-        <w:rPr>
-          <w:b/>
-          <w:bCs/>
-          <w:color w:val="8186EF"/>
-          <w:sz w:val="16"/>
-          <w:szCs w:val="16"/>
-        </w:rPr>
-        <w:t xml:space="preserve">15  </w:t>
-      </w:r>
-      <w:r>
-        <w:rPr>
-          <w:sz w:val="16"/>
-          <w:szCs w:val="16"/>
-        </w:rPr>
-        <w:t xml:space="preserve">The book’s own table gives Full consolidation as the category of Tadmor Retail (75%).</w:t>
-      </w:r>
-    </w:p>
-    <w:p>
-      <w:pPr>
-        <w:spacing w:after="18"/>
-        <w:ind w:left="300" w:hanging="300"/>
-      </w:pPr>
-      <w:r>
-        <w:rPr>
-          <w:b/>
-          <w:bCs/>
-          <w:color w:val="8186EF"/>
-          <w:sz w:val="16"/>
-          <w:szCs w:val="16"/>
-        </w:rPr>
-        <w:t xml:space="preserve">16  </w:t>
-      </w:r>
-      <w:r>
-        <w:rPr>
-          <w:sz w:val="16"/>
-          <w:szCs w:val="16"/>
-        </w:rPr>
-        <w:t xml:space="preserve">The book’s own table gives Equity method as the category of Supplier (30%, significant influence).</w:t>
-      </w:r>
-    </w:p>
-    <w:p>
-      <w:pPr>
-        <w:spacing w:after="18"/>
-        <w:ind w:left="300" w:hanging="300"/>
-      </w:pPr>
-      <w:r>
-        <w:rPr>
-          <w:b/>
-          <w:bCs/>
-          <w:color w:val="8186EF"/>
-          <w:sz w:val="16"/>
-          <w:szCs w:val="16"/>
-        </w:rPr>
-        <w:t xml:space="preserve">17  </w:t>
-      </w:r>
-      <w:r>
-        <w:rPr>
-          <w:sz w:val="16"/>
-          <w:szCs w:val="16"/>
-        </w:rPr>
-        <w:t xml:space="preserve">The book’s own table gives Fair value through net income as the category of Listed food company (8%).</w:t>
-      </w:r>
-    </w:p>
-    <w:p>
-      <w:pPr>
-        <w:spacing w:after="18"/>
-        <w:ind w:left="300" w:hanging="300"/>
-      </w:pPr>
-      <w:r>
-        <w:rPr>
-          <w:b/>
-          <w:bCs/>
-          <w:color w:val="8186EF"/>
-          <w:sz w:val="16"/>
-          <w:szCs w:val="16"/>
-        </w:rPr>
-        <w:t xml:space="preserve">18  </w:t>
-      </w:r>
-      <w:r>
-        <w:rPr>
-          <w:sz w:val="16"/>
-          <w:szCs w:val="16"/>
-        </w:rPr>
-        <w:t xml:space="preserve">Both downstream and upstream sales are removed in full. A is wrong: Intercompany sales must be removed. B is wrong: This is only the unrealized profit.</w:t>
+        <w:t xml:space="preserve">The book’s own table gives Shown as NCI as the conclusion of NCI in consolidation.</w:t>
       </w:r>
     </w:p>
     <w:p>
@@ -2666,29 +2418,6 @@
           <w:szCs w:val="16"/>
         </w:rPr>
         <w:t xml:space="preserve">19  </w:t>
-      </w:r>
-      <w:r>
-        <w:rPr>
-          <w:sz w:val="16"/>
-          <w:szCs w:val="16"/>
-        </w:rPr>
-        <w:t xml:space="preserve">The truck returns to its original cost basis for the group. A is wrong: A sale inside the group is not a real sale. C is wrong: Intercompany gains are removed in full.</w:t>
-      </w:r>
-    </w:p>
-    <w:p>
-      <w:pPr>
-        <w:spacing w:after="18"/>
-        <w:ind w:left="300" w:hanging="300"/>
-      </w:pPr>
-      <w:r>
-        <w:rPr>
-          <w:b/>
-          <w:bCs/>
-          <w:color w:val="8186EF"/>
-          <w:sz w:val="16"/>
-          <w:szCs w:val="16"/>
-        </w:rPr>
-        <w:t xml:space="preserve">20  </w:t>
       </w:r>
       <w:r>
         <w:rPr>
@@ -2831,47 +2560,47 @@
                 <w:sz w:val="16"/>
                 <w:szCs w:val="16"/>
               </w:rPr>
-              <w:t xml:space="preserve">9  </w:t>
-            </w:r>
-            <w:r>
-              <w:rPr>
-                <w:sz w:val="17"/>
-                <w:szCs w:val="17"/>
-              </w:rPr>
-              <w:t xml:space="preserve">F</w:t>
-            </w:r>
-          </w:p>
-        </w:tc>
-        <w:tc>
-          <w:tcPr>
-            <w:tcW w:type="pct" w:w="1667"/>
-            <w:tcMar>
-              <w:top w:type="dxa" w:w="40"/>
-              <w:left w:type="dxa" w:w="100"/>
-              <w:bottom w:type="dxa" w:w="40"/>
-              <w:right w:type="dxa" w:w="100"/>
-            </w:tcMar>
-          </w:tcPr>
-          <w:p>
-            <w:pPr>
-              <w:spacing w:before="22" w:after="22"/>
-            </w:pPr>
-            <w:r>
-              <w:rPr>
-                <w:b/>
-                <w:bCs/>
-                <w:color w:val="8186EF"/>
-                <w:sz w:val="16"/>
-                <w:szCs w:val="16"/>
-              </w:rPr>
-              <w:t xml:space="preserve">17  </w:t>
-            </w:r>
-            <w:r>
-              <w:rPr>
-                <w:sz w:val="17"/>
-                <w:szCs w:val="17"/>
-              </w:rPr>
-              <w:t xml:space="preserve">T</w:t>
+              <w:t xml:space="preserve">7  </w:t>
+            </w:r>
+            <w:r>
+              <w:rPr>
+                <w:sz w:val="17"/>
+                <w:szCs w:val="17"/>
+              </w:rPr>
+              <w:t xml:space="preserve">subsidiary · parent</w:t>
+            </w:r>
+          </w:p>
+        </w:tc>
+        <w:tc>
+          <w:tcPr>
+            <w:tcW w:type="pct" w:w="1667"/>
+            <w:tcMar>
+              <w:top w:type="dxa" w:w="40"/>
+              <w:left w:type="dxa" w:w="100"/>
+              <w:bottom w:type="dxa" w:w="40"/>
+              <w:right w:type="dxa" w:w="100"/>
+            </w:tcMar>
+          </w:tcPr>
+          <w:p>
+            <w:pPr>
+              <w:spacing w:before="22" w:after="22"/>
+            </w:pPr>
+            <w:r>
+              <w:rPr>
+                <w:b/>
+                <w:bCs/>
+                <w:color w:val="8186EF"/>
+                <w:sz w:val="16"/>
+                <w:szCs w:val="16"/>
+              </w:rPr>
+              <w:t xml:space="preserve">13  </w:t>
+            </w:r>
+            <w:r>
+              <w:rPr>
+                <w:sz w:val="17"/>
+                <w:szCs w:val="17"/>
+              </w:rPr>
+              <w:t xml:space="preserve">A</w:t>
             </w:r>
           </w:p>
         </w:tc>
@@ -2907,7 +2636,7 @@
                 <w:sz w:val="17"/>
                 <w:szCs w:val="17"/>
               </w:rPr>
-              <w:t xml:space="preserve">subsidiary · equity method · proportionate consolidation</w:t>
+              <w:t xml:space="preserve">equity method · unrealized profit · subsidiary</w:t>
             </w:r>
           </w:p>
         </w:tc>
@@ -2934,14 +2663,14 @@
                 <w:sz w:val="16"/>
                 <w:szCs w:val="16"/>
               </w:rPr>
-              <w:t xml:space="preserve">10  </w:t>
-            </w:r>
-            <w:r>
-              <w:rPr>
-                <w:sz w:val="17"/>
-                <w:szCs w:val="17"/>
-              </w:rPr>
-              <w:t xml:space="preserve">subsidiary · parent</w:t>
+              <w:t xml:space="preserve">8  </w:t>
+            </w:r>
+            <w:r>
+              <w:rPr>
+                <w:sz w:val="17"/>
+                <w:szCs w:val="17"/>
+              </w:rPr>
+              <w:t xml:space="preserve">A</w:t>
             </w:r>
           </w:p>
         </w:tc>
@@ -2968,14 +2697,14 @@
                 <w:sz w:val="16"/>
                 <w:szCs w:val="16"/>
               </w:rPr>
-              <w:t xml:space="preserve">18  </w:t>
-            </w:r>
-            <w:r>
-              <w:rPr>
-                <w:sz w:val="17"/>
-                <w:szCs w:val="17"/>
-              </w:rPr>
-              <w:t xml:space="preserve">T</w:t>
+              <w:t xml:space="preserve">14  </w:t>
+            </w:r>
+            <w:r>
+              <w:rPr>
+                <w:sz w:val="17"/>
+                <w:szCs w:val="17"/>
+              </w:rPr>
+              <w:t xml:space="preserve">A</w:t>
             </w:r>
           </w:p>
         </w:tc>
@@ -3010,73 +2739,73 @@
                 <w:sz w:val="17"/>
                 <w:szCs w:val="17"/>
               </w:rPr>
-              <w:t xml:space="preserve">subsidiary · equity method · proportionate consolidation</w:t>
-            </w:r>
-          </w:p>
-        </w:tc>
-        <w:tc>
-          <w:tcPr>
-            <w:tcW w:type="pct" w:w="1667"/>
-            <w:tcMar>
-              <w:top w:type="dxa" w:w="40"/>
-              <w:left w:type="dxa" w:w="100"/>
-              <w:bottom w:type="dxa" w:w="40"/>
-              <w:right w:type="dxa" w:w="100"/>
-            </w:tcMar>
-          </w:tcPr>
-          <w:p>
-            <w:pPr>
-              <w:spacing w:before="22" w:after="22"/>
-            </w:pPr>
-            <w:r>
-              <w:rPr>
-                <w:b/>
-                <w:bCs/>
-                <w:color w:val="8186EF"/>
-                <w:sz w:val="16"/>
-                <w:szCs w:val="16"/>
-              </w:rPr>
-              <w:t xml:space="preserve">11  </w:t>
-            </w:r>
-            <w:r>
-              <w:rPr>
-                <w:sz w:val="17"/>
-                <w:szCs w:val="17"/>
-              </w:rPr>
-              <w:t xml:space="preserve">A</w:t>
-            </w:r>
-          </w:p>
-        </w:tc>
-        <w:tc>
-          <w:tcPr>
-            <w:tcW w:type="pct" w:w="1667"/>
-            <w:tcMar>
-              <w:top w:type="dxa" w:w="40"/>
-              <w:left w:type="dxa" w:w="100"/>
-              <w:bottom w:type="dxa" w:w="40"/>
-              <w:right w:type="dxa" w:w="100"/>
-            </w:tcMar>
-          </w:tcPr>
-          <w:p>
-            <w:pPr>
-              <w:spacing w:before="22" w:after="22"/>
-            </w:pPr>
-            <w:r>
-              <w:rPr>
-                <w:b/>
-                <w:bCs/>
-                <w:color w:val="8186EF"/>
-                <w:sz w:val="16"/>
-                <w:szCs w:val="16"/>
-              </w:rPr>
-              <w:t xml:space="preserve">19  </w:t>
-            </w:r>
-            <w:r>
-              <w:rPr>
-                <w:sz w:val="17"/>
-                <w:szCs w:val="17"/>
-              </w:rPr>
-              <w:t xml:space="preserve">D</w:t>
+              <w:t xml:space="preserve">equity method · proportionate consolidation</w:t>
+            </w:r>
+          </w:p>
+        </w:tc>
+        <w:tc>
+          <w:tcPr>
+            <w:tcW w:type="pct" w:w="1667"/>
+            <w:tcMar>
+              <w:top w:type="dxa" w:w="40"/>
+              <w:left w:type="dxa" w:w="100"/>
+              <w:bottom w:type="dxa" w:w="40"/>
+              <w:right w:type="dxa" w:w="100"/>
+            </w:tcMar>
+          </w:tcPr>
+          <w:p>
+            <w:pPr>
+              <w:spacing w:before="22" w:after="22"/>
+            </w:pPr>
+            <w:r>
+              <w:rPr>
+                <w:b/>
+                <w:bCs/>
+                <w:color w:val="8186EF"/>
+                <w:sz w:val="16"/>
+                <w:szCs w:val="16"/>
+              </w:rPr>
+              <w:t xml:space="preserve">9  </w:t>
+            </w:r>
+            <w:r>
+              <w:rPr>
+                <w:sz w:val="17"/>
+                <w:szCs w:val="17"/>
+              </w:rPr>
+              <w:t xml:space="preserve">C</w:t>
+            </w:r>
+          </w:p>
+        </w:tc>
+        <w:tc>
+          <w:tcPr>
+            <w:tcW w:type="pct" w:w="1667"/>
+            <w:tcMar>
+              <w:top w:type="dxa" w:w="40"/>
+              <w:left w:type="dxa" w:w="100"/>
+              <w:bottom w:type="dxa" w:w="40"/>
+              <w:right w:type="dxa" w:w="100"/>
+            </w:tcMar>
+          </w:tcPr>
+          <w:p>
+            <w:pPr>
+              <w:spacing w:before="22" w:after="22"/>
+            </w:pPr>
+            <w:r>
+              <w:rPr>
+                <w:b/>
+                <w:bCs/>
+                <w:color w:val="8186EF"/>
+                <w:sz w:val="16"/>
+                <w:szCs w:val="16"/>
+              </w:rPr>
+              <w:t xml:space="preserve">15  </w:t>
+            </w:r>
+            <w:r>
+              <w:rPr>
+                <w:sz w:val="17"/>
+                <w:szCs w:val="17"/>
+              </w:rPr>
+              <w:t xml:space="preserve">Compare with the model earlier in this handout.</w:t>
             </w:r>
           </w:p>
         </w:tc>
@@ -3139,14 +2868,14 @@
                 <w:sz w:val="16"/>
                 <w:szCs w:val="16"/>
               </w:rPr>
-              <w:t xml:space="preserve">12  </w:t>
-            </w:r>
-            <w:r>
-              <w:rPr>
-                <w:sz w:val="17"/>
-                <w:szCs w:val="17"/>
-              </w:rPr>
-              <w:t xml:space="preserve">D</w:t>
+              <w:t xml:space="preserve">10  </w:t>
+            </w:r>
+            <w:r>
+              <w:rPr>
+                <w:sz w:val="17"/>
+                <w:szCs w:val="17"/>
+              </w:rPr>
+              <w:t xml:space="preserve">A</w:t>
             </w:r>
           </w:p>
         </w:tc>
@@ -3173,14 +2902,14 @@
                 <w:sz w:val="16"/>
                 <w:szCs w:val="16"/>
               </w:rPr>
-              <w:t xml:space="preserve">20  </w:t>
-            </w:r>
-            <w:r>
-              <w:rPr>
-                <w:sz w:val="17"/>
-                <w:szCs w:val="17"/>
-              </w:rPr>
-              <w:t xml:space="preserve">A</w:t>
+              <w:t xml:space="preserve">16  </w:t>
+            </w:r>
+            <w:r>
+              <w:rPr>
+                <w:sz w:val="17"/>
+                <w:szCs w:val="17"/>
+              </w:rPr>
+              <w:t xml:space="preserve">Full consolidation is used for every entity the company controls. The subsidiary's items are added in full, and NCI shows the part the parent does not own.</w:t>
             </w:r>
           </w:p>
         </w:tc>
@@ -3241,47 +2970,37 @@
                 <w:sz w:val="16"/>
                 <w:szCs w:val="16"/>
               </w:rPr>
-              <w:t xml:space="preserve">13  </w:t>
-            </w:r>
-            <w:r>
-              <w:rPr>
-                <w:sz w:val="17"/>
-                <w:szCs w:val="17"/>
-              </w:rPr>
-              <w:t xml:space="preserve">A</w:t>
-            </w:r>
-          </w:p>
-        </w:tc>
-        <w:tc>
-          <w:tcPr>
-            <w:tcW w:type="pct" w:w="1667"/>
-            <w:tcMar>
-              <w:top w:type="dxa" w:w="40"/>
-              <w:left w:type="dxa" w:w="100"/>
-              <w:bottom w:type="dxa" w:w="40"/>
-              <w:right w:type="dxa" w:w="100"/>
-            </w:tcMar>
-          </w:tcPr>
-          <w:p>
-            <w:pPr>
-              <w:spacing w:before="22" w:after="22"/>
-            </w:pPr>
-            <w:r>
-              <w:rPr>
-                <w:b/>
-                <w:bCs/>
-                <w:color w:val="8186EF"/>
-                <w:sz w:val="16"/>
-                <w:szCs w:val="16"/>
-              </w:rPr>
-              <w:t xml:space="preserve">21  </w:t>
-            </w:r>
-            <w:r>
-              <w:rPr>
-                <w:sz w:val="17"/>
-                <w:szCs w:val="17"/>
-              </w:rPr>
-              <w:t xml:space="preserve">A</w:t>
+              <w:t xml:space="preserve">11  </w:t>
+            </w:r>
+            <w:r>
+              <w:rPr>
+                <w:sz w:val="17"/>
+                <w:szCs w:val="17"/>
+              </w:rPr>
+              <w:t xml:space="preserve">T</w:t>
+            </w:r>
+          </w:p>
+        </w:tc>
+        <w:tc>
+          <w:tcPr>
+            <w:tcW w:type="pct" w:w="1667"/>
+            <w:tcMar>
+              <w:top w:type="dxa" w:w="40"/>
+              <w:left w:type="dxa" w:w="100"/>
+              <w:bottom w:type="dxa" w:w="40"/>
+              <w:right w:type="dxa" w:w="100"/>
+            </w:tcMar>
+          </w:tcPr>
+          <w:p>
+            <w:pPr>
+              <w:spacing w:before="24" w:after="24"/>
+            </w:pPr>
+            <w:r>
+              <w:rPr>
+                <w:sz w:val="16"/>
+                <w:szCs w:val="16"/>
+              </w:rPr>
+              <w:t xml:space="preserve"/>
             </w:r>
           </w:p>
         </w:tc>
@@ -3317,7 +3036,7 @@
                 <w:sz w:val="17"/>
                 <w:szCs w:val="17"/>
               </w:rPr>
-              <w:t xml:space="preserve">B</w:t>
+              <w:t xml:space="preserve">T</w:t>
             </w:r>
           </w:p>
         </w:tc>
@@ -3344,178 +3063,7 @@
                 <w:sz w:val="16"/>
                 <w:szCs w:val="16"/>
               </w:rPr>
-              <w:t xml:space="preserve">14  </w:t>
-            </w:r>
-            <w:r>
-              <w:rPr>
-                <w:sz w:val="17"/>
-                <w:szCs w:val="17"/>
-              </w:rPr>
-              <w:t xml:space="preserve">B</w:t>
-            </w:r>
-          </w:p>
-        </w:tc>
-        <w:tc>
-          <w:tcPr>
-            <w:tcW w:type="pct" w:w="1667"/>
-            <w:shd w:fill="FBFAF6" w:val="clear"/>
-            <w:tcMar>
-              <w:top w:type="dxa" w:w="40"/>
-              <w:left w:type="dxa" w:w="100"/>
-              <w:bottom w:type="dxa" w:w="40"/>
-              <w:right w:type="dxa" w:w="100"/>
-            </w:tcMar>
-          </w:tcPr>
-          <w:p>
-            <w:pPr>
-              <w:spacing w:before="22" w:after="22"/>
-            </w:pPr>
-            <w:r>
-              <w:rPr>
-                <w:b/>
-                <w:bCs/>
-                <w:color w:val="8186EF"/>
-                <w:sz w:val="16"/>
-                <w:szCs w:val="16"/>
-              </w:rPr>
-              <w:t xml:space="preserve">22  </w:t>
-            </w:r>
-            <w:r>
-              <w:rPr>
-                <w:sz w:val="17"/>
-                <w:szCs w:val="17"/>
-              </w:rPr>
-              <w:t xml:space="preserve">Compare with the model earlier in this handout.</w:t>
-            </w:r>
-          </w:p>
-        </w:tc>
-      </w:tr>
-      <w:tr>
-        <w:tc>
-          <w:tcPr>
-            <w:tcW w:type="pct" w:w="1667"/>
-            <w:tcMar>
-              <w:top w:type="dxa" w:w="40"/>
-              <w:left w:type="dxa" w:w="100"/>
-              <w:bottom w:type="dxa" w:w="40"/>
-              <w:right w:type="dxa" w:w="100"/>
-            </w:tcMar>
-          </w:tcPr>
-          <w:p>
-            <w:pPr>
-              <w:spacing w:before="22" w:after="22"/>
-            </w:pPr>
-            <w:r>
-              <w:rPr>
-                <w:b/>
-                <w:bCs/>
-                <w:color w:val="8186EF"/>
-                <w:sz w:val="16"/>
-                <w:szCs w:val="16"/>
-              </w:rPr>
-              <w:t xml:space="preserve">7  </w:t>
-            </w:r>
-            <w:r>
-              <w:rPr>
-                <w:sz w:val="17"/>
-                <w:szCs w:val="17"/>
-              </w:rPr>
-              <w:t xml:space="preserve">A</w:t>
-            </w:r>
-          </w:p>
-        </w:tc>
-        <w:tc>
-          <w:tcPr>
-            <w:tcW w:type="pct" w:w="1667"/>
-            <w:tcMar>
-              <w:top w:type="dxa" w:w="40"/>
-              <w:left w:type="dxa" w:w="100"/>
-              <w:bottom w:type="dxa" w:w="40"/>
-              <w:right w:type="dxa" w:w="100"/>
-            </w:tcMar>
-          </w:tcPr>
-          <w:p>
-            <w:pPr>
-              <w:spacing w:before="22" w:after="22"/>
-            </w:pPr>
-            <w:r>
-              <w:rPr>
-                <w:b/>
-                <w:bCs/>
-                <w:color w:val="8186EF"/>
-                <w:sz w:val="16"/>
-                <w:szCs w:val="16"/>
-              </w:rPr>
-              <w:t xml:space="preserve">15  </w:t>
-            </w:r>
-            <w:r>
-              <w:rPr>
-                <w:sz w:val="17"/>
-                <w:szCs w:val="17"/>
-              </w:rPr>
-              <w:t xml:space="preserve">B</w:t>
-            </w:r>
-          </w:p>
-        </w:tc>
-        <w:tc>
-          <w:tcPr>
-            <w:tcW w:type="pct" w:w="1667"/>
-            <w:tcMar>
-              <w:top w:type="dxa" w:w="40"/>
-              <w:left w:type="dxa" w:w="100"/>
-              <w:bottom w:type="dxa" w:w="40"/>
-              <w:right w:type="dxa" w:w="100"/>
-            </w:tcMar>
-          </w:tcPr>
-          <w:p>
-            <w:pPr>
-              <w:spacing w:before="22" w:after="22"/>
-            </w:pPr>
-            <w:r>
-              <w:rPr>
-                <w:b/>
-                <w:bCs/>
-                <w:color w:val="8186EF"/>
-                <w:sz w:val="16"/>
-                <w:szCs w:val="16"/>
-              </w:rPr>
-              <w:t xml:space="preserve">23  </w:t>
-            </w:r>
-            <w:r>
-              <w:rPr>
-                <w:sz w:val="17"/>
-                <w:szCs w:val="17"/>
-              </w:rPr>
-              <w:t xml:space="preserve">Full consolidation is used for every entity the company controls. The subsidiary's items are added in full, and NCI shows the part the parent does not own.</w:t>
-            </w:r>
-          </w:p>
-        </w:tc>
-      </w:tr>
-      <w:tr>
-        <w:tc>
-          <w:tcPr>
-            <w:tcW w:type="pct" w:w="1667"/>
-            <w:shd w:fill="FBFAF6" w:val="clear"/>
-            <w:tcMar>
-              <w:top w:type="dxa" w:w="40"/>
-              <w:left w:type="dxa" w:w="100"/>
-              <w:bottom w:type="dxa" w:w="40"/>
-              <w:right w:type="dxa" w:w="100"/>
-            </w:tcMar>
-          </w:tcPr>
-          <w:p>
-            <w:pPr>
-              <w:spacing w:before="22" w:after="22"/>
-            </w:pPr>
-            <w:r>
-              <w:rPr>
-                <w:b/>
-                <w:bCs/>
-                <w:color w:val="8186EF"/>
-                <w:sz w:val="16"/>
-                <w:szCs w:val="16"/>
-              </w:rPr>
-              <w:t xml:space="preserve">8  </w:t>
+              <w:t xml:space="preserve">12  </w:t>
             </w:r>
             <w:r>
               <w:rPr>
@@ -3523,40 +3071,6 @@
                 <w:szCs w:val="17"/>
               </w:rPr>
               <w:t xml:space="preserve">T</w:t>
-            </w:r>
-          </w:p>
-        </w:tc>
-        <w:tc>
-          <w:tcPr>
-            <w:tcW w:type="pct" w:w="1667"/>
-            <w:shd w:fill="FBFAF6" w:val="clear"/>
-            <w:tcMar>
-              <w:top w:type="dxa" w:w="40"/>
-              <w:left w:type="dxa" w:w="100"/>
-              <w:bottom w:type="dxa" w:w="40"/>
-              <w:right w:type="dxa" w:w="100"/>
-            </w:tcMar>
-          </w:tcPr>
-          <w:p>
-            <w:pPr>
-              <w:spacing w:before="22" w:after="22"/>
-            </w:pPr>
-            <w:r>
-              <w:rPr>
-                <w:b/>
-                <w:bCs/>
-                <w:color w:val="8186EF"/>
-                <w:sz w:val="16"/>
-                <w:szCs w:val="16"/>
-              </w:rPr>
-              <w:t xml:space="preserve">16  </w:t>
-            </w:r>
-            <w:r>
-              <w:rPr>
-                <w:sz w:val="17"/>
-                <w:szCs w:val="17"/>
-              </w:rPr>
-              <w:t xml:space="preserve">D</w:t>
             </w:r>
           </w:p>
         </w:tc>
@@ -3627,7 +3141,7 @@
                 <w:sz w:val="17"/>
                 <w:szCs w:val="17"/>
               </w:rPr>
-              <w:t xml:space="preserve">10  </w:t>
+              <w:t xml:space="preserve">7  </w:t>
             </w:r>
             <w:r>
               <w:rPr>
@@ -3715,7 +3229,7 @@
           <w:sz w:val="16"/>
           <w:szCs w:val="16"/>
         </w:rPr>
-        <w:t xml:space="preserve">The book writes: “A controlled subsidiary's intercompany profit is removed in full. The LOS phrase 'equity consolidation' means the equity method: one line, no NCI. Also, joint ventures use the equity method, not proportionate consolidation.”</w:t>
+        <w:t xml:space="preserve">The book writes: “The methods also remove intercompany profit differently. When Jordan Glass sells bottles to Orontes, the equity method removes only Orontes's 30% share of the unrealized profit: $12,000. A controlled subsidiary's intercompany profit is removed in full.”</w:t>
       </w:r>
     </w:p>
     <w:p>
@@ -3738,7 +3252,7 @@
           <w:sz w:val="16"/>
           <w:szCs w:val="16"/>
         </w:rPr>
-        <w:t xml:space="preserve">The book writes: “The methods also remove intercompany profit differently. A controlled subsidiary's intercompany profit is removed in full. The LOS phrase 'equity consolidation' means the equity method: one line, no NCI. Also, joint ventures use the equity method, not proportionate consolidation.”</w:t>
+        <w:t xml:space="preserve">The book writes: “The LOS phrase 'equity consolidation' means the equity method: one line, no NCI. Also, joint ventures use the equity method, not proportionate consolidation.”</w:t>
       </w:r>
     </w:p>
     <w:p>
@@ -3761,7 +3275,7 @@
           <w:sz w:val="16"/>
           <w:szCs w:val="16"/>
         </w:rPr>
-        <w:t xml:space="preserve">The book pairs Full consolidation with “Control (subsidiary or VIE)”.</w:t>
+        <w:t xml:space="preserve">The framework defines the elements, and every amount belongs to one of them.</w:t>
       </w:r>
     </w:p>
     <w:p>
@@ -3807,30 +3321,7 @@
           <w:sz w:val="16"/>
           <w:szCs w:val="16"/>
         </w:rPr>
-        <w:t xml:space="preserve">The book’s own table pairs Equity method with “Significant influence (20%–50%); joint ventures”.</w:t>
-      </w:r>
-    </w:p>
-    <w:p>
-      <w:pPr>
-        <w:spacing w:after="18"/>
-        <w:ind w:left="300" w:hanging="300"/>
-      </w:pPr>
-      <w:r>
-        <w:rPr>
-          <w:b/>
-          <w:bCs/>
-          <w:color w:val="8186EF"/>
-          <w:sz w:val="16"/>
-          <w:szCs w:val="16"/>
-        </w:rPr>
-        <w:t xml:space="preserve">7  </w:t>
-      </w:r>
-      <w:r>
-        <w:rPr>
-          <w:sz w:val="16"/>
-          <w:szCs w:val="16"/>
-        </w:rPr>
-        <w:t xml:space="preserve">The book’s own table pairs Proportionate consolidation with “Rare in U.S. GAAP: some construction and oil and gas interests”.</w:t>
+        <w:t xml:space="preserve">The book pairs Proportionate consolidation with “Not used by Orontes”.</w:t>
       </w:r>
     </w:p>
     <w:p>
@@ -3853,7 +3344,7 @@
           <w:sz w:val="16"/>
           <w:szCs w:val="16"/>
         </w:rPr>
-        <w:t xml:space="preserve">The book pairs Full consolidation with “Levant (80%)”.</w:t>
+        <w:t xml:space="preserve">The book gives Levant (80%) as the orontes of Full consolidation.</w:t>
       </w:r>
     </w:p>
     <w:p>
@@ -3876,7 +3367,30 @@
           <w:sz w:val="16"/>
           <w:szCs w:val="16"/>
         </w:rPr>
-        <w:t xml:space="preserve">The book pairs Equity method with “Jordan Glass (30%)”, not with “Levant (80%)”.</w:t>
+        <w:t xml:space="preserve">Price + NCI fair value − net assets. A is wrong: Goodwill arises because the total exceeds net assets. B is wrong: This measures NCI at 30% of net assets (partial goodwill).</w:t>
+      </w:r>
+    </w:p>
+    <w:p>
+      <w:pPr>
+        <w:spacing w:after="18"/>
+        <w:ind w:left="300" w:hanging="300"/>
+      </w:pPr>
+      <w:r>
+        <w:rPr>
+          <w:b/>
+          <w:bCs/>
+          <w:color w:val="8186EF"/>
+          <w:sz w:val="16"/>
+          <w:szCs w:val="16"/>
+        </w:rPr>
+        <w:t xml:space="preserve">10  </w:t>
+      </w:r>
+      <w:r>
+        <w:rPr>
+          <w:sz w:val="16"/>
+          <w:szCs w:val="16"/>
+        </w:rPr>
+        <w:t xml:space="preserve">Every cycle settles one rule and shows where it comes from.</w:t>
       </w:r>
     </w:p>
     <w:p>
@@ -3899,7 +3413,7 @@
           <w:sz w:val="16"/>
           <w:szCs w:val="16"/>
         </w:rPr>
-        <w:t xml:space="preserve">The book gives Levant (80%) as the orontes of Full consolidation.</w:t>
+        <w:t xml:space="preserve">CMA questions use exact terms, and one word can change the answer.</w:t>
       </w:r>
     </w:p>
     <w:p>
@@ -3922,7 +3436,7 @@
           <w:sz w:val="16"/>
           <w:szCs w:val="16"/>
         </w:rPr>
-        <w:t xml:space="preserve">Sales to outsiders are real revenue for the group. A is wrong: Intercompany payables are eliminated. B is wrong: Intercompany interest is eliminated.</w:t>
+        <w:t xml:space="preserve">The term tables in each section are the book’s own.</w:t>
       </w:r>
     </w:p>
     <w:p>
@@ -3945,7 +3459,7 @@
           <w:sz w:val="16"/>
           <w:szCs w:val="16"/>
         </w:rPr>
-        <w:t xml:space="preserve">Downstream profit belongs to the parent. B is wrong: NCI shares only upstream profit. C is wrong: This is the parent's percentage, not an NCI amount.</w:t>
+        <w:t xml:space="preserve">CMA questions use exact terms, and the glossary on the page is what defines them here.</w:t>
       </w:r>
     </w:p>
     <w:p>
@@ -3962,167 +3476,6 @@
           <w:szCs w:val="16"/>
         </w:rPr>
         <w:t xml:space="preserve">14  </w:t>
-      </w:r>
-      <w:r>
-        <w:rPr>
-          <w:sz w:val="16"/>
-          <w:szCs w:val="16"/>
-        </w:rPr>
-        <w:t xml:space="preserve">Joint operators account for their rights and obligations directly. A is wrong: The equity method is for joint ventures. C is wrong: No single party controls it.</w:t>
-      </w:r>
-    </w:p>
-    <w:p>
-      <w:pPr>
-        <w:spacing w:after="18"/>
-        <w:ind w:left="300" w:hanging="300"/>
-      </w:pPr>
-      <w:r>
-        <w:rPr>
-          <w:b/>
-          <w:bCs/>
-          <w:color w:val="8186EF"/>
-          <w:sz w:val="16"/>
-          <w:szCs w:val="16"/>
-        </w:rPr>
-        <w:t xml:space="preserve">15  </w:t>
-      </w:r>
-      <w:r>
-        <w:rPr>
-          <w:sz w:val="16"/>
-          <w:szCs w:val="16"/>
-        </w:rPr>
-        <w:t xml:space="preserve">20% of adjusted net income of $755,000. A is wrong: This is the dividend to NCI. C is wrong: This ignores the step-up depreciation and upstream profit.</w:t>
-      </w:r>
-    </w:p>
-    <w:p>
-      <w:pPr>
-        <w:spacing w:after="18"/>
-        <w:ind w:left="300" w:hanging="300"/>
-      </w:pPr>
-      <w:r>
-        <w:rPr>
-          <w:b/>
-          <w:bCs/>
-          <w:color w:val="8186EF"/>
-          <w:sz w:val="16"/>
-          <w:szCs w:val="16"/>
-        </w:rPr>
-        <w:t xml:space="preserve">16  </w:t>
-      </w:r>
-      <w:r>
-        <w:rPr>
-          <w:sz w:val="16"/>
-          <w:szCs w:val="16"/>
-        </w:rPr>
-        <w:t xml:space="preserve">Sales to outsiders are real revenue for the group. A is wrong: Intercompany payables are eliminated. B is wrong: Intercompany interest is eliminated.</w:t>
-      </w:r>
-    </w:p>
-    <w:p>
-      <w:pPr>
-        <w:spacing w:after="18"/>
-        <w:ind w:left="300" w:hanging="300"/>
-      </w:pPr>
-      <w:r>
-        <w:rPr>
-          <w:b/>
-          <w:bCs/>
-          <w:color w:val="8186EF"/>
-          <w:sz w:val="16"/>
-          <w:szCs w:val="16"/>
-        </w:rPr>
-        <w:t xml:space="preserve">17  </w:t>
-      </w:r>
-      <w:r>
-        <w:rPr>
-          <w:sz w:val="16"/>
-          <w:szCs w:val="16"/>
-        </w:rPr>
-        <w:t xml:space="preserve">CMA questions use exact terms, and one word can change the answer.</w:t>
-      </w:r>
-    </w:p>
-    <w:p>
-      <w:pPr>
-        <w:spacing w:after="18"/>
-        <w:ind w:left="300" w:hanging="300"/>
-      </w:pPr>
-      <w:r>
-        <w:rPr>
-          <w:b/>
-          <w:bCs/>
-          <w:color w:val="8186EF"/>
-          <w:sz w:val="16"/>
-          <w:szCs w:val="16"/>
-        </w:rPr>
-        <w:t xml:space="preserve">18  </w:t>
-      </w:r>
-      <w:r>
-        <w:rPr>
-          <w:sz w:val="16"/>
-          <w:szCs w:val="16"/>
-        </w:rPr>
-        <w:t xml:space="preserve">The term tables in each section are the book’s own.</w:t>
-      </w:r>
-    </w:p>
-    <w:p>
-      <w:pPr>
-        <w:spacing w:after="18"/>
-        <w:ind w:left="300" w:hanging="300"/>
-      </w:pPr>
-      <w:r>
-        <w:rPr>
-          <w:b/>
-          <w:bCs/>
-          <w:color w:val="8186EF"/>
-          <w:sz w:val="16"/>
-          <w:szCs w:val="16"/>
-        </w:rPr>
-        <w:t xml:space="preserve">19  </w:t>
-      </w:r>
-      <w:r>
-        <w:rPr>
-          <w:sz w:val="16"/>
-          <w:szCs w:val="16"/>
-        </w:rPr>
-        <w:t xml:space="preserve">Loss of control ends consolidation and remeasures the retained interest. A is wrong: Equity treatment is only for changes without loss of control. B is wrong: Without control there is no consolidation.</w:t>
-      </w:r>
-    </w:p>
-    <w:p>
-      <w:pPr>
-        <w:spacing w:after="18"/>
-        <w:ind w:left="300" w:hanging="300"/>
-      </w:pPr>
-      <w:r>
-        <w:rPr>
-          <w:b/>
-          <w:bCs/>
-          <w:color w:val="8186EF"/>
-          <w:sz w:val="16"/>
-          <w:szCs w:val="16"/>
-        </w:rPr>
-        <w:t xml:space="preserve">20  </w:t>
-      </w:r>
-      <w:r>
-        <w:rPr>
-          <w:sz w:val="16"/>
-          <w:szCs w:val="16"/>
-        </w:rPr>
-        <w:t xml:space="preserve">The primary beneficiary assessment is continuous. B is wrong: All variable-interest holders reassess. C is wrong: Other variable-interest holders reassess too.</w:t>
-      </w:r>
-    </w:p>
-    <w:p>
-      <w:pPr>
-        <w:spacing w:after="18"/>
-        <w:ind w:left="300" w:hanging="300"/>
-      </w:pPr>
-      <w:r>
-        <w:rPr>
-          <w:b/>
-          <w:bCs/>
-          <w:color w:val="8186EF"/>
-          <w:sz w:val="16"/>
-          <w:szCs w:val="16"/>
-        </w:rPr>
-        <w:t xml:space="preserve">21  </w:t>
       </w:r>
       <w:r>
         <w:rPr>
@@ -4239,7 +3592,7 @@
                 <w:sz w:val="17"/>
                 <w:szCs w:val="17"/>
               </w:rPr>
-              <w:t xml:space="preserve">acquisition method · subsidiary</w:t>
+              <w:t xml:space="preserve">acquisition method · subsidiary · Goodwill</w:t>
             </w:r>
           </w:p>
         </w:tc>
@@ -4305,7 +3658,7 @@
                 <w:sz w:val="17"/>
                 <w:szCs w:val="17"/>
               </w:rPr>
-              <w:t xml:space="preserve">T</w:t>
+              <w:t xml:space="preserve">C</w:t>
             </w:r>
           </w:p>
         </w:tc>
@@ -4341,7 +3694,7 @@
                 <w:sz w:val="17"/>
                 <w:szCs w:val="17"/>
               </w:rPr>
-              <w:t xml:space="preserve">acquisition method · subsidiary · Goodwill</w:t>
+              <w:t xml:space="preserve">acquisition · transaction · consolidation</w:t>
             </w:r>
           </w:p>
         </w:tc>
@@ -4375,7 +3728,7 @@
                 <w:sz w:val="17"/>
                 <w:szCs w:val="17"/>
               </w:rPr>
-              <w:t xml:space="preserve">A</w:t>
+              <w:t xml:space="preserve">T</w:t>
             </w:r>
           </w:p>
         </w:tc>
@@ -4444,7 +3797,7 @@
                 <w:sz w:val="17"/>
                 <w:szCs w:val="17"/>
               </w:rPr>
-              <w:t xml:space="preserve">acquisition method · subsidiary · Goodwill</w:t>
+              <w:t xml:space="preserve">7,300,000 · 1,200,000 · 1,400,000</w:t>
             </w:r>
           </w:p>
         </w:tc>
@@ -4580,7 +3933,7 @@
                 <w:sz w:val="17"/>
                 <w:szCs w:val="17"/>
               </w:rPr>
-              <w:t xml:space="preserve">A</w:t>
+              <w:t xml:space="preserve">B</w:t>
             </w:r>
           </w:p>
         </w:tc>
@@ -4649,7 +4002,7 @@
                 <w:sz w:val="17"/>
                 <w:szCs w:val="17"/>
               </w:rPr>
-              <w:t xml:space="preserve">A</w:t>
+              <w:t xml:space="preserve">C</w:t>
             </w:r>
           </w:p>
         </w:tc>
@@ -4682,7 +4035,7 @@
                 <w:sz w:val="17"/>
                 <w:szCs w:val="17"/>
               </w:rPr>
-              <w:t xml:space="preserve">T</w:t>
+              <w:t xml:space="preserve">D</w:t>
             </w:r>
           </w:p>
         </w:tc>
@@ -4741,7 +4094,7 @@
                 <w:sz w:val="17"/>
                 <w:szCs w:val="17"/>
               </w:rPr>
-              <w:t xml:space="preserve">D</w:t>
+              <w:t xml:space="preserve">A</w:t>
             </w:r>
           </w:p>
         </w:tc>
@@ -4775,7 +4128,7 @@
                 <w:sz w:val="17"/>
                 <w:szCs w:val="17"/>
               </w:rPr>
-              <w:t xml:space="preserve">T</w:t>
+              <w:t xml:space="preserve">A</w:t>
             </w:r>
           </w:p>
         </w:tc>
@@ -4841,7 +4194,7 @@
           <w:sz w:val="16"/>
           <w:szCs w:val="16"/>
         </w:rPr>
-        <w:t xml:space="preserve">The book writes: “When a company gains control of a business, it uses the acquisition method. It measures the subsidiary's identifiable assets and liabilities at fair value, and it measures NCI at fair value too.”</w:t>
+        <w:t xml:space="preserve">The book writes: “When a company gains control of a business, it uses the acquisition method. It measures the subsidiary's identifiable assets and liabilities at fair value, and it measures NCI at fair value too. Goodwill is the price paid plus the fair value of NCI, minus the fair value of the net assets.”</w:t>
       </w:r>
     </w:p>
     <w:p>
@@ -4864,7 +4217,7 @@
           <w:sz w:val="16"/>
           <w:szCs w:val="16"/>
         </w:rPr>
-        <w:t xml:space="preserve">The book writes: “When a company gains control of a business, it uses the acquisition method. It measures the subsidiary's identifiable assets and liabilities at fair value, and it measures NCI at fair value too. Goodwill is the price paid plus the fair value of NCI, minus the fair value of the net assets.”</w:t>
+        <w:t xml:space="preserve">The book writes: “After the acquisition, if Orontes buys or sells some Levant shares but keeps control, the change is an equity transaction: no gain or loss is recognized. If Orontes loses control, it removes Levant from the consolidation and remeasures any interest it keeps at fair value.”</w:t>
       </w:r>
     </w:p>
     <w:p>
@@ -4887,7 +4240,7 @@
           <w:sz w:val="16"/>
           <w:szCs w:val="16"/>
         </w:rPr>
-        <w:t xml:space="preserve">The book writes: “When a company gains control of a business, it uses the acquisition method. It measures the subsidiary's identifiable assets and liabilities at fair value, and it measures NCI at fair value too. Goodwill is the price paid plus the fair value of NCI, minus the fair value of the net assets. Goodwill at acquisition: price plus NCI fair value minus net assets at fair value.”</w:t>
+        <w:t xml:space="preserve">From the book’s own table “Consolidation worksheet, January 1, 2027 (whole”: The book’s own table “Consolidation worksheet, January 1, 2027 (whole” settles these: for Levant's equity (book value) it is 7,300,000 and for Property, plant and equipment (fair value step-up) it is 1,200,000 and for Goodwill it is 1,400,000.</w:t>
       </w:r>
     </w:p>
     <w:p>
@@ -4933,7 +4286,7 @@
           <w:sz w:val="16"/>
           <w:szCs w:val="16"/>
         </w:rPr>
-        <w:t xml:space="preserve">The book’s own table gives 7,300,000 as the debit of Levant's equity (book value).</w:t>
+        <w:t xml:space="preserve">The book numbers “What consolidated statements are” as section 16.1.</w:t>
       </w:r>
     </w:p>
     <w:p>
@@ -4956,7 +4309,7 @@
           <w:sz w:val="16"/>
           <w:szCs w:val="16"/>
         </w:rPr>
-        <w:t xml:space="preserve">The book’s own table gives 1,200,000 as the debit of Property, plant and equipment (fair value step-up).</w:t>
+        <w:t xml:space="preserve">ASC 810 attributes losses to NCI without a floor. B is wrong: This was the old practice before FAS 160. C is wrong: NCI stays in equity.</w:t>
       </w:r>
     </w:p>
     <w:p>
@@ -4979,7 +4332,7 @@
           <w:sz w:val="16"/>
           <w:szCs w:val="16"/>
         </w:rPr>
-        <w:t xml:space="preserve">The book’s own table gives 1,400,000 as the debit of Goodwill.</w:t>
+        <w:t xml:space="preserve">Every cycle settles one rule and shows where it comes from.</w:t>
       </w:r>
     </w:p>
     <w:p>
@@ -5002,7 +4355,7 @@
           <w:sz w:val="16"/>
           <w:szCs w:val="16"/>
         </w:rPr>
-        <w:t xml:space="preserve">The book’s own table gives 8,000,000 as the credit of Investment in Levant (Orontes's books).</w:t>
+        <w:t xml:space="preserve">CMA questions use exact terms, and one word can change the answer.</w:t>
       </w:r>
     </w:p>
     <w:p>
@@ -5025,99 +4378,7 @@
           <w:sz w:val="16"/>
           <w:szCs w:val="16"/>
         </w:rPr>
-        <w:t xml:space="preserve">Compare your sentence with the book’s wording in the key.</w:t>
-      </w:r>
-    </w:p>
-    <w:p>
-      <w:pPr>
-        <w:spacing w:after="18"/>
-        <w:ind w:left="300" w:hanging="300"/>
-      </w:pPr>
-      <w:r>
-        <w:rPr>
-          <w:b/>
-          <w:bCs/>
-          <w:color w:val="8186EF"/>
-          <w:sz w:val="16"/>
-          <w:szCs w:val="16"/>
-        </w:rPr>
-        <w:t xml:space="preserve">10  </w:t>
-      </w:r>
-      <w:r>
-        <w:rPr>
-          <w:sz w:val="16"/>
-          <w:szCs w:val="16"/>
-        </w:rPr>
-        <w:t xml:space="preserve">Every cycle settles one rule and shows where it comes from.</w:t>
-      </w:r>
-    </w:p>
-    <w:p>
-      <w:pPr>
-        <w:spacing w:after="18"/>
-        <w:ind w:left="300" w:hanging="300"/>
-      </w:pPr>
-      <w:r>
-        <w:rPr>
-          <w:b/>
-          <w:bCs/>
-          <w:color w:val="8186EF"/>
-          <w:sz w:val="16"/>
-          <w:szCs w:val="16"/>
-        </w:rPr>
-        <w:t xml:space="preserve">11  </w:t>
-      </w:r>
-      <w:r>
-        <w:rPr>
-          <w:sz w:val="16"/>
-          <w:szCs w:val="16"/>
-        </w:rPr>
-        <w:t xml:space="preserve">CMA questions use exact terms, and one word can change the answer.</w:t>
-      </w:r>
-    </w:p>
-    <w:p>
-      <w:pPr>
-        <w:spacing w:after="18"/>
-        <w:ind w:left="300" w:hanging="300"/>
-      </w:pPr>
-      <w:r>
-        <w:rPr>
-          <w:b/>
-          <w:bCs/>
-          <w:color w:val="8186EF"/>
-          <w:sz w:val="16"/>
-          <w:szCs w:val="16"/>
-        </w:rPr>
-        <w:t xml:space="preserve">12  </w:t>
-      </w:r>
-      <w:r>
-        <w:rPr>
-          <w:sz w:val="16"/>
-          <w:szCs w:val="16"/>
-        </w:rPr>
         <w:t xml:space="preserve">The term tables in each section are the book’s own.</w:t>
-      </w:r>
-    </w:p>
-    <w:p>
-      <w:pPr>
-        <w:spacing w:after="18"/>
-        <w:ind w:left="300" w:hanging="300"/>
-      </w:pPr>
-      <w:r>
-        <w:rPr>
-          <w:b/>
-          <w:bCs/>
-          <w:color w:val="8186EF"/>
-          <w:sz w:val="16"/>
-          <w:szCs w:val="16"/>
-        </w:rPr>
-        <w:t xml:space="preserve">13  </w:t>
-      </w:r>
-      <w:r>
-        <w:rPr>
-          <w:sz w:val="16"/>
-          <w:szCs w:val="16"/>
-        </w:rPr>
-        <w:t xml:space="preserve">The exam marks the term, so the English word is the answer.</w:t>
       </w:r>
     </w:p>
     <w:p>
@@ -5276,47 +4537,47 @@
                 <w:sz w:val="16"/>
                 <w:szCs w:val="16"/>
               </w:rPr>
-              <w:t xml:space="preserve">7  </w:t>
-            </w:r>
-            <w:r>
-              <w:rPr>
-                <w:sz w:val="17"/>
-                <w:szCs w:val="17"/>
-              </w:rPr>
-              <w:t xml:space="preserve">D</w:t>
-            </w:r>
-          </w:p>
-        </w:tc>
-        <w:tc>
-          <w:tcPr>
-            <w:tcW w:type="pct" w:w="1667"/>
-            <w:tcMar>
-              <w:top w:type="dxa" w:w="40"/>
-              <w:left w:type="dxa" w:w="100"/>
-              <w:bottom w:type="dxa" w:w="40"/>
-              <w:right w:type="dxa" w:w="100"/>
-            </w:tcMar>
-          </w:tcPr>
-          <w:p>
-            <w:pPr>
-              <w:spacing w:before="22" w:after="22"/>
-            </w:pPr>
-            <w:r>
-              <w:rPr>
-                <w:b/>
-                <w:bCs/>
-                <w:color w:val="8186EF"/>
-                <w:sz w:val="16"/>
-                <w:szCs w:val="16"/>
-              </w:rPr>
-              <w:t xml:space="preserve">13  </w:t>
-            </w:r>
-            <w:r>
-              <w:rPr>
-                <w:sz w:val="17"/>
-                <w:szCs w:val="17"/>
-              </w:rPr>
-              <w:t xml:space="preserve">C</w:t>
+              <w:t xml:space="preserve">9  </w:t>
+            </w:r>
+            <w:r>
+              <w:rPr>
+                <w:sz w:val="17"/>
+                <w:szCs w:val="17"/>
+              </w:rPr>
+              <w:t xml:space="preserve">T</w:t>
+            </w:r>
+          </w:p>
+        </w:tc>
+        <w:tc>
+          <w:tcPr>
+            <w:tcW w:type="pct" w:w="1667"/>
+            <w:tcMar>
+              <w:top w:type="dxa" w:w="40"/>
+              <w:left w:type="dxa" w:w="100"/>
+              <w:bottom w:type="dxa" w:w="40"/>
+              <w:right w:type="dxa" w:w="100"/>
+            </w:tcMar>
+          </w:tcPr>
+          <w:p>
+            <w:pPr>
+              <w:spacing w:before="22" w:after="22"/>
+            </w:pPr>
+            <w:r>
+              <w:rPr>
+                <w:b/>
+                <w:bCs/>
+                <w:color w:val="8186EF"/>
+                <w:sz w:val="16"/>
+                <w:szCs w:val="16"/>
+              </w:rPr>
+              <w:t xml:space="preserve">17  </w:t>
+            </w:r>
+            <w:r>
+              <w:rPr>
+                <w:sz w:val="17"/>
+                <w:szCs w:val="17"/>
+              </w:rPr>
+              <w:t xml:space="preserve">NCI: Dividend of 100,000</w:t>
             </w:r>
           </w:p>
         </w:tc>
@@ -5379,7 +4640,7 @@
                 <w:sz w:val="16"/>
                 <w:szCs w:val="16"/>
               </w:rPr>
-              <w:t xml:space="preserve">8  </w:t>
+              <w:t xml:space="preserve">10  </w:t>
             </w:r>
             <w:r>
               <w:rPr>
@@ -5413,14 +4674,14 @@
                 <w:sz w:val="16"/>
                 <w:szCs w:val="16"/>
               </w:rPr>
-              <w:t xml:space="preserve">14  </w:t>
-            </w:r>
-            <w:r>
-              <w:rPr>
-                <w:sz w:val="17"/>
-                <w:szCs w:val="17"/>
-              </w:rPr>
-              <w:t xml:space="preserve">B</w:t>
+              <w:t xml:space="preserve">18  </w:t>
+            </w:r>
+            <w:r>
+              <w:rPr>
+                <w:sz w:val="17"/>
+                <w:szCs w:val="17"/>
+              </w:rPr>
+              <w:t xml:space="preserve">Orontes: Downstream unrealized profit (30% unsold), Truck sold for 90,000 (carrying 60,000)</w:t>
             </w:r>
           </w:p>
         </w:tc>
@@ -5455,73 +4716,73 @@
                 <w:sz w:val="17"/>
                 <w:szCs w:val="17"/>
               </w:rPr>
-              <w:t xml:space="preserve">Unrealized profit · downstream sale · parent · upstream sale · subsidiary</w:t>
-            </w:r>
-          </w:p>
-        </w:tc>
-        <w:tc>
-          <w:tcPr>
-            <w:tcW w:type="pct" w:w="1667"/>
-            <w:tcMar>
-              <w:top w:type="dxa" w:w="40"/>
-              <w:left w:type="dxa" w:w="100"/>
-              <w:bottom w:type="dxa" w:w="40"/>
-              <w:right w:type="dxa" w:w="100"/>
-            </w:tcMar>
-          </w:tcPr>
-          <w:p>
-            <w:pPr>
-              <w:spacing w:before="22" w:after="22"/>
-            </w:pPr>
-            <w:r>
-              <w:rPr>
-                <w:b/>
-                <w:bCs/>
-                <w:color w:val="8186EF"/>
-                <w:sz w:val="16"/>
-                <w:szCs w:val="16"/>
-              </w:rPr>
-              <w:t xml:space="preserve">9  </w:t>
-            </w:r>
-            <w:r>
-              <w:rPr>
-                <w:sz w:val="17"/>
-                <w:szCs w:val="17"/>
-              </w:rPr>
-              <w:t xml:space="preserve">T</w:t>
-            </w:r>
-          </w:p>
-        </w:tc>
-        <w:tc>
-          <w:tcPr>
-            <w:tcW w:type="pct" w:w="1667"/>
-            <w:tcMar>
-              <w:top w:type="dxa" w:w="40"/>
-              <w:left w:type="dxa" w:w="100"/>
-              <w:bottom w:type="dxa" w:w="40"/>
-              <w:right w:type="dxa" w:w="100"/>
-            </w:tcMar>
-          </w:tcPr>
-          <w:p>
-            <w:pPr>
-              <w:spacing w:before="22" w:after="22"/>
-            </w:pPr>
-            <w:r>
-              <w:rPr>
-                <w:b/>
-                <w:bCs/>
-                <w:color w:val="8186EF"/>
-                <w:sz w:val="16"/>
-                <w:szCs w:val="16"/>
-              </w:rPr>
-              <w:t xml:space="preserve">15  </w:t>
-            </w:r>
-            <w:r>
-              <w:rPr>
-                <w:sz w:val="17"/>
-                <w:szCs w:val="17"/>
-              </w:rPr>
-              <w:t xml:space="preserve">T</w:t>
+              <w:t xml:space="preserve">intercompany · parent · equity-method</w:t>
+            </w:r>
+          </w:p>
+        </w:tc>
+        <w:tc>
+          <w:tcPr>
+            <w:tcW w:type="pct" w:w="1667"/>
+            <w:tcMar>
+              <w:top w:type="dxa" w:w="40"/>
+              <w:left w:type="dxa" w:w="100"/>
+              <w:bottom w:type="dxa" w:w="40"/>
+              <w:right w:type="dxa" w:w="100"/>
+            </w:tcMar>
+          </w:tcPr>
+          <w:p>
+            <w:pPr>
+              <w:spacing w:before="22" w:after="22"/>
+            </w:pPr>
+            <w:r>
+              <w:rPr>
+                <w:b/>
+                <w:bCs/>
+                <w:color w:val="8186EF"/>
+                <w:sz w:val="16"/>
+                <w:szCs w:val="16"/>
+              </w:rPr>
+              <w:t xml:space="preserve">11  </w:t>
+            </w:r>
+            <w:r>
+              <w:rPr>
+                <w:sz w:val="17"/>
+                <w:szCs w:val="17"/>
+              </w:rPr>
+              <w:t xml:space="preserve">Downstream unrealized profit (30% unsold): 60,000 from inventory and profit · Inventory at the group's cost · Orontes</w:t>
+            </w:r>
+          </w:p>
+        </w:tc>
+        <w:tc>
+          <w:tcPr>
+            <w:tcW w:type="pct" w:w="1667"/>
+            <w:tcMar>
+              <w:top w:type="dxa" w:w="40"/>
+              <w:left w:type="dxa" w:w="100"/>
+              <w:bottom w:type="dxa" w:w="40"/>
+              <w:right w:type="dxa" w:w="100"/>
+            </w:tcMar>
+          </w:tcPr>
+          <w:p>
+            <w:pPr>
+              <w:spacing w:before="22" w:after="22"/>
+            </w:pPr>
+            <w:r>
+              <w:rPr>
+                <w:b/>
+                <w:bCs/>
+                <w:color w:val="8186EF"/>
+                <w:sz w:val="16"/>
+                <w:szCs w:val="16"/>
+              </w:rPr>
+              <w:t xml:space="preserve">19  </w:t>
+            </w:r>
+            <w:r>
+              <w:rPr>
+                <w:sz w:val="17"/>
+                <w:szCs w:val="17"/>
+              </w:rPr>
+              <w:t xml:space="preserve">Orontes 20,000, NCI 5,000: Upstream unrealized profit (40% unsold)</w:t>
             </w:r>
           </w:p>
         </w:tc>
@@ -5584,14 +4845,14 @@
                 <w:sz w:val="16"/>
                 <w:szCs w:val="16"/>
               </w:rPr>
-              <w:t xml:space="preserve">10  </w:t>
-            </w:r>
-            <w:r>
-              <w:rPr>
-                <w:sz w:val="17"/>
-                <w:szCs w:val="17"/>
-              </w:rPr>
-              <w:t xml:space="preserve">A</w:t>
+              <w:t xml:space="preserve">12  </w:t>
+            </w:r>
+            <w:r>
+              <w:rPr>
+                <w:sz w:val="17"/>
+                <w:szCs w:val="17"/>
+              </w:rPr>
+              <w:t xml:space="preserve">Upstream unrealized profit (40% unsold): 25,000 from inventory and profit · Inventory at the group's cost · Orontes 20,000, NCI 5,000</w:t>
             </w:r>
           </w:p>
         </w:tc>
@@ -5618,14 +4879,14 @@
                 <w:sz w:val="16"/>
                 <w:szCs w:val="16"/>
               </w:rPr>
-              <w:t xml:space="preserve">16  </w:t>
-            </w:r>
-            <w:r>
-              <w:rPr>
-                <w:sz w:val="17"/>
-                <w:szCs w:val="17"/>
-              </w:rPr>
-              <w:t xml:space="preserve">A</w:t>
+              <w:t xml:space="preserve">20  </w:t>
+            </w:r>
+            <w:r>
+              <w:rPr>
+                <w:sz w:val="17"/>
+                <w:szCs w:val="17"/>
+              </w:rPr>
+              <w:t xml:space="preserve">—: Intercompany sales and cost of sales, Intercompany receivable and payable, Loan of 1,000,000 at 6%</w:t>
             </w:r>
           </w:p>
         </w:tc>
@@ -5686,47 +4947,47 @@
                 <w:sz w:val="16"/>
                 <w:szCs w:val="16"/>
               </w:rPr>
-              <w:t xml:space="preserve">11  </w:t>
-            </w:r>
-            <w:r>
-              <w:rPr>
-                <w:sz w:val="17"/>
-                <w:szCs w:val="17"/>
-              </w:rPr>
-              <w:t xml:space="preserve">T</w:t>
-            </w:r>
-          </w:p>
-        </w:tc>
-        <w:tc>
-          <w:tcPr>
-            <w:tcW w:type="pct" w:w="1667"/>
-            <w:tcMar>
-              <w:top w:type="dxa" w:w="40"/>
-              <w:left w:type="dxa" w:w="100"/>
-              <w:bottom w:type="dxa" w:w="40"/>
-              <w:right w:type="dxa" w:w="100"/>
-            </w:tcMar>
-          </w:tcPr>
-          <w:p>
-            <w:pPr>
-              <w:spacing w:before="22" w:after="22"/>
-            </w:pPr>
-            <w:r>
-              <w:rPr>
-                <w:b/>
-                <w:bCs/>
-                <w:color w:val="8186EF"/>
-                <w:sz w:val="16"/>
-                <w:szCs w:val="16"/>
-              </w:rPr>
-              <w:t xml:space="preserve">17  </w:t>
-            </w:r>
-            <w:r>
-              <w:rPr>
-                <w:sz w:val="17"/>
-                <w:szCs w:val="17"/>
-              </w:rPr>
-              <w:t xml:space="preserve">Compare with the model earlier in this handout.</w:t>
+              <w:t xml:space="preserve">13  </w:t>
+            </w:r>
+            <w:r>
+              <w:rPr>
+                <w:sz w:val="17"/>
+                <w:szCs w:val="17"/>
+              </w:rPr>
+              <w:t xml:space="preserve">Intercompany receivable and payable: 120,000 from both · The group cannot owe itself · —</w:t>
+            </w:r>
+          </w:p>
+        </w:tc>
+        <w:tc>
+          <w:tcPr>
+            <w:tcW w:type="pct" w:w="1667"/>
+            <w:tcMar>
+              <w:top w:type="dxa" w:w="40"/>
+              <w:left w:type="dxa" w:w="100"/>
+              <w:bottom w:type="dxa" w:w="40"/>
+              <w:right w:type="dxa" w:w="100"/>
+            </w:tcMar>
+          </w:tcPr>
+          <w:p>
+            <w:pPr>
+              <w:spacing w:before="22" w:after="22"/>
+            </w:pPr>
+            <w:r>
+              <w:rPr>
+                <w:b/>
+                <w:bCs/>
+                <w:color w:val="8186EF"/>
+                <w:sz w:val="16"/>
+                <w:szCs w:val="16"/>
+              </w:rPr>
+              <w:t xml:space="preserve">21  </w:t>
+            </w:r>
+            <w:r>
+              <w:rPr>
+                <w:sz w:val="17"/>
+                <w:szCs w:val="17"/>
+              </w:rPr>
+              <w:t xml:space="preserve">A</w:t>
             </w:r>
           </w:p>
         </w:tc>
@@ -5762,7 +5023,7 @@
                 <w:sz w:val="17"/>
                 <w:szCs w:val="17"/>
               </w:rPr>
-              <w:t xml:space="preserve">C</w:t>
+              <w:t xml:space="preserve">B</w:t>
             </w:r>
           </w:p>
         </w:tc>
@@ -5789,14 +5050,14 @@
                 <w:sz w:val="16"/>
                 <w:szCs w:val="16"/>
               </w:rPr>
-              <w:t xml:space="preserve">12  </w:t>
-            </w:r>
-            <w:r>
-              <w:rPr>
-                <w:sz w:val="17"/>
-                <w:szCs w:val="17"/>
-              </w:rPr>
-              <w:t xml:space="preserve">C</w:t>
+              <w:t xml:space="preserve">14  </w:t>
+            </w:r>
+            <w:r>
+              <w:rPr>
+                <w:sz w:val="17"/>
+                <w:szCs w:val="17"/>
+              </w:rPr>
+              <w:t xml:space="preserve">Truck sold for 90,000 (carrying 60,000): Gain 30,000; extra depreciation 6,000 a year · Truck back to its original cost basis · Orontes</w:t>
             </w:r>
           </w:p>
         </w:tc>
@@ -5823,7 +5084,108 @@
                 <w:sz w:val="16"/>
                 <w:szCs w:val="16"/>
               </w:rPr>
-              <w:t xml:space="preserve">18  </w:t>
+              <w:t xml:space="preserve">22  </w:t>
+            </w:r>
+            <w:r>
+              <w:rPr>
+                <w:sz w:val="17"/>
+                <w:szCs w:val="17"/>
+              </w:rPr>
+              <w:t xml:space="preserve">Compare with the model earlier in this handout.</w:t>
+            </w:r>
+          </w:p>
+        </w:tc>
+      </w:tr>
+      <w:tr>
+        <w:tc>
+          <w:tcPr>
+            <w:tcW w:type="pct" w:w="1667"/>
+            <w:tcMar>
+              <w:top w:type="dxa" w:w="40"/>
+              <w:left w:type="dxa" w:w="100"/>
+              <w:bottom w:type="dxa" w:w="40"/>
+              <w:right w:type="dxa" w:w="100"/>
+            </w:tcMar>
+          </w:tcPr>
+          <w:p>
+            <w:pPr>
+              <w:spacing w:before="22" w:after="22"/>
+            </w:pPr>
+            <w:r>
+              <w:rPr>
+                <w:b/>
+                <w:bCs/>
+                <w:color w:val="8186EF"/>
+                <w:sz w:val="16"/>
+                <w:szCs w:val="16"/>
+              </w:rPr>
+              <w:t xml:space="preserve">7  </w:t>
+            </w:r>
+            <w:r>
+              <w:rPr>
+                <w:sz w:val="17"/>
+                <w:szCs w:val="17"/>
+              </w:rPr>
+              <w:t xml:space="preserve">A</w:t>
+            </w:r>
+          </w:p>
+        </w:tc>
+        <w:tc>
+          <w:tcPr>
+            <w:tcW w:type="pct" w:w="1667"/>
+            <w:tcMar>
+              <w:top w:type="dxa" w:w="40"/>
+              <w:left w:type="dxa" w:w="100"/>
+              <w:bottom w:type="dxa" w:w="40"/>
+              <w:right w:type="dxa" w:w="100"/>
+            </w:tcMar>
+          </w:tcPr>
+          <w:p>
+            <w:pPr>
+              <w:spacing w:before="22" w:after="22"/>
+            </w:pPr>
+            <w:r>
+              <w:rPr>
+                <w:b/>
+                <w:bCs/>
+                <w:color w:val="8186EF"/>
+                <w:sz w:val="16"/>
+                <w:szCs w:val="16"/>
+              </w:rPr>
+              <w:t xml:space="preserve">15  </w:t>
+            </w:r>
+            <w:r>
+              <w:rPr>
+                <w:sz w:val="17"/>
+                <w:szCs w:val="17"/>
+              </w:rPr>
+              <w:t xml:space="preserve">Loan of 1,000,000 at 6%: Loan and interest of 60,000 · No debt or interest inside the group · —</w:t>
+            </w:r>
+          </w:p>
+        </w:tc>
+        <w:tc>
+          <w:tcPr>
+            <w:tcW w:type="pct" w:w="1667"/>
+            <w:tcMar>
+              <w:top w:type="dxa" w:w="40"/>
+              <w:left w:type="dxa" w:w="100"/>
+              <w:bottom w:type="dxa" w:w="40"/>
+              <w:right w:type="dxa" w:w="100"/>
+            </w:tcMar>
+          </w:tcPr>
+          <w:p>
+            <w:pPr>
+              <w:spacing w:before="22" w:after="22"/>
+            </w:pPr>
+            <w:r>
+              <w:rPr>
+                <w:b/>
+                <w:bCs/>
+                <w:color w:val="8186EF"/>
+                <w:sz w:val="16"/>
+                <w:szCs w:val="16"/>
+              </w:rPr>
+              <w:t xml:space="preserve">23  </w:t>
             </w:r>
             <w:r>
               <w:rPr>
@@ -5831,6 +5193,100 @@
                 <w:szCs w:val="17"/>
               </w:rPr>
               <w:t xml:space="preserve">A group cannot sell to itself, owe money to itself or earn income from itself. Every intercompany transaction is therefore eliminated in full, whatever the percentage owned: sales and cost of sales, receivables and payables, loans and interest, and dividends.</w:t>
+            </w:r>
+          </w:p>
+        </w:tc>
+      </w:tr>
+      <w:tr>
+        <w:tc>
+          <w:tcPr>
+            <w:tcW w:type="pct" w:w="1667"/>
+            <w:shd w:fill="FBFAF6" w:val="clear"/>
+            <w:tcMar>
+              <w:top w:type="dxa" w:w="40"/>
+              <w:left w:type="dxa" w:w="100"/>
+              <w:bottom w:type="dxa" w:w="40"/>
+              <w:right w:type="dxa" w:w="100"/>
+            </w:tcMar>
+          </w:tcPr>
+          <w:p>
+            <w:pPr>
+              <w:spacing w:before="22" w:after="22"/>
+            </w:pPr>
+            <w:r>
+              <w:rPr>
+                <w:b/>
+                <w:bCs/>
+                <w:color w:val="8186EF"/>
+                <w:sz w:val="16"/>
+                <w:szCs w:val="16"/>
+              </w:rPr>
+              <w:t xml:space="preserve">8  </w:t>
+            </w:r>
+            <w:r>
+              <w:rPr>
+                <w:sz w:val="17"/>
+                <w:szCs w:val="17"/>
+              </w:rPr>
+              <w:t xml:space="preserve">T</w:t>
+            </w:r>
+          </w:p>
+        </w:tc>
+        <w:tc>
+          <w:tcPr>
+            <w:tcW w:type="pct" w:w="1667"/>
+            <w:shd w:fill="FBFAF6" w:val="clear"/>
+            <w:tcMar>
+              <w:top w:type="dxa" w:w="40"/>
+              <w:left w:type="dxa" w:w="100"/>
+              <w:bottom w:type="dxa" w:w="40"/>
+              <w:right w:type="dxa" w:w="100"/>
+            </w:tcMar>
+          </w:tcPr>
+          <w:p>
+            <w:pPr>
+              <w:spacing w:before="22" w:after="22"/>
+            </w:pPr>
+            <w:r>
+              <w:rPr>
+                <w:b/>
+                <w:bCs/>
+                <w:color w:val="8186EF"/>
+                <w:sz w:val="16"/>
+                <w:szCs w:val="16"/>
+              </w:rPr>
+              <w:t xml:space="preserve">16  </w:t>
+            </w:r>
+            <w:r>
+              <w:rPr>
+                <w:sz w:val="17"/>
+                <w:szCs w:val="17"/>
+              </w:rPr>
+              <w:t xml:space="preserve">Dividend of 100,000: Orontes's dividend income 80,000 · NCI falls by 20,000 · NCI</w:t>
+            </w:r>
+          </w:p>
+        </w:tc>
+        <w:tc>
+          <w:tcPr>
+            <w:tcW w:type="pct" w:w="1667"/>
+            <w:shd w:fill="FBFAF6" w:val="clear"/>
+            <w:tcMar>
+              <w:top w:type="dxa" w:w="40"/>
+              <w:left w:type="dxa" w:w="100"/>
+              <w:bottom w:type="dxa" w:w="40"/>
+              <w:right w:type="dxa" w:w="100"/>
+            </w:tcMar>
+          </w:tcPr>
+          <w:p>
+            <w:pPr>
+              <w:spacing w:before="24" w:after="24"/>
+            </w:pPr>
+            <w:r>
+              <w:rPr>
+                <w:sz w:val="16"/>
+                <w:szCs w:val="16"/>
+              </w:rPr>
+              <w:t xml:space="preserve"/>
             </w:r>
           </w:p>
         </w:tc>
@@ -5895,7 +5351,7 @@
           <w:sz w:val="16"/>
           <w:szCs w:val="16"/>
         </w:rPr>
-        <w:t xml:space="preserve">The book writes: “In a downstream sale the parent earned the profit, so the whole elimination reduces the parent's share. In an upstream sale the subsidiary earned it, so NCI bears its share. Downstream and upstream sales between Orontes and Levant.”</w:t>
+        <w:t xml:space="preserve">The book writes: “In a downstream sale the parent earned the profit, so the whole elimination reduces the parent's share. In an upstream sale the subsidiary earned it, so NCI bears its share. When one group company sells equipment to another, the gain is eliminated and the asset returns to its original cost basis.”</w:t>
       </w:r>
     </w:p>
     <w:p>
@@ -5918,7 +5374,7 @@
           <w:sz w:val="16"/>
           <w:szCs w:val="16"/>
         </w:rPr>
-        <w:t xml:space="preserve">The book writes: “Unrealized profit on goods still held inside the group is also removed from inventory and income until the goods are sold to outsiders. In a downstream sale the parent earned the profit, so the whole elimination reduces the parent's share. In an upstream sale the subsidiary earned it, so NCI bears its share.”</w:t>
+        <w:t xml:space="preserve">The book writes: “Eliminate intercompany items in full, not only the parent's share. Downstream profit reduces only the parent's share; upstream profit is shared with NCI. For an equity-method investee, remove only the investor's share of the profit.”</w:t>
       </w:r>
     </w:p>
     <w:p>
@@ -5987,7 +5443,7 @@
           <w:sz w:val="16"/>
           <w:szCs w:val="16"/>
         </w:rPr>
-        <w:t xml:space="preserve">The book’s own table gives 900,000 as the amount of Levant's 2027 net income.</w:t>
+        <w:t xml:space="preserve">Insufficient equity at risk is a VIE characteristic. A is wrong: The number of owners is not a VIE test. C is wrong: Dividends are not a VIE test.</w:t>
       </w:r>
     </w:p>
     <w:p>
@@ -6010,7 +5466,7 @@
           <w:sz w:val="16"/>
           <w:szCs w:val="16"/>
         </w:rPr>
-        <w:t xml:space="preserve">The book’s own table gives (120,000) as the amount of Less: depreciation on the PP&amp;E step-up (1,200,000 ÷ 10 years).</w:t>
+        <w:t xml:space="preserve">Every cycle settles one rule and shows where it comes from.</w:t>
       </w:r>
     </w:p>
     <w:p>
@@ -6033,7 +5489,7 @@
           <w:sz w:val="16"/>
           <w:szCs w:val="16"/>
         </w:rPr>
-        <w:t xml:space="preserve">The book’s own table gives ________ as the amount of Less: upstream unrealized profit.</w:t>
+        <w:t xml:space="preserve">CMA questions use exact terms, and one word can change the answer.</w:t>
       </w:r>
     </w:p>
     <w:p>
@@ -6056,7 +5512,7 @@
           <w:sz w:val="16"/>
           <w:szCs w:val="16"/>
         </w:rPr>
-        <w:t xml:space="preserve">Compare your sentence with the book’s wording in the key.</w:t>
+        <w:t xml:space="preserve">The term tables in each section are the book’s own.</w:t>
       </w:r>
     </w:p>
     <w:p>
@@ -6079,138 +5535,23 @@
           <w:sz w:val="16"/>
           <w:szCs w:val="16"/>
         </w:rPr>
-        <w:t xml:space="preserve">Every cycle settles one rule and shows where it comes from.</w:t>
-      </w:r>
-    </w:p>
-    <w:p>
-      <w:pPr>
-        <w:spacing w:after="18"/>
-        <w:ind w:left="300" w:hanging="300"/>
-      </w:pPr>
-      <w:r>
-        <w:rPr>
-          <w:b/>
-          <w:bCs/>
-          <w:color w:val="8186EF"/>
-          <w:sz w:val="16"/>
-          <w:szCs w:val="16"/>
-        </w:rPr>
-        <w:t xml:space="preserve">11  </w:t>
-      </w:r>
-      <w:r>
-        <w:rPr>
-          <w:sz w:val="16"/>
-          <w:szCs w:val="16"/>
-        </w:rPr>
-        <w:t xml:space="preserve">CMA questions use exact terms, and one word can change the answer.</w:t>
-      </w:r>
-    </w:p>
-    <w:p>
-      <w:pPr>
-        <w:spacing w:after="18"/>
-        <w:ind w:left="300" w:hanging="300"/>
-      </w:pPr>
-      <w:r>
-        <w:rPr>
-          <w:b/>
-          <w:bCs/>
-          <w:color w:val="8186EF"/>
-          <w:sz w:val="16"/>
-          <w:szCs w:val="16"/>
-        </w:rPr>
-        <w:t xml:space="preserve">12  </w:t>
-      </w:r>
-      <w:r>
-        <w:rPr>
-          <w:sz w:val="16"/>
-          <w:szCs w:val="16"/>
-        </w:rPr>
-        <w:t xml:space="preserve">The book’s own table gives Remove 750,000 of sales and cost of sales as the eliminate of Intercompany sales and cost of sales.</w:t>
-      </w:r>
-    </w:p>
-    <w:p>
-      <w:pPr>
-        <w:spacing w:after="18"/>
-        <w:ind w:left="300" w:hanging="300"/>
-      </w:pPr>
-      <w:r>
-        <w:rPr>
-          <w:b/>
-          <w:bCs/>
-          <w:color w:val="8186EF"/>
-          <w:sz w:val="16"/>
-          <w:szCs w:val="16"/>
-        </w:rPr>
-        <w:t xml:space="preserve">13  </w:t>
-      </w:r>
-      <w:r>
-        <w:rPr>
-          <w:sz w:val="16"/>
-          <w:szCs w:val="16"/>
-        </w:rPr>
-        <w:t xml:space="preserve">The book’s own table gives 60,000 from inventory and profit as the eliminate of Downstream unrealized profit (30% unsold).</w:t>
-      </w:r>
-    </w:p>
-    <w:p>
-      <w:pPr>
-        <w:spacing w:after="18"/>
-        <w:ind w:left="300" w:hanging="300"/>
-      </w:pPr>
-      <w:r>
-        <w:rPr>
-          <w:b/>
-          <w:bCs/>
-          <w:color w:val="8186EF"/>
-          <w:sz w:val="16"/>
-          <w:szCs w:val="16"/>
-        </w:rPr>
-        <w:t xml:space="preserve">14  </w:t>
-      </w:r>
-      <w:r>
-        <w:rPr>
-          <w:sz w:val="16"/>
-          <w:szCs w:val="16"/>
-        </w:rPr>
-        <w:t xml:space="preserve">The book’s own table gives 25,000 from inventory and profit as the eliminate of Upstream unrealized profit (40% unsold).</w:t>
-      </w:r>
-    </w:p>
-    <w:p>
-      <w:pPr>
-        <w:spacing w:after="18"/>
-        <w:ind w:left="300" w:hanging="300"/>
-      </w:pPr>
-      <w:r>
-        <w:rPr>
-          <w:b/>
-          <w:bCs/>
-          <w:color w:val="8186EF"/>
-          <w:sz w:val="16"/>
-          <w:szCs w:val="16"/>
-        </w:rPr>
-        <w:t xml:space="preserve">15  </w:t>
-      </w:r>
-      <w:r>
-        <w:rPr>
-          <w:sz w:val="16"/>
-          <w:szCs w:val="16"/>
-        </w:rPr>
-        <w:t xml:space="preserve">The exam marks the term, so the English word is the answer.</w:t>
-      </w:r>
-    </w:p>
-    <w:p>
-      <w:pPr>
-        <w:spacing w:after="18"/>
-        <w:ind w:left="300" w:hanging="300"/>
-      </w:pPr>
-      <w:r>
-        <w:rPr>
-          <w:b/>
-          <w:bCs/>
-          <w:color w:val="8186EF"/>
-          <w:sz w:val="16"/>
-          <w:szCs w:val="16"/>
-        </w:rPr>
-        <w:t xml:space="preserve">16  </w:t>
+        <w:t xml:space="preserve">The book’s own table gives ________ as the amount of NCI at December 31, 2027.</w:t>
+      </w:r>
+    </w:p>
+    <w:p>
+      <w:pPr>
+        <w:spacing w:after="18"/>
+        <w:ind w:left="300" w:hanging="300"/>
+      </w:pPr>
+      <w:r>
+        <w:rPr>
+          <w:b/>
+          <w:bCs/>
+          <w:color w:val="8186EF"/>
+          <w:sz w:val="16"/>
+          <w:szCs w:val="16"/>
+        </w:rPr>
+        <w:t xml:space="preserve">21  </w:t>
       </w:r>
       <w:r>
         <w:rPr>
@@ -6327,73 +5668,73 @@
                 <w:sz w:val="17"/>
                 <w:szCs w:val="17"/>
               </w:rPr>
-              <w:t xml:space="preserve">equity method · subsidiary</w:t>
-            </w:r>
-          </w:p>
-        </w:tc>
-        <w:tc>
-          <w:tcPr>
-            <w:tcW w:type="pct" w:w="1667"/>
-            <w:tcMar>
-              <w:top w:type="dxa" w:w="40"/>
-              <w:left w:type="dxa" w:w="100"/>
-              <w:bottom w:type="dxa" w:w="40"/>
-              <w:right w:type="dxa" w:w="100"/>
-            </w:tcMar>
-          </w:tcPr>
-          <w:p>
-            <w:pPr>
-              <w:spacing w:before="22" w:after="22"/>
-            </w:pPr>
-            <w:r>
-              <w:rPr>
-                <w:b/>
-                <w:bCs/>
-                <w:color w:val="8186EF"/>
-                <w:sz w:val="16"/>
-                <w:szCs w:val="16"/>
-              </w:rPr>
-              <w:t xml:space="preserve">7  </w:t>
-            </w:r>
-            <w:r>
-              <w:rPr>
-                <w:sz w:val="17"/>
-                <w:szCs w:val="17"/>
-              </w:rPr>
-              <w:t xml:space="preserve">A</w:t>
-            </w:r>
-          </w:p>
-        </w:tc>
-        <w:tc>
-          <w:tcPr>
-            <w:tcW w:type="pct" w:w="1667"/>
-            <w:tcMar>
-              <w:top w:type="dxa" w:w="40"/>
-              <w:left w:type="dxa" w:w="100"/>
-              <w:bottom w:type="dxa" w:w="40"/>
-              <w:right w:type="dxa" w:w="100"/>
-            </w:tcMar>
-          </w:tcPr>
-          <w:p>
-            <w:pPr>
-              <w:spacing w:before="22" w:after="22"/>
-            </w:pPr>
-            <w:r>
-              <w:rPr>
-                <w:b/>
-                <w:bCs/>
-                <w:color w:val="8186EF"/>
-                <w:sz w:val="16"/>
-                <w:szCs w:val="16"/>
-              </w:rPr>
-              <w:t xml:space="preserve">13  </w:t>
-            </w:r>
-            <w:r>
-              <w:rPr>
-                <w:sz w:val="17"/>
-                <w:szCs w:val="17"/>
-              </w:rPr>
-              <w:t xml:space="preserve">C</w:t>
+              <w:t xml:space="preserve">investor · controls · exposure</w:t>
+            </w:r>
+          </w:p>
+        </w:tc>
+        <w:tc>
+          <w:tcPr>
+            <w:tcW w:type="pct" w:w="1667"/>
+            <w:tcMar>
+              <w:top w:type="dxa" w:w="40"/>
+              <w:left w:type="dxa" w:w="100"/>
+              <w:bottom w:type="dxa" w:w="40"/>
+              <w:right w:type="dxa" w:w="100"/>
+            </w:tcMar>
+          </w:tcPr>
+          <w:p>
+            <w:pPr>
+              <w:spacing w:before="22" w:after="22"/>
+            </w:pPr>
+            <w:r>
+              <w:rPr>
+                <w:b/>
+                <w:bCs/>
+                <w:color w:val="8186EF"/>
+                <w:sz w:val="16"/>
+                <w:szCs w:val="16"/>
+              </w:rPr>
+              <w:t xml:space="preserve">8  </w:t>
+            </w:r>
+            <w:r>
+              <w:rPr>
+                <w:sz w:val="17"/>
+                <w:szCs w:val="17"/>
+              </w:rPr>
+              <w:t xml:space="preserve">B</w:t>
+            </w:r>
+          </w:p>
+        </w:tc>
+        <w:tc>
+          <w:tcPr>
+            <w:tcW w:type="pct" w:w="1667"/>
+            <w:tcMar>
+              <w:top w:type="dxa" w:w="40"/>
+              <w:left w:type="dxa" w:w="100"/>
+              <w:bottom w:type="dxa" w:w="40"/>
+              <w:right w:type="dxa" w:w="100"/>
+            </w:tcMar>
+          </w:tcPr>
+          <w:p>
+            <w:pPr>
+              <w:spacing w:before="22" w:after="22"/>
+            </w:pPr>
+            <w:r>
+              <w:rPr>
+                <w:b/>
+                <w:bCs/>
+                <w:color w:val="8186EF"/>
+                <w:sz w:val="16"/>
+                <w:szCs w:val="16"/>
+              </w:rPr>
+              <w:t xml:space="preserve">15  </w:t>
+            </w:r>
+            <w:r>
+              <w:rPr>
+                <w:sz w:val="17"/>
+                <w:szCs w:val="17"/>
+              </w:rPr>
+              <w:t xml:space="preserve">B</w:t>
             </w:r>
           </w:p>
         </w:tc>
@@ -6429,7 +5770,7 @@
                 <w:sz w:val="17"/>
                 <w:szCs w:val="17"/>
               </w:rPr>
-              <w:t xml:space="preserve">equity method · subsidiary</w:t>
+              <w:t xml:space="preserve">equity method · operations · liabilities</w:t>
             </w:r>
           </w:p>
         </w:tc>
@@ -6456,14 +5797,14 @@
                 <w:sz w:val="16"/>
                 <w:szCs w:val="16"/>
               </w:rPr>
-              <w:t xml:space="preserve">8  </w:t>
-            </w:r>
-            <w:r>
-              <w:rPr>
-                <w:sz w:val="17"/>
-                <w:szCs w:val="17"/>
-              </w:rPr>
-              <w:t xml:space="preserve">A</w:t>
+              <w:t xml:space="preserve">9  </w:t>
+            </w:r>
+            <w:r>
+              <w:rPr>
+                <w:sz w:val="17"/>
+                <w:szCs w:val="17"/>
+              </w:rPr>
+              <w:t xml:space="preserve">C</w:t>
             </w:r>
           </w:p>
         </w:tc>
@@ -6490,14 +5831,14 @@
                 <w:sz w:val="16"/>
                 <w:szCs w:val="16"/>
               </w:rPr>
-              <w:t xml:space="preserve">14  </w:t>
-            </w:r>
-            <w:r>
-              <w:rPr>
-                <w:sz w:val="17"/>
-                <w:szCs w:val="17"/>
-              </w:rPr>
-              <w:t xml:space="preserve">A</w:t>
+              <w:t xml:space="preserve">16  </w:t>
+            </w:r>
+            <w:r>
+              <w:rPr>
+                <w:sz w:val="17"/>
+                <w:szCs w:val="17"/>
+              </w:rPr>
+              <w:t xml:space="preserve">B</w:t>
             </w:r>
           </w:p>
         </w:tc>
@@ -6532,33 +5873,66 @@
                 <w:sz w:val="17"/>
                 <w:szCs w:val="17"/>
               </w:rPr>
-              <w:t xml:space="preserve">equity method · subsidiary</w:t>
-            </w:r>
-          </w:p>
-        </w:tc>
-        <w:tc>
-          <w:tcPr>
-            <w:tcW w:type="pct" w:w="1667"/>
-            <w:tcMar>
-              <w:top w:type="dxa" w:w="40"/>
-              <w:left w:type="dxa" w:w="100"/>
-              <w:bottom w:type="dxa" w:w="40"/>
-              <w:right w:type="dxa" w:w="100"/>
-            </w:tcMar>
-          </w:tcPr>
-          <w:p>
-            <w:pPr>
-              <w:spacing w:before="22" w:after="22"/>
-            </w:pPr>
-            <w:r>
-              <w:rPr>
-                <w:b/>
-                <w:bCs/>
-                <w:color w:val="8186EF"/>
-                <w:sz w:val="16"/>
-                <w:szCs w:val="16"/>
-              </w:rPr>
-              <w:t xml:space="preserve">9  </w:t>
+              <w:t xml:space="preserve">600 · 190 · 700</w:t>
+            </w:r>
+          </w:p>
+        </w:tc>
+        <w:tc>
+          <w:tcPr>
+            <w:tcW w:type="pct" w:w="1667"/>
+            <w:tcMar>
+              <w:top w:type="dxa" w:w="40"/>
+              <w:left w:type="dxa" w:w="100"/>
+              <w:bottom w:type="dxa" w:w="40"/>
+              <w:right w:type="dxa" w:w="100"/>
+            </w:tcMar>
+          </w:tcPr>
+          <w:p>
+            <w:pPr>
+              <w:spacing w:before="22" w:after="22"/>
+            </w:pPr>
+            <w:r>
+              <w:rPr>
+                <w:b/>
+                <w:bCs/>
+                <w:color w:val="8186EF"/>
+                <w:sz w:val="16"/>
+                <w:szCs w:val="16"/>
+              </w:rPr>
+              <w:t xml:space="preserve">10  </w:t>
+            </w:r>
+            <w:r>
+              <w:rPr>
+                <w:sz w:val="17"/>
+                <w:szCs w:val="17"/>
+              </w:rPr>
+              <w:t xml:space="preserve">T</w:t>
+            </w:r>
+          </w:p>
+        </w:tc>
+        <w:tc>
+          <w:tcPr>
+            <w:tcW w:type="pct" w:w="1667"/>
+            <w:tcMar>
+              <w:top w:type="dxa" w:w="40"/>
+              <w:left w:type="dxa" w:w="100"/>
+              <w:bottom w:type="dxa" w:w="40"/>
+              <w:right w:type="dxa" w:w="100"/>
+            </w:tcMar>
+          </w:tcPr>
+          <w:p>
+            <w:pPr>
+              <w:spacing w:before="22" w:after="22"/>
+            </w:pPr>
+            <w:r>
+              <w:rPr>
+                <w:b/>
+                <w:bCs/>
+                <w:color w:val="8186EF"/>
+                <w:sz w:val="16"/>
+                <w:szCs w:val="16"/>
+              </w:rPr>
+              <w:t xml:space="preserve">17  </w:t>
             </w:r>
             <w:r>
               <w:rPr>
@@ -6566,39 +5940,6 @@
                 <w:szCs w:val="17"/>
               </w:rPr>
               <w:t xml:space="preserve">B</w:t>
-            </w:r>
-          </w:p>
-        </w:tc>
-        <w:tc>
-          <w:tcPr>
-            <w:tcW w:type="pct" w:w="1667"/>
-            <w:tcMar>
-              <w:top w:type="dxa" w:w="40"/>
-              <w:left w:type="dxa" w:w="100"/>
-              <w:bottom w:type="dxa" w:w="40"/>
-              <w:right w:type="dxa" w:w="100"/>
-            </w:tcMar>
-          </w:tcPr>
-          <w:p>
-            <w:pPr>
-              <w:spacing w:before="22" w:after="22"/>
-            </w:pPr>
-            <w:r>
-              <w:rPr>
-                <w:b/>
-                <w:bCs/>
-                <w:color w:val="8186EF"/>
-                <w:sz w:val="16"/>
-                <w:szCs w:val="16"/>
-              </w:rPr>
-              <w:t xml:space="preserve">15  </w:t>
-            </w:r>
-            <w:r>
-              <w:rPr>
-                <w:sz w:val="17"/>
-                <w:szCs w:val="17"/>
-              </w:rPr>
-              <w:t xml:space="preserve">D</w:t>
             </w:r>
           </w:p>
         </w:tc>
@@ -6661,14 +6002,14 @@
                 <w:sz w:val="16"/>
                 <w:szCs w:val="16"/>
               </w:rPr>
-              <w:t xml:space="preserve">10  </w:t>
-            </w:r>
-            <w:r>
-              <w:rPr>
-                <w:sz w:val="17"/>
-                <w:szCs w:val="17"/>
-              </w:rPr>
-              <w:t xml:space="preserve">C</w:t>
+              <w:t xml:space="preserve">11  </w:t>
+            </w:r>
+            <w:r>
+              <w:rPr>
+                <w:sz w:val="17"/>
+                <w:szCs w:val="17"/>
+              </w:rPr>
+              <w:t xml:space="preserve">A</w:t>
             </w:r>
           </w:p>
         </w:tc>
@@ -6695,7 +6036,7 @@
                 <w:sz w:val="16"/>
                 <w:szCs w:val="16"/>
               </w:rPr>
-              <w:t xml:space="preserve">16  </w:t>
+              <w:t xml:space="preserve">18  </w:t>
             </w:r>
             <w:r>
               <w:rPr>
@@ -6763,40 +6104,40 @@
                 <w:sz w:val="16"/>
                 <w:szCs w:val="16"/>
               </w:rPr>
-              <w:t xml:space="preserve">11  </w:t>
-            </w:r>
-            <w:r>
-              <w:rPr>
-                <w:sz w:val="17"/>
-                <w:szCs w:val="17"/>
-              </w:rPr>
-              <w:t xml:space="preserve">T</w:t>
-            </w:r>
-          </w:p>
-        </w:tc>
-        <w:tc>
-          <w:tcPr>
-            <w:tcW w:type="pct" w:w="1667"/>
-            <w:tcMar>
-              <w:top w:type="dxa" w:w="40"/>
-              <w:left w:type="dxa" w:w="100"/>
-              <w:bottom w:type="dxa" w:w="40"/>
-              <w:right w:type="dxa" w:w="100"/>
-            </w:tcMar>
-          </w:tcPr>
-          <w:p>
-            <w:pPr>
-              <w:spacing w:before="22" w:after="22"/>
-            </w:pPr>
-            <w:r>
-              <w:rPr>
-                <w:b/>
-                <w:bCs/>
-                <w:color w:val="8186EF"/>
-                <w:sz w:val="16"/>
-                <w:szCs w:val="16"/>
-              </w:rPr>
-              <w:t xml:space="preserve">17  </w:t>
+              <w:t xml:space="preserve">12  </w:t>
+            </w:r>
+            <w:r>
+              <w:rPr>
+                <w:sz w:val="17"/>
+                <w:szCs w:val="17"/>
+              </w:rPr>
+              <w:t xml:space="preserve">D</w:t>
+            </w:r>
+          </w:p>
+        </w:tc>
+        <w:tc>
+          <w:tcPr>
+            <w:tcW w:type="pct" w:w="1667"/>
+            <w:tcMar>
+              <w:top w:type="dxa" w:w="40"/>
+              <w:left w:type="dxa" w:w="100"/>
+              <w:bottom w:type="dxa" w:w="40"/>
+              <w:right w:type="dxa" w:w="100"/>
+            </w:tcMar>
+          </w:tcPr>
+          <w:p>
+            <w:pPr>
+              <w:spacing w:before="22" w:after="22"/>
+            </w:pPr>
+            <w:r>
+              <w:rPr>
+                <w:b/>
+                <w:bCs/>
+                <w:color w:val="8186EF"/>
+                <w:sz w:val="16"/>
+                <w:szCs w:val="16"/>
+              </w:rPr>
+              <w:t xml:space="preserve">19  </w:t>
             </w:r>
             <w:r>
               <w:rPr>
@@ -6866,14 +6207,14 @@
                 <w:sz w:val="16"/>
                 <w:szCs w:val="16"/>
               </w:rPr>
-              <w:t xml:space="preserve">12  </w:t>
-            </w:r>
-            <w:r>
-              <w:rPr>
-                <w:sz w:val="17"/>
-                <w:szCs w:val="17"/>
-              </w:rPr>
-              <w:t xml:space="preserve">A</w:t>
+              <w:t xml:space="preserve">13  </w:t>
+            </w:r>
+            <w:r>
+              <w:rPr>
+                <w:sz w:val="17"/>
+                <w:szCs w:val="17"/>
+              </w:rPr>
+              <w:t xml:space="preserve">C</w:t>
             </w:r>
           </w:p>
         </w:tc>
@@ -6900,7 +6241,7 @@
                 <w:sz w:val="16"/>
                 <w:szCs w:val="16"/>
               </w:rPr>
-              <w:t xml:space="preserve">18  </w:t>
+              <w:t xml:space="preserve">20  </w:t>
             </w:r>
             <w:r>
               <w:rPr>
@@ -6908,6 +6249,97 @@
                 <w:szCs w:val="17"/>
               </w:rPr>
               <w:t xml:space="preserve">IFRS 10 uses one control model: an investor controls an entity if it has power over it, exposure to variable returns, and the ability to use its power to affect those returns. There is no separate VIE model, and an investor can have de facto control with less than half of the votes.</w:t>
+            </w:r>
+          </w:p>
+        </w:tc>
+      </w:tr>
+      <w:tr>
+        <w:tc>
+          <w:tcPr>
+            <w:tcW w:type="pct" w:w="1667"/>
+            <w:tcMar>
+              <w:top w:type="dxa" w:w="40"/>
+              <w:left w:type="dxa" w:w="100"/>
+              <w:bottom w:type="dxa" w:w="40"/>
+              <w:right w:type="dxa" w:w="100"/>
+            </w:tcMar>
+          </w:tcPr>
+          <w:p>
+            <w:pPr>
+              <w:spacing w:before="22" w:after="22"/>
+            </w:pPr>
+            <w:r>
+              <w:rPr>
+                <w:b/>
+                <w:bCs/>
+                <w:color w:val="8186EF"/>
+                <w:sz w:val="16"/>
+                <w:szCs w:val="16"/>
+              </w:rPr>
+              <w:t xml:space="preserve">7  </w:t>
+            </w:r>
+            <w:r>
+              <w:rPr>
+                <w:sz w:val="17"/>
+                <w:szCs w:val="17"/>
+              </w:rPr>
+              <w:t xml:space="preserve">C</w:t>
+            </w:r>
+          </w:p>
+        </w:tc>
+        <w:tc>
+          <w:tcPr>
+            <w:tcW w:type="pct" w:w="1667"/>
+            <w:tcMar>
+              <w:top w:type="dxa" w:w="40"/>
+              <w:left w:type="dxa" w:w="100"/>
+              <w:bottom w:type="dxa" w:w="40"/>
+              <w:right w:type="dxa" w:w="100"/>
+            </w:tcMar>
+          </w:tcPr>
+          <w:p>
+            <w:pPr>
+              <w:spacing w:before="22" w:after="22"/>
+            </w:pPr>
+            <w:r>
+              <w:rPr>
+                <w:b/>
+                <w:bCs/>
+                <w:color w:val="8186EF"/>
+                <w:sz w:val="16"/>
+                <w:szCs w:val="16"/>
+              </w:rPr>
+              <w:t xml:space="preserve">14  </w:t>
+            </w:r>
+            <w:r>
+              <w:rPr>
+                <w:sz w:val="17"/>
+                <w:szCs w:val="17"/>
+              </w:rPr>
+              <w:t xml:space="preserve">D</w:t>
+            </w:r>
+          </w:p>
+        </w:tc>
+        <w:tc>
+          <w:tcPr>
+            <w:tcW w:type="pct" w:w="1667"/>
+            <w:tcMar>
+              <w:top w:type="dxa" w:w="40"/>
+              <w:left w:type="dxa" w:w="100"/>
+              <w:bottom w:type="dxa" w:w="40"/>
+              <w:right w:type="dxa" w:w="100"/>
+            </w:tcMar>
+          </w:tcPr>
+          <w:p>
+            <w:pPr>
+              <w:spacing w:before="24" w:after="24"/>
+            </w:pPr>
+            <w:r>
+              <w:rPr>
+                <w:sz w:val="16"/>
+                <w:szCs w:val="16"/>
+              </w:rPr>
+              <w:t xml:space="preserve"/>
             </w:r>
           </w:p>
         </w:tc>
@@ -6949,7 +6381,7 @@
           <w:sz w:val="16"/>
           <w:szCs w:val="16"/>
         </w:rPr>
-        <w:t xml:space="preserve">The book writes: “Under IFRS 11, joint ventures use the equity method and joint operations recognize their own share of assets and liabilities. SC16-11 An IFRS company measures NCI at its share of the subsidiary's net assets.”</w:t>
+        <w:t xml:space="preserve">The book writes: “IFRS 10 uses one control model: an investor controls an entity if it has power over it, exposure to variable returns, and the ability to use its power to affect those returns. There is no separate VIE model, and an investor can have de facto control with less than half of the votes.”</w:t>
       </w:r>
     </w:p>
     <w:p>
@@ -6972,7 +6404,7 @@
           <w:sz w:val="16"/>
           <w:szCs w:val="16"/>
         </w:rPr>
-        <w:t xml:space="preserve">The book writes: “There is no separate VIE model, and an investor can have de facto control with less than half of the votes. Under IFRS 11, joint ventures use the equity method and joint operations recognize their own share of assets and liabilities. SC16-11 An IFRS company measures NCI at its share of the subsidiary's net assets.”</w:t>
+        <w:t xml:space="preserve">The book writes: “Under IFRS 11, joint ventures use the equity method and joint operations recognize their own share of assets and liabilities. ASU 2025-03 changes how to identify the acquirer when the acquired company is a VIE; it is not testable before about January 2028.”</w:t>
       </w:r>
     </w:p>
     <w:p>
@@ -6995,7 +6427,7 @@
           <w:sz w:val="16"/>
           <w:szCs w:val="16"/>
         </w:rPr>
-        <w:t xml:space="preserve">The book writes: “Under IFRS 11, joint ventures use the equity method and joint operations recognize their own share of assets and liabilities. SC16-11 An IFRS company measures NCI at its share of the subsidiary's net assets. SC16-12 An investor holds 45% of the votes; the other 55% are spread among thousands of small shareholders.”</w:t>
+        <w:t xml:space="preserve">From the book’s own table “Suppose: Barada Wholesale and Tadmor Retail, 202”: The book’s own table “Suppose: Barada Wholesale and Tadmor Retail, 202” settles these: for Price paid for 75% of Tadmor Retail LLC, January 1, 2028 it is 600 and for Fair value of the 25% noncontrolling interest it is 190 and for Fair value of Tadmor's identifiable net assets it is 700.</w:t>
       </w:r>
     </w:p>
     <w:p>
@@ -7064,7 +6496,7 @@
           <w:sz w:val="16"/>
           <w:szCs w:val="16"/>
         </w:rPr>
-        <w:t xml:space="preserve">The book’s own table gives 190 as the amount of Fair value of the 25% noncontrolling interest.</w:t>
+        <w:t xml:space="preserve">The VIE model comes before the voting model. B is wrong: Votes are tested only if the entity is not a VIE. C is wrong: Significant influence decides the equity method, not consolidation.</w:t>
       </w:r>
     </w:p>
     <w:p>
@@ -7087,7 +6519,7 @@
           <w:sz w:val="16"/>
           <w:szCs w:val="16"/>
         </w:rPr>
-        <w:t xml:space="preserve">The book’s own table gives 700 as the amount of Fair value of Tadmor's identifiable net assets.</w:t>
+        <w:t xml:space="preserve">Both power and economics are required. A is wrong: Economics alone are not enough. B is wrong: A lender does not use the equity method.</w:t>
       </w:r>
     </w:p>
     <w:p>
@@ -7110,7 +6542,7 @@
           <w:sz w:val="16"/>
           <w:szCs w:val="16"/>
         </w:rPr>
-        <w:t xml:space="preserve">The VIE model comes before the voting model. B is wrong: Votes are tested only if the entity is not a VIE. C is wrong: Significant influence decides the equity method, not consolidation.</w:t>
+        <w:t xml:space="preserve">Orontes is the primary beneficiary. A is wrong: Orontes owns no shares. C is wrong: Economics alone are not enough; power is also needed.</w:t>
       </w:r>
     </w:p>
     <w:p>
@@ -7133,6 +6565,167 @@
           <w:sz w:val="16"/>
           <w:szCs w:val="16"/>
         </w:rPr>
+        <w:t xml:space="preserve">Consolidation shows the group as one entity. A is wrong: That is the parent's separate statements. B is wrong: That is proportionate consolidation.</w:t>
+      </w:r>
+    </w:p>
+    <w:p>
+      <w:pPr>
+        <w:spacing w:after="18"/>
+        <w:ind w:left="300" w:hanging="300"/>
+      </w:pPr>
+      <w:r>
+        <w:rPr>
+          <w:b/>
+          <w:bCs/>
+          <w:color w:val="8186EF"/>
+          <w:sz w:val="16"/>
+          <w:szCs w:val="16"/>
+        </w:rPr>
+        <w:t xml:space="preserve">10  </w:t>
+      </w:r>
+      <w:r>
+        <w:rPr>
+          <w:sz w:val="16"/>
+          <w:szCs w:val="16"/>
+        </w:rPr>
+        <w:t xml:space="preserve">CMA questions use exact terms, and one word can change the answer.</w:t>
+      </w:r>
+    </w:p>
+    <w:p>
+      <w:pPr>
+        <w:spacing w:after="18"/>
+        <w:ind w:left="300" w:hanging="300"/>
+      </w:pPr>
+      <w:r>
+        <w:rPr>
+          <w:b/>
+          <w:bCs/>
+          <w:color w:val="8186EF"/>
+          <w:sz w:val="16"/>
+          <w:szCs w:val="16"/>
+        </w:rPr>
+        <w:t xml:space="preserve">11  </w:t>
+      </w:r>
+      <w:r>
+        <w:rPr>
+          <w:sz w:val="16"/>
+          <w:szCs w:val="16"/>
+        </w:rPr>
+        <w:t xml:space="preserve">The book’s own table pairs Control model with “Two: VIE model first, then voting interest”.</w:t>
+      </w:r>
+    </w:p>
+    <w:p>
+      <w:pPr>
+        <w:spacing w:after="18"/>
+        <w:ind w:left="300" w:hanging="300"/>
+      </w:pPr>
+      <w:r>
+        <w:rPr>
+          <w:b/>
+          <w:bCs/>
+          <w:color w:val="8186EF"/>
+          <w:sz w:val="16"/>
+          <w:szCs w:val="16"/>
+        </w:rPr>
+        <w:t xml:space="preserve">12  </w:t>
+      </w:r>
+      <w:r>
+        <w:rPr>
+          <w:sz w:val="16"/>
+          <w:szCs w:val="16"/>
+        </w:rPr>
+        <w:t xml:space="preserve">NCI is equity of the group. A is wrong: NCI is not an obligation. B is wrong: The mezzanine 'minority interest' line is an old practice.</w:t>
+      </w:r>
+    </w:p>
+    <w:p>
+      <w:pPr>
+        <w:spacing w:after="18"/>
+        <w:ind w:left="300" w:hanging="300"/>
+      </w:pPr>
+      <w:r>
+        <w:rPr>
+          <w:b/>
+          <w:bCs/>
+          <w:color w:val="8186EF"/>
+          <w:sz w:val="16"/>
+          <w:szCs w:val="16"/>
+        </w:rPr>
+        <w:t xml:space="preserve">13  </w:t>
+      </w:r>
+      <w:r>
+        <w:rPr>
+          <w:sz w:val="16"/>
+          <w:szCs w:val="16"/>
+        </w:rPr>
+        <w:t xml:space="preserve">Consolidation shows the group as one entity. A is wrong: That is the parent's separate statements. B is wrong: That is proportionate consolidation.</w:t>
+      </w:r>
+    </w:p>
+    <w:p>
+      <w:pPr>
+        <w:spacing w:after="18"/>
+        <w:ind w:left="300" w:hanging="300"/>
+      </w:pPr>
+      <w:r>
+        <w:rPr>
+          <w:b/>
+          <w:bCs/>
+          <w:color w:val="8186EF"/>
+          <w:sz w:val="16"/>
+          <w:szCs w:val="16"/>
+        </w:rPr>
+        <w:t xml:space="preserve">14  </w:t>
+      </w:r>
+      <w:r>
+        <w:rPr>
+          <w:sz w:val="16"/>
+          <w:szCs w:val="16"/>
+        </w:rPr>
+        <w:t xml:space="preserve">Significant influence without control leads to the equity method. A is wrong: Orontes does not control Jordan Glass. B is wrong: Proportionate consolidation is generally not allowed.</w:t>
+      </w:r>
+    </w:p>
+    <w:p>
+      <w:pPr>
+        <w:spacing w:after="18"/>
+        <w:ind w:left="300" w:hanging="300"/>
+      </w:pPr>
+      <w:r>
+        <w:rPr>
+          <w:b/>
+          <w:bCs/>
+          <w:color w:val="8186EF"/>
+          <w:sz w:val="16"/>
+          <w:szCs w:val="16"/>
+        </w:rPr>
+        <w:t xml:space="preserve">15  </w:t>
+      </w:r>
+      <w:r>
+        <w:rPr>
+          <w:sz w:val="16"/>
+          <w:szCs w:val="16"/>
+        </w:rPr>
+        <w:t xml:space="preserve">Changes in ownership without loss of control are equity transactions. A is wrong: No gain or loss arises while control is kept. C is wrong: Goodwill is measured only when control is obtained.</w:t>
+      </w:r>
+    </w:p>
+    <w:p>
+      <w:pPr>
+        <w:spacing w:after="18"/>
+        <w:ind w:left="300" w:hanging="300"/>
+      </w:pPr>
+      <w:r>
+        <w:rPr>
+          <w:b/>
+          <w:bCs/>
+          <w:color w:val="8186EF"/>
+          <w:sz w:val="16"/>
+          <w:szCs w:val="16"/>
+        </w:rPr>
+        <w:t xml:space="preserve">16  </w:t>
+      </w:r>
+      <w:r>
+        <w:rPr>
+          <w:sz w:val="16"/>
+          <w:szCs w:val="16"/>
+        </w:rPr>
         <w:t xml:space="preserve">Orontes is the primary beneficiary. A is wrong: Orontes owns no shares. C is wrong: Economics alone are not enough; power is also needed.</w:t>
       </w:r>
     </w:p>
@@ -7149,145 +6742,30 @@
           <w:sz w:val="16"/>
           <w:szCs w:val="16"/>
         </w:rPr>
-        <w:t xml:space="preserve">10  </w:t>
-      </w:r>
-      <w:r>
-        <w:rPr>
-          <w:sz w:val="16"/>
-          <w:szCs w:val="16"/>
-        </w:rPr>
-        <w:t xml:space="preserve">Consolidation shows the group as one entity. A is wrong: That is the parent's separate statements. B is wrong: That is proportionate consolidation.</w:t>
-      </w:r>
-    </w:p>
-    <w:p>
-      <w:pPr>
-        <w:spacing w:after="18"/>
-        <w:ind w:left="300" w:hanging="300"/>
-      </w:pPr>
-      <w:r>
-        <w:rPr>
-          <w:b/>
-          <w:bCs/>
-          <w:color w:val="8186EF"/>
-          <w:sz w:val="16"/>
-          <w:szCs w:val="16"/>
-        </w:rPr>
-        <w:t xml:space="preserve">11  </w:t>
-      </w:r>
-      <w:r>
-        <w:rPr>
-          <w:sz w:val="16"/>
-          <w:szCs w:val="16"/>
-        </w:rPr>
-        <w:t xml:space="preserve">CMA questions use exact terms, and one word can change the answer.</w:t>
-      </w:r>
-    </w:p>
-    <w:p>
-      <w:pPr>
-        <w:spacing w:after="18"/>
-        <w:ind w:left="300" w:hanging="300"/>
-      </w:pPr>
-      <w:r>
-        <w:rPr>
-          <w:b/>
-          <w:bCs/>
-          <w:color w:val="8186EF"/>
-          <w:sz w:val="16"/>
-          <w:szCs w:val="16"/>
-        </w:rPr>
-        <w:t xml:space="preserve">12  </w:t>
-      </w:r>
-      <w:r>
-        <w:rPr>
-          <w:sz w:val="16"/>
-          <w:szCs w:val="16"/>
-        </w:rPr>
-        <w:t xml:space="preserve">The book’s own table pairs Control model with “Two: VIE model first, then voting interest”.</w:t>
-      </w:r>
-    </w:p>
-    <w:p>
-      <w:pPr>
-        <w:spacing w:after="18"/>
-        <w:ind w:left="300" w:hanging="300"/>
-      </w:pPr>
-      <w:r>
-        <w:rPr>
-          <w:b/>
-          <w:bCs/>
-          <w:color w:val="8186EF"/>
-          <w:sz w:val="16"/>
-          <w:szCs w:val="16"/>
-        </w:rPr>
-        <w:t xml:space="preserve">13  </w:t>
-      </w:r>
-      <w:r>
-        <w:rPr>
-          <w:sz w:val="16"/>
-          <w:szCs w:val="16"/>
-        </w:rPr>
-        <w:t xml:space="preserve">The book’s own table pairs Control below 50% of votes with “Not through voting alone (unless a VIE)”.</w:t>
-      </w:r>
-    </w:p>
-    <w:p>
-      <w:pPr>
-        <w:spacing w:after="18"/>
-        <w:ind w:left="300" w:hanging="300"/>
-      </w:pPr>
-      <w:r>
-        <w:rPr>
-          <w:b/>
-          <w:bCs/>
-          <w:color w:val="8186EF"/>
-          <w:sz w:val="16"/>
-          <w:szCs w:val="16"/>
-        </w:rPr>
-        <w:t xml:space="preserve">14  </w:t>
-      </w:r>
-      <w:r>
-        <w:rPr>
-          <w:sz w:val="16"/>
-          <w:szCs w:val="16"/>
-        </w:rPr>
-        <w:t xml:space="preserve">The book’s own table pairs Measuring NCI with “Fair value (full goodwill)”.</w:t>
-      </w:r>
-    </w:p>
-    <w:p>
-      <w:pPr>
-        <w:spacing w:after="18"/>
-        <w:ind w:left="300" w:hanging="300"/>
-      </w:pPr>
-      <w:r>
-        <w:rPr>
-          <w:b/>
-          <w:bCs/>
-          <w:color w:val="8186EF"/>
-          <w:sz w:val="16"/>
-          <w:szCs w:val="16"/>
-        </w:rPr>
-        <w:t xml:space="preserve">15  </w:t>
-      </w:r>
-      <w:r>
-        <w:rPr>
-          <w:sz w:val="16"/>
-          <w:szCs w:val="16"/>
-        </w:rPr>
-        <w:t xml:space="preserve">NCI is equity of the group. A is wrong: NCI is not an obligation. B is wrong: The mezzanine 'minority interest' line is an old practice.</w:t>
-      </w:r>
-    </w:p>
-    <w:p>
-      <w:pPr>
-        <w:spacing w:after="18"/>
-        <w:ind w:left="300" w:hanging="300"/>
-      </w:pPr>
-      <w:r>
-        <w:rPr>
-          <w:b/>
-          <w:bCs/>
-          <w:color w:val="8186EF"/>
-          <w:sz w:val="16"/>
-          <w:szCs w:val="16"/>
-        </w:rPr>
-        <w:t xml:space="preserve">16  </w:t>
+        <w:t xml:space="preserve">17  </w:t>
+      </w:r>
+      <w:r>
+        <w:rPr>
+          <w:sz w:val="16"/>
+          <w:szCs w:val="16"/>
+        </w:rPr>
+        <w:t xml:space="preserve">Only Orontes's 30% share of the $40,000 unrealized profit. A is wrong: The investor's share must be removed. C is wrong: Full elimination is for subsidiaries, not equity-method investees.</w:t>
+      </w:r>
+    </w:p>
+    <w:p>
+      <w:pPr>
+        <w:spacing w:after="18"/>
+        <w:ind w:left="300" w:hanging="300"/>
+      </w:pPr>
+      <w:r>
+        <w:rPr>
+          <w:b/>
+          <w:bCs/>
+          <w:color w:val="8186EF"/>
+          <w:sz w:val="16"/>
+          <w:szCs w:val="16"/>
+        </w:rPr>
+        <w:t xml:space="preserve">18  </w:t>
       </w:r>
       <w:r>
         <w:rPr>
@@ -7430,47 +6908,47 @@
                 <w:sz w:val="16"/>
                 <w:szCs w:val="16"/>
               </w:rPr>
-              <w:t xml:space="preserve">10  </w:t>
-            </w:r>
-            <w:r>
-              <w:rPr>
-                <w:sz w:val="17"/>
-                <w:szCs w:val="17"/>
-              </w:rPr>
-              <w:t xml:space="preserve">C</w:t>
-            </w:r>
-          </w:p>
-        </w:tc>
-        <w:tc>
-          <w:tcPr>
-            <w:tcW w:type="pct" w:w="1667"/>
-            <w:tcMar>
-              <w:top w:type="dxa" w:w="40"/>
-              <w:left w:type="dxa" w:w="100"/>
-              <w:bottom w:type="dxa" w:w="40"/>
-              <w:right w:type="dxa" w:w="100"/>
-            </w:tcMar>
-          </w:tcPr>
-          <w:p>
-            <w:pPr>
-              <w:spacing w:before="22" w:after="22"/>
-            </w:pPr>
-            <w:r>
-              <w:rPr>
-                <w:b/>
-                <w:bCs/>
-                <w:color w:val="8186EF"/>
-                <w:sz w:val="16"/>
-                <w:szCs w:val="16"/>
-              </w:rPr>
-              <w:t xml:space="preserve">19  </w:t>
-            </w:r>
-            <w:r>
-              <w:rPr>
-                <w:sz w:val="17"/>
-                <w:szCs w:val="17"/>
-              </w:rPr>
-              <w:t xml:space="preserve">D</w:t>
+              <w:t xml:space="preserve">11  </w:t>
+            </w:r>
+            <w:r>
+              <w:rPr>
+                <w:sz w:val="17"/>
+                <w:szCs w:val="17"/>
+              </w:rPr>
+              <w:t xml:space="preserve">F</w:t>
+            </w:r>
+          </w:p>
+        </w:tc>
+        <w:tc>
+          <w:tcPr>
+            <w:tcW w:type="pct" w:w="1667"/>
+            <w:tcMar>
+              <w:top w:type="dxa" w:w="40"/>
+              <w:left w:type="dxa" w:w="100"/>
+              <w:bottom w:type="dxa" w:w="40"/>
+              <w:right w:type="dxa" w:w="100"/>
+            </w:tcMar>
+          </w:tcPr>
+          <w:p>
+            <w:pPr>
+              <w:spacing w:before="22" w:after="22"/>
+            </w:pPr>
+            <w:r>
+              <w:rPr>
+                <w:b/>
+                <w:bCs/>
+                <w:color w:val="8186EF"/>
+                <w:sz w:val="16"/>
+                <w:szCs w:val="16"/>
+              </w:rPr>
+              <w:t xml:space="preserve">21  </w:t>
+            </w:r>
+            <w:r>
+              <w:rPr>
+                <w:sz w:val="17"/>
+                <w:szCs w:val="17"/>
+              </w:rPr>
+              <w:t xml:space="preserve">A</w:t>
             </w:r>
           </w:p>
         </w:tc>
@@ -7506,7 +6984,7 @@
                 <w:sz w:val="17"/>
                 <w:szCs w:val="17"/>
               </w:rPr>
-              <w:t xml:space="preserve">equity method · proportionate consolidation · acquisition method · subsidiary</w:t>
+              <w:t xml:space="preserve">subsidiary · equity method · proportionate consolidation · acquisition method</w:t>
             </w:r>
           </w:p>
         </w:tc>
@@ -7533,14 +7011,14 @@
                 <w:sz w:val="16"/>
                 <w:szCs w:val="16"/>
               </w:rPr>
-              <w:t xml:space="preserve">11  </w:t>
-            </w:r>
-            <w:r>
-              <w:rPr>
-                <w:sz w:val="17"/>
-                <w:szCs w:val="17"/>
-              </w:rPr>
-              <w:t xml:space="preserve">D</w:t>
+              <w:t xml:space="preserve">12  </w:t>
+            </w:r>
+            <w:r>
+              <w:rPr>
+                <w:sz w:val="17"/>
+                <w:szCs w:val="17"/>
+              </w:rPr>
+              <w:t xml:space="preserve">A</w:t>
             </w:r>
           </w:p>
         </w:tc>
@@ -7567,14 +7045,14 @@
                 <w:sz w:val="16"/>
                 <w:szCs w:val="16"/>
               </w:rPr>
-              <w:t xml:space="preserve">20  </w:t>
-            </w:r>
-            <w:r>
-              <w:rPr>
-                <w:sz w:val="17"/>
-                <w:szCs w:val="17"/>
-              </w:rPr>
-              <w:t xml:space="preserve">D</w:t>
+              <w:t xml:space="preserve">22  </w:t>
+            </w:r>
+            <w:r>
+              <w:rPr>
+                <w:sz w:val="17"/>
+                <w:szCs w:val="17"/>
+              </w:rPr>
+              <w:t xml:space="preserve">C</w:t>
             </w:r>
           </w:p>
         </w:tc>
@@ -7609,73 +7087,73 @@
                 <w:sz w:val="17"/>
                 <w:szCs w:val="17"/>
               </w:rPr>
-              <w:t xml:space="preserve">Unrealized profit · downstream sale · parent · upstream sale · subsidiary</w:t>
-            </w:r>
-          </w:p>
-        </w:tc>
-        <w:tc>
-          <w:tcPr>
-            <w:tcW w:type="pct" w:w="1667"/>
-            <w:tcMar>
-              <w:top w:type="dxa" w:w="40"/>
-              <w:left w:type="dxa" w:w="100"/>
-              <w:bottom w:type="dxa" w:w="40"/>
-              <w:right w:type="dxa" w:w="100"/>
-            </w:tcMar>
-          </w:tcPr>
-          <w:p>
-            <w:pPr>
-              <w:spacing w:before="22" w:after="22"/>
-            </w:pPr>
-            <w:r>
-              <w:rPr>
-                <w:b/>
-                <w:bCs/>
-                <w:color w:val="8186EF"/>
-                <w:sz w:val="16"/>
-                <w:szCs w:val="16"/>
-              </w:rPr>
-              <w:t xml:space="preserve">12  </w:t>
-            </w:r>
-            <w:r>
-              <w:rPr>
-                <w:sz w:val="17"/>
-                <w:szCs w:val="17"/>
-              </w:rPr>
-              <w:t xml:space="preserve">E</w:t>
-            </w:r>
-          </w:p>
-        </w:tc>
-        <w:tc>
-          <w:tcPr>
-            <w:tcW w:type="pct" w:w="1667"/>
-            <w:tcMar>
-              <w:top w:type="dxa" w:w="40"/>
-              <w:left w:type="dxa" w:w="100"/>
-              <w:bottom w:type="dxa" w:w="40"/>
-              <w:right w:type="dxa" w:w="100"/>
-            </w:tcMar>
-          </w:tcPr>
-          <w:p>
-            <w:pPr>
-              <w:spacing w:before="22" w:after="22"/>
-            </w:pPr>
-            <w:r>
-              <w:rPr>
-                <w:b/>
-                <w:bCs/>
-                <w:color w:val="8186EF"/>
-                <w:sz w:val="16"/>
-                <w:szCs w:val="16"/>
-              </w:rPr>
-              <w:t xml:space="preserve">21  </w:t>
-            </w:r>
-            <w:r>
-              <w:rPr>
-                <w:sz w:val="17"/>
-                <w:szCs w:val="17"/>
-              </w:rPr>
-              <w:t xml:space="preserve">B</w:t>
+              <w:t xml:space="preserve">downstream sale · parent · upstream sale · subsidiary</w:t>
+            </w:r>
+          </w:p>
+        </w:tc>
+        <w:tc>
+          <w:tcPr>
+            <w:tcW w:type="pct" w:w="1667"/>
+            <w:tcMar>
+              <w:top w:type="dxa" w:w="40"/>
+              <w:left w:type="dxa" w:w="100"/>
+              <w:bottom w:type="dxa" w:w="40"/>
+              <w:right w:type="dxa" w:w="100"/>
+            </w:tcMar>
+          </w:tcPr>
+          <w:p>
+            <w:pPr>
+              <w:spacing w:before="22" w:after="22"/>
+            </w:pPr>
+            <w:r>
+              <w:rPr>
+                <w:b/>
+                <w:bCs/>
+                <w:color w:val="8186EF"/>
+                <w:sz w:val="16"/>
+                <w:szCs w:val="16"/>
+              </w:rPr>
+              <w:t xml:space="preserve">13  </w:t>
+            </w:r>
+            <w:r>
+              <w:rPr>
+                <w:sz w:val="17"/>
+                <w:szCs w:val="17"/>
+              </w:rPr>
+              <w:t xml:space="preserve">D</w:t>
+            </w:r>
+          </w:p>
+        </w:tc>
+        <w:tc>
+          <w:tcPr>
+            <w:tcW w:type="pct" w:w="1667"/>
+            <w:tcMar>
+              <w:top w:type="dxa" w:w="40"/>
+              <w:left w:type="dxa" w:w="100"/>
+              <w:bottom w:type="dxa" w:w="40"/>
+              <w:right w:type="dxa" w:w="100"/>
+            </w:tcMar>
+          </w:tcPr>
+          <w:p>
+            <w:pPr>
+              <w:spacing w:before="22" w:after="22"/>
+            </w:pPr>
+            <w:r>
+              <w:rPr>
+                <w:b/>
+                <w:bCs/>
+                <w:color w:val="8186EF"/>
+                <w:sz w:val="16"/>
+                <w:szCs w:val="16"/>
+              </w:rPr>
+              <w:t xml:space="preserve">23  </w:t>
+            </w:r>
+            <w:r>
+              <w:rPr>
+                <w:sz w:val="17"/>
+                <w:szCs w:val="17"/>
+              </w:rPr>
+              <w:t xml:space="preserve">D</w:t>
             </w:r>
           </w:p>
         </w:tc>
@@ -7738,14 +7216,14 @@
                 <w:sz w:val="16"/>
                 <w:szCs w:val="16"/>
               </w:rPr>
-              <w:t xml:space="preserve">13  </w:t>
-            </w:r>
-            <w:r>
-              <w:rPr>
-                <w:sz w:val="17"/>
-                <w:szCs w:val="17"/>
-              </w:rPr>
-              <w:t xml:space="preserve">F</w:t>
+              <w:t xml:space="preserve">14  </w:t>
+            </w:r>
+            <w:r>
+              <w:rPr>
+                <w:sz w:val="17"/>
+                <w:szCs w:val="17"/>
+              </w:rPr>
+              <w:t xml:space="preserve">D</w:t>
             </w:r>
           </w:p>
         </w:tc>
@@ -7772,14 +7250,14 @@
                 <w:sz w:val="16"/>
                 <w:szCs w:val="16"/>
               </w:rPr>
-              <w:t xml:space="preserve">22  </w:t>
-            </w:r>
-            <w:r>
-              <w:rPr>
-                <w:sz w:val="17"/>
-                <w:szCs w:val="17"/>
-              </w:rPr>
-              <w:t xml:space="preserve">D</w:t>
+              <w:t xml:space="preserve">24  </w:t>
+            </w:r>
+            <w:r>
+              <w:rPr>
+                <w:sz w:val="17"/>
+                <w:szCs w:val="17"/>
+              </w:rPr>
+              <w:t xml:space="preserve">E</w:t>
             </w:r>
           </w:p>
         </w:tc>
@@ -7840,7 +7318,7 @@
                 <w:sz w:val="16"/>
                 <w:szCs w:val="16"/>
               </w:rPr>
-              <w:t xml:space="preserve">14  </w:t>
+              <w:t xml:space="preserve">15  </w:t>
             </w:r>
             <w:r>
               <w:rPr>
@@ -7873,14 +7351,14 @@
                 <w:sz w:val="16"/>
                 <w:szCs w:val="16"/>
               </w:rPr>
-              <w:t xml:space="preserve">23  </w:t>
-            </w:r>
-            <w:r>
-              <w:rPr>
-                <w:sz w:val="17"/>
-                <w:szCs w:val="17"/>
-              </w:rPr>
-              <w:t xml:space="preserve">D</w:t>
+              <w:t xml:space="preserve">25  </w:t>
+            </w:r>
+            <w:r>
+              <w:rPr>
+                <w:sz w:val="17"/>
+                <w:szCs w:val="17"/>
+              </w:rPr>
+              <w:t xml:space="preserve">B</w:t>
             </w:r>
           </w:p>
         </w:tc>
@@ -7916,7 +7394,7 @@
                 <w:sz w:val="17"/>
                 <w:szCs w:val="17"/>
               </w:rPr>
-              <w:t xml:space="preserve">D</w:t>
+              <w:t xml:space="preserve">A</w:t>
             </w:r>
           </w:p>
         </w:tc>
@@ -7943,14 +7421,14 @@
                 <w:sz w:val="16"/>
                 <w:szCs w:val="16"/>
               </w:rPr>
-              <w:t xml:space="preserve">15  </w:t>
-            </w:r>
-            <w:r>
-              <w:rPr>
-                <w:sz w:val="17"/>
-                <w:szCs w:val="17"/>
-              </w:rPr>
-              <w:t xml:space="preserve">D</w:t>
+              <w:t xml:space="preserve">16  </w:t>
+            </w:r>
+            <w:r>
+              <w:rPr>
+                <w:sz w:val="17"/>
+                <w:szCs w:val="17"/>
+              </w:rPr>
+              <w:t xml:space="preserve">B</w:t>
             </w:r>
           </w:p>
         </w:tc>
@@ -7977,7 +7455,7 @@
                 <w:sz w:val="16"/>
                 <w:szCs w:val="16"/>
               </w:rPr>
-              <w:t xml:space="preserve">24  </w:t>
+              <w:t xml:space="preserve">26  </w:t>
             </w:r>
             <w:r>
               <w:rPr>
@@ -8019,66 +7497,66 @@
                 <w:sz w:val="17"/>
                 <w:szCs w:val="17"/>
               </w:rPr>
-              <w:t xml:space="preserve">C</w:t>
-            </w:r>
-          </w:p>
-        </w:tc>
-        <w:tc>
-          <w:tcPr>
-            <w:tcW w:type="pct" w:w="1667"/>
-            <w:tcMar>
-              <w:top w:type="dxa" w:w="40"/>
-              <w:left w:type="dxa" w:w="100"/>
-              <w:bottom w:type="dxa" w:w="40"/>
-              <w:right w:type="dxa" w:w="100"/>
-            </w:tcMar>
-          </w:tcPr>
-          <w:p>
-            <w:pPr>
-              <w:spacing w:before="22" w:after="22"/>
-            </w:pPr>
-            <w:r>
-              <w:rPr>
-                <w:b/>
-                <w:bCs/>
-                <w:color w:val="8186EF"/>
-                <w:sz w:val="16"/>
-                <w:szCs w:val="16"/>
-              </w:rPr>
-              <w:t xml:space="preserve">16  </w:t>
-            </w:r>
-            <w:r>
-              <w:rPr>
-                <w:sz w:val="17"/>
-                <w:szCs w:val="17"/>
-              </w:rPr>
-              <w:t xml:space="preserve">T</w:t>
-            </w:r>
-          </w:p>
-        </w:tc>
-        <w:tc>
-          <w:tcPr>
-            <w:tcW w:type="pct" w:w="1667"/>
-            <w:tcMar>
-              <w:top w:type="dxa" w:w="40"/>
-              <w:left w:type="dxa" w:w="100"/>
-              <w:bottom w:type="dxa" w:w="40"/>
-              <w:right w:type="dxa" w:w="100"/>
-            </w:tcMar>
-          </w:tcPr>
-          <w:p>
-            <w:pPr>
-              <w:spacing w:before="22" w:after="22"/>
-            </w:pPr>
-            <w:r>
-              <w:rPr>
-                <w:b/>
-                <w:bCs/>
-                <w:color w:val="8186EF"/>
-                <w:sz w:val="16"/>
-                <w:szCs w:val="16"/>
-              </w:rPr>
-              <w:t xml:space="preserve">25  </w:t>
+              <w:t xml:space="preserve">B</w:t>
+            </w:r>
+          </w:p>
+        </w:tc>
+        <w:tc>
+          <w:tcPr>
+            <w:tcW w:type="pct" w:w="1667"/>
+            <w:tcMar>
+              <w:top w:type="dxa" w:w="40"/>
+              <w:left w:type="dxa" w:w="100"/>
+              <w:bottom w:type="dxa" w:w="40"/>
+              <w:right w:type="dxa" w:w="100"/>
+            </w:tcMar>
+          </w:tcPr>
+          <w:p>
+            <w:pPr>
+              <w:spacing w:before="22" w:after="22"/>
+            </w:pPr>
+            <w:r>
+              <w:rPr>
+                <w:b/>
+                <w:bCs/>
+                <w:color w:val="8186EF"/>
+                <w:sz w:val="16"/>
+                <w:szCs w:val="16"/>
+              </w:rPr>
+              <w:t xml:space="preserve">17  </w:t>
+            </w:r>
+            <w:r>
+              <w:rPr>
+                <w:sz w:val="17"/>
+                <w:szCs w:val="17"/>
+              </w:rPr>
+              <w:t xml:space="preserve">B</w:t>
+            </w:r>
+          </w:p>
+        </w:tc>
+        <w:tc>
+          <w:tcPr>
+            <w:tcW w:type="pct" w:w="1667"/>
+            <w:tcMar>
+              <w:top w:type="dxa" w:w="40"/>
+              <w:left w:type="dxa" w:w="100"/>
+              <w:bottom w:type="dxa" w:w="40"/>
+              <w:right w:type="dxa" w:w="100"/>
+            </w:tcMar>
+          </w:tcPr>
+          <w:p>
+            <w:pPr>
+              <w:spacing w:before="22" w:after="22"/>
+            </w:pPr>
+            <w:r>
+              <w:rPr>
+                <w:b/>
+                <w:bCs/>
+                <w:color w:val="8186EF"/>
+                <w:sz w:val="16"/>
+                <w:szCs w:val="16"/>
+              </w:rPr>
+              <w:t xml:space="preserve">27  </w:t>
             </w:r>
             <w:r>
               <w:rPr>
@@ -8121,7 +7599,7 @@
                 <w:sz w:val="17"/>
                 <w:szCs w:val="17"/>
               </w:rPr>
-              <w:t xml:space="preserve">A</w:t>
+              <w:t xml:space="preserve">C</w:t>
             </w:r>
           </w:p>
         </w:tc>
@@ -8148,14 +7626,14 @@
                 <w:sz w:val="16"/>
                 <w:szCs w:val="16"/>
               </w:rPr>
-              <w:t xml:space="preserve">17  </w:t>
-            </w:r>
-            <w:r>
-              <w:rPr>
-                <w:sz w:val="17"/>
-                <w:szCs w:val="17"/>
-              </w:rPr>
-              <w:t xml:space="preserve">A</w:t>
+              <w:t xml:space="preserve">18  </w:t>
+            </w:r>
+            <w:r>
+              <w:rPr>
+                <w:sz w:val="17"/>
+                <w:szCs w:val="17"/>
+              </w:rPr>
+              <w:t xml:space="preserve">D</w:t>
             </w:r>
           </w:p>
         </w:tc>
@@ -8182,7 +7660,7 @@
                 <w:sz w:val="16"/>
                 <w:szCs w:val="16"/>
               </w:rPr>
-              <w:t xml:space="preserve">26  </w:t>
+              <w:t xml:space="preserve">28  </w:t>
             </w:r>
             <w:r>
               <w:rPr>
@@ -8224,66 +7702,66 @@
                 <w:sz w:val="17"/>
                 <w:szCs w:val="17"/>
               </w:rPr>
-              <w:t xml:space="preserve">B</w:t>
-            </w:r>
-          </w:p>
-        </w:tc>
-        <w:tc>
-          <w:tcPr>
-            <w:tcW w:type="pct" w:w="1667"/>
-            <w:tcMar>
-              <w:top w:type="dxa" w:w="40"/>
-              <w:left w:type="dxa" w:w="100"/>
-              <w:bottom w:type="dxa" w:w="40"/>
-              <w:right w:type="dxa" w:w="100"/>
-            </w:tcMar>
-          </w:tcPr>
-          <w:p>
-            <w:pPr>
-              <w:spacing w:before="22" w:after="22"/>
-            </w:pPr>
-            <w:r>
-              <w:rPr>
-                <w:b/>
-                <w:bCs/>
-                <w:color w:val="8186EF"/>
-                <w:sz w:val="16"/>
-                <w:szCs w:val="16"/>
-              </w:rPr>
-              <w:t xml:space="preserve">18  </w:t>
-            </w:r>
-            <w:r>
-              <w:rPr>
-                <w:sz w:val="17"/>
-                <w:szCs w:val="17"/>
-              </w:rPr>
-              <w:t xml:space="preserve">A</w:t>
-            </w:r>
-          </w:p>
-        </w:tc>
-        <w:tc>
-          <w:tcPr>
-            <w:tcW w:type="pct" w:w="1667"/>
-            <w:tcMar>
-              <w:top w:type="dxa" w:w="40"/>
-              <w:left w:type="dxa" w:w="100"/>
-              <w:bottom w:type="dxa" w:w="40"/>
-              <w:right w:type="dxa" w:w="100"/>
-            </w:tcMar>
-          </w:tcPr>
-          <w:p>
-            <w:pPr>
-              <w:spacing w:before="22" w:after="22"/>
-            </w:pPr>
-            <w:r>
-              <w:rPr>
-                <w:b/>
-                <w:bCs/>
-                <w:color w:val="8186EF"/>
-                <w:sz w:val="16"/>
-                <w:szCs w:val="16"/>
-              </w:rPr>
-              <w:t xml:space="preserve">27  </w:t>
+              <w:t xml:space="preserve">D</w:t>
+            </w:r>
+          </w:p>
+        </w:tc>
+        <w:tc>
+          <w:tcPr>
+            <w:tcW w:type="pct" w:w="1667"/>
+            <w:tcMar>
+              <w:top w:type="dxa" w:w="40"/>
+              <w:left w:type="dxa" w:w="100"/>
+              <w:bottom w:type="dxa" w:w="40"/>
+              <w:right w:type="dxa" w:w="100"/>
+            </w:tcMar>
+          </w:tcPr>
+          <w:p>
+            <w:pPr>
+              <w:spacing w:before="22" w:after="22"/>
+            </w:pPr>
+            <w:r>
+              <w:rPr>
+                <w:b/>
+                <w:bCs/>
+                <w:color w:val="8186EF"/>
+                <w:sz w:val="16"/>
+                <w:szCs w:val="16"/>
+              </w:rPr>
+              <w:t xml:space="preserve">19  </w:t>
+            </w:r>
+            <w:r>
+              <w:rPr>
+                <w:sz w:val="17"/>
+                <w:szCs w:val="17"/>
+              </w:rPr>
+              <w:t xml:space="preserve">T</w:t>
+            </w:r>
+          </w:p>
+        </w:tc>
+        <w:tc>
+          <w:tcPr>
+            <w:tcW w:type="pct" w:w="1667"/>
+            <w:tcMar>
+              <w:top w:type="dxa" w:w="40"/>
+              <w:left w:type="dxa" w:w="100"/>
+              <w:bottom w:type="dxa" w:w="40"/>
+              <w:right w:type="dxa" w:w="100"/>
+            </w:tcMar>
+          </w:tcPr>
+          <w:p>
+            <w:pPr>
+              <w:spacing w:before="22" w:after="22"/>
+            </w:pPr>
+            <w:r>
+              <w:rPr>
+                <w:b/>
+                <w:bCs/>
+                <w:color w:val="8186EF"/>
+                <w:sz w:val="16"/>
+                <w:szCs w:val="16"/>
+              </w:rPr>
+              <w:t xml:space="preserve">29  </w:t>
             </w:r>
             <w:r>
               <w:rPr>
@@ -8291,6 +7769,100 @@
                 <w:szCs w:val="17"/>
               </w:rPr>
               <w:t xml:space="preserve">16.1: What consolidated statements are. 16.2: Two control models: VIE first, then votes. 16.3: Full consolidation, proportionate consolidation and the equity method. 16.4: The acquisition: goodwill and noncontrolling interest. 16.5: Eliminating intercompany balances and transactions. 16.6: IFRS differences and what is changing.</w:t>
+            </w:r>
+          </w:p>
+        </w:tc>
+      </w:tr>
+      <w:tr>
+        <w:tc>
+          <w:tcPr>
+            <w:tcW w:type="pct" w:w="1667"/>
+            <w:shd w:fill="FBFAF6" w:val="clear"/>
+            <w:tcMar>
+              <w:top w:type="dxa" w:w="40"/>
+              <w:left w:type="dxa" w:w="100"/>
+              <w:bottom w:type="dxa" w:w="40"/>
+              <w:right w:type="dxa" w:w="100"/>
+            </w:tcMar>
+          </w:tcPr>
+          <w:p>
+            <w:pPr>
+              <w:spacing w:before="22" w:after="22"/>
+            </w:pPr>
+            <w:r>
+              <w:rPr>
+                <w:b/>
+                <w:bCs/>
+                <w:color w:val="8186EF"/>
+                <w:sz w:val="16"/>
+                <w:szCs w:val="16"/>
+              </w:rPr>
+              <w:t xml:space="preserve">10  </w:t>
+            </w:r>
+            <w:r>
+              <w:rPr>
+                <w:sz w:val="17"/>
+                <w:szCs w:val="17"/>
+              </w:rPr>
+              <w:t xml:space="preserve">E</w:t>
+            </w:r>
+          </w:p>
+        </w:tc>
+        <w:tc>
+          <w:tcPr>
+            <w:tcW w:type="pct" w:w="1667"/>
+            <w:shd w:fill="FBFAF6" w:val="clear"/>
+            <w:tcMar>
+              <w:top w:type="dxa" w:w="40"/>
+              <w:left w:type="dxa" w:w="100"/>
+              <w:bottom w:type="dxa" w:w="40"/>
+              <w:right w:type="dxa" w:w="100"/>
+            </w:tcMar>
+          </w:tcPr>
+          <w:p>
+            <w:pPr>
+              <w:spacing w:before="22" w:after="22"/>
+            </w:pPr>
+            <w:r>
+              <w:rPr>
+                <w:b/>
+                <w:bCs/>
+                <w:color w:val="8186EF"/>
+                <w:sz w:val="16"/>
+                <w:szCs w:val="16"/>
+              </w:rPr>
+              <w:t xml:space="preserve">20  </w:t>
+            </w:r>
+            <w:r>
+              <w:rPr>
+                <w:sz w:val="17"/>
+                <w:szCs w:val="17"/>
+              </w:rPr>
+              <w:t xml:space="preserve">F</w:t>
+            </w:r>
+          </w:p>
+        </w:tc>
+        <w:tc>
+          <w:tcPr>
+            <w:tcW w:type="pct" w:w="1667"/>
+            <w:shd w:fill="FBFAF6" w:val="clear"/>
+            <w:tcMar>
+              <w:top w:type="dxa" w:w="40"/>
+              <w:left w:type="dxa" w:w="100"/>
+              <w:bottom w:type="dxa" w:w="40"/>
+              <w:right w:type="dxa" w:w="100"/>
+            </w:tcMar>
+          </w:tcPr>
+          <w:p>
+            <w:pPr>
+              <w:spacing w:before="24" w:after="24"/>
+            </w:pPr>
+            <w:r>
+              <w:rPr>
+                <w:sz w:val="16"/>
+                <w:szCs w:val="16"/>
+              </w:rPr>
+              <w:t xml:space="preserve"/>
             </w:r>
           </w:p>
         </w:tc>
@@ -8355,7 +7927,7 @@
           <w:sz w:val="16"/>
           <w:szCs w:val="16"/>
         </w:rPr>
-        <w:t xml:space="preserve">The book writes: “Also, joint ventures use the equity method, not proportionate consolidation. SC16-5 Orontes holds 30% of Jordan Glass and has significant influence. When a company gains control of a business, it uses the acquisition method. It measures the subsidiary's identifiable assets and liabilities at fair value, and it measures NCI at fair value too.”</w:t>
+        <w:t xml:space="preserve">The book writes: “A controlled subsidiary's intercompany profit is removed in full. The LOS phrase 'equity consolidation' means the equity method: one line, no NCI. Also, joint ventures use the equity method, not proportionate consolidation. When a company gains control of a business, it uses the acquisition method.”</w:t>
       </w:r>
     </w:p>
     <w:p>
@@ -8378,7 +7950,7 @@
           <w:sz w:val="16"/>
           <w:szCs w:val="16"/>
         </w:rPr>
-        <w:t xml:space="preserve">The book writes: “Unrealized profit on goods still held inside the group is also removed from inventory and income until the goods are sold to outsiders. In a downstream sale the parent earned the profit, so the whole elimination reduces the parent's share. In an upstream sale the subsidiary earned it, so NCI bears its share.”</w:t>
+        <w:t xml:space="preserve">The book writes: “In a downstream sale the parent earned the profit, so the whole elimination reduces the parent's share. In an upstream sale the subsidiary earned it, so NCI bears its share. When one group company sells equipment to another, the gain is eliminated and the asset returns to its original cost basis.”</w:t>
       </w:r>
     </w:p>
     <w:p>
@@ -8440,37 +8012,37 @@
           <w:sz w:val="16"/>
           <w:szCs w:val="16"/>
         </w:rPr>
-        <w:t xml:space="preserve">6  </w:t>
-      </w:r>
-      <w:r>
-        <w:rPr>
-          <w:sz w:val="16"/>
-          <w:szCs w:val="16"/>
-        </w:rPr>
-        <w:t xml:space="preserve">The book numbers “Two control models: VIE first, then votes” as section 16.2.</w:t>
-      </w:r>
-    </w:p>
-    <w:p>
-      <w:pPr>
-        <w:spacing w:after="18"/>
-        <w:ind w:left="300" w:hanging="300"/>
-      </w:pPr>
-      <w:r>
-        <w:rPr>
-          <w:b/>
-          <w:bCs/>
-          <w:color w:val="8186EF"/>
-          <w:sz w:val="16"/>
-          <w:szCs w:val="16"/>
-        </w:rPr>
-        <w:t xml:space="preserve">7  </w:t>
-      </w:r>
-      <w:r>
-        <w:rPr>
-          <w:sz w:val="16"/>
-          <w:szCs w:val="16"/>
-        </w:rPr>
-        <w:t xml:space="preserve">The book numbers “Full consolidation, proportionate consolidation and the equity method” as section 16.3.</w:t>
+        <w:t xml:space="preserve">12  </w:t>
+      </w:r>
+      <w:r>
+        <w:rPr>
+          <w:sz w:val="16"/>
+          <w:szCs w:val="16"/>
+        </w:rPr>
+        <w:t xml:space="preserve">Downstream profit belongs to the parent. B is wrong: NCI shares only upstream profit. C is wrong: This is the parent's percentage, not an NCI amount.</w:t>
+      </w:r>
+    </w:p>
+    <w:p>
+      <w:pPr>
+        <w:spacing w:after="18"/>
+        <w:ind w:left="300" w:hanging="300"/>
+      </w:pPr>
+      <w:r>
+        <w:rPr>
+          <w:b/>
+          <w:bCs/>
+          <w:color w:val="8186EF"/>
+          <w:sz w:val="16"/>
+          <w:szCs w:val="16"/>
+        </w:rPr>
+        <w:t xml:space="preserve">13  </w:t>
+      </w:r>
+      <w:r>
+        <w:rPr>
+          <w:sz w:val="16"/>
+          <w:szCs w:val="16"/>
+        </w:rPr>
+        <w:t xml:space="preserve">Loss of control ends consolidation and remeasures the retained interest. A is wrong: Equity treatment is only for changes without loss of control. B is wrong: Without control there is no consolidation.</w:t>
       </w:r>
     </w:p>
     <w:p>
@@ -8493,6 +8065,144 @@
           <w:sz w:val="16"/>
           <w:szCs w:val="16"/>
         </w:rPr>
+        <w:t xml:space="preserve">Significant influence without control leads to the equity method. A is wrong: Orontes does not control Jordan Glass. B is wrong: Proportionate consolidation is generally not allowed.</w:t>
+      </w:r>
+    </w:p>
+    <w:p>
+      <w:pPr>
+        <w:spacing w:after="18"/>
+        <w:ind w:left="300" w:hanging="300"/>
+      </w:pPr>
+      <w:r>
+        <w:rPr>
+          <w:b/>
+          <w:bCs/>
+          <w:color w:val="8186EF"/>
+          <w:sz w:val="16"/>
+          <w:szCs w:val="16"/>
+        </w:rPr>
+        <w:t xml:space="preserve">15  </w:t>
+      </w:r>
+      <w:r>
+        <w:rPr>
+          <w:sz w:val="16"/>
+          <w:szCs w:val="16"/>
+        </w:rPr>
+        <w:t xml:space="preserve">Only Orontes's 30% share of the $40,000 unrealized profit. A is wrong: The investor's share must be removed. C is wrong: Full elimination is for subsidiaries, not equity-method investees.</w:t>
+      </w:r>
+    </w:p>
+    <w:p>
+      <w:pPr>
+        <w:spacing w:after="18"/>
+        <w:ind w:left="300" w:hanging="300"/>
+      </w:pPr>
+      <w:r>
+        <w:rPr>
+          <w:b/>
+          <w:bCs/>
+          <w:color w:val="8186EF"/>
+          <w:sz w:val="16"/>
+          <w:szCs w:val="16"/>
+        </w:rPr>
+        <w:t xml:space="preserve">16  </w:t>
+      </w:r>
+      <w:r>
+        <w:rPr>
+          <w:sz w:val="16"/>
+          <w:szCs w:val="16"/>
+        </w:rPr>
+        <w:t xml:space="preserve">Changes in ownership without loss of control are equity transactions. A is wrong: No gain or loss arises while control is kept. C is wrong: Goodwill is measured only when control is obtained.</w:t>
+      </w:r>
+    </w:p>
+    <w:p>
+      <w:pPr>
+        <w:spacing w:after="18"/>
+        <w:ind w:left="300" w:hanging="300"/>
+      </w:pPr>
+      <w:r>
+        <w:rPr>
+          <w:b/>
+          <w:bCs/>
+          <w:color w:val="8186EF"/>
+          <w:sz w:val="16"/>
+          <w:szCs w:val="16"/>
+        </w:rPr>
+        <w:t xml:space="preserve">17  </w:t>
+      </w:r>
+      <w:r>
+        <w:rPr>
+          <w:sz w:val="16"/>
+          <w:szCs w:val="16"/>
+        </w:rPr>
+        <w:t xml:space="preserve">30% of the $200,000 gross profit is still in Levant's inventory. A is wrong: Intercompany profit is eliminated in full, not 80%. C is wrong: Only the profit on unsold goods is unrealized.</w:t>
+      </w:r>
+    </w:p>
+    <w:p>
+      <w:pPr>
+        <w:spacing w:after="18"/>
+        <w:ind w:left="300" w:hanging="300"/>
+      </w:pPr>
+      <w:r>
+        <w:rPr>
+          <w:b/>
+          <w:bCs/>
+          <w:color w:val="8186EF"/>
+          <w:sz w:val="16"/>
+          <w:szCs w:val="16"/>
+        </w:rPr>
+        <w:t xml:space="preserve">18  </w:t>
+      </w:r>
+      <w:r>
+        <w:rPr>
+          <w:sz w:val="16"/>
+          <w:szCs w:val="16"/>
+        </w:rPr>
+        <w:t xml:space="preserve">Substantive participating rights overcome majority control. A is wrong: Votes alone do not decide when others can block key decisions. B is wrong: Blocking rights do not give the 40% owner control.</w:t>
+      </w:r>
+    </w:p>
+    <w:p>
+      <w:pPr>
+        <w:spacing w:after="18"/>
+        <w:ind w:left="300" w:hanging="300"/>
+      </w:pPr>
+      <w:r>
+        <w:rPr>
+          <w:b/>
+          <w:bCs/>
+          <w:color w:val="8186EF"/>
+          <w:sz w:val="16"/>
+          <w:szCs w:val="16"/>
+        </w:rPr>
+        <w:t xml:space="preserve">19  </w:t>
+      </w:r>
+      <w:r>
+        <w:rPr>
+          <w:sz w:val="16"/>
+          <w:szCs w:val="16"/>
+        </w:rPr>
+        <w:t xml:space="preserve">Every later answer depends on the adjusted exhibit.</w:t>
+      </w:r>
+    </w:p>
+    <w:p>
+      <w:pPr>
+        <w:spacing w:after="18"/>
+        <w:ind w:left="300" w:hanging="300"/>
+      </w:pPr>
+      <w:r>
+        <w:rPr>
+          <w:b/>
+          <w:bCs/>
+          <w:color w:val="8186EF"/>
+          <w:sz w:val="16"/>
+          <w:szCs w:val="16"/>
+        </w:rPr>
+        <w:t xml:space="preserve">26  </w:t>
+      </w:r>
+      <w:r>
+        <w:rPr>
+          <w:sz w:val="16"/>
+          <w:szCs w:val="16"/>
+        </w:rPr>
         <w:t xml:space="preserve">Partial goodwill: price + $1,700,000 − $8,500,000. A is wrong: Goodwill is still recognized. C is wrong: This is the full-goodwill (U.S.) amount.</w:t>
       </w:r>
     </w:p>
@@ -8509,237 +8219,7 @@
           <w:sz w:val="16"/>
           <w:szCs w:val="16"/>
         </w:rPr>
-        <w:t xml:space="preserve">15  </w:t>
-      </w:r>
-      <w:r>
-        <w:rPr>
-          <w:sz w:val="16"/>
-          <w:szCs w:val="16"/>
-        </w:rPr>
-        <w:t xml:space="preserve">Significant influence without control leads to the equity method. A is wrong: Orontes does not control Jordan Glass. B is wrong: Proportionate consolidation is generally not allowed.</w:t>
-      </w:r>
-    </w:p>
-    <w:p>
-      <w:pPr>
-        <w:spacing w:after="18"/>
-        <w:ind w:left="300" w:hanging="300"/>
-      </w:pPr>
-      <w:r>
-        <w:rPr>
-          <w:b/>
-          <w:bCs/>
-          <w:color w:val="8186EF"/>
-          <w:sz w:val="16"/>
-          <w:szCs w:val="16"/>
-        </w:rPr>
-        <w:t xml:space="preserve">16  </w:t>
-      </w:r>
-      <w:r>
-        <w:rPr>
-          <w:sz w:val="16"/>
-          <w:szCs w:val="16"/>
-        </w:rPr>
-        <w:t xml:space="preserve">Every later answer depends on the adjusted exhibit.</w:t>
-      </w:r>
-    </w:p>
-    <w:p>
-      <w:pPr>
-        <w:spacing w:after="18"/>
-        <w:ind w:left="300" w:hanging="300"/>
-      </w:pPr>
-      <w:r>
-        <w:rPr>
-          <w:b/>
-          <w:bCs/>
-          <w:color w:val="8186EF"/>
-          <w:sz w:val="16"/>
-          <w:szCs w:val="16"/>
-        </w:rPr>
-        <w:t xml:space="preserve">17  </w:t>
-      </w:r>
-      <w:r>
-        <w:rPr>
-          <w:sz w:val="16"/>
-          <w:szCs w:val="16"/>
-        </w:rPr>
-        <w:t xml:space="preserve">The book states item C16-1 in those words.</w:t>
-      </w:r>
-    </w:p>
-    <w:p>
-      <w:pPr>
-        <w:spacing w:after="18"/>
-        <w:ind w:left="300" w:hanging="300"/>
-      </w:pPr>
-      <w:r>
-        <w:rPr>
-          <w:b/>
-          <w:bCs/>
-          <w:color w:val="8186EF"/>
-          <w:sz w:val="16"/>
-          <w:szCs w:val="16"/>
-        </w:rPr>
-        <w:t xml:space="preserve">18  </w:t>
-      </w:r>
-      <w:r>
-        <w:rPr>
-          <w:sz w:val="16"/>
-          <w:szCs w:val="16"/>
-        </w:rPr>
-        <w:t xml:space="preserve">The book states item C16-2 in those words.</w:t>
-      </w:r>
-    </w:p>
-    <w:p>
-      <w:pPr>
-        <w:spacing w:after="18"/>
-        <w:ind w:left="300" w:hanging="300"/>
-      </w:pPr>
-      <w:r>
-        <w:rPr>
-          <w:b/>
-          <w:bCs/>
-          <w:color w:val="8186EF"/>
-          <w:sz w:val="16"/>
-          <w:szCs w:val="16"/>
-        </w:rPr>
-        <w:t xml:space="preserve">19  </w:t>
-      </w:r>
-      <w:r>
-        <w:rPr>
-          <w:sz w:val="16"/>
-          <w:szCs w:val="16"/>
-        </w:rPr>
-        <w:t xml:space="preserve">The book states item C16-3 in those words.</w:t>
-      </w:r>
-    </w:p>
-    <w:p>
-      <w:pPr>
-        <w:spacing w:after="18"/>
-        <w:ind w:left="300" w:hanging="300"/>
-      </w:pPr>
-      <w:r>
-        <w:rPr>
-          <w:b/>
-          <w:bCs/>
-          <w:color w:val="8186EF"/>
-          <w:sz w:val="16"/>
-          <w:szCs w:val="16"/>
-        </w:rPr>
-        <w:t xml:space="preserve">20  </w:t>
-      </w:r>
-      <w:r>
-        <w:rPr>
-          <w:sz w:val="16"/>
-          <w:szCs w:val="16"/>
-        </w:rPr>
-        <w:t xml:space="preserve">The book states item C16-4 in those words.</w:t>
-      </w:r>
-    </w:p>
-    <w:p>
-      <w:pPr>
-        <w:spacing w:after="18"/>
-        <w:ind w:left="300" w:hanging="300"/>
-      </w:pPr>
-      <w:r>
-        <w:rPr>
-          <w:b/>
-          <w:bCs/>
-          <w:color w:val="8186EF"/>
-          <w:sz w:val="16"/>
-          <w:szCs w:val="16"/>
-        </w:rPr>
-        <w:t xml:space="preserve">21  </w:t>
-      </w:r>
-      <w:r>
-        <w:rPr>
-          <w:sz w:val="16"/>
-          <w:szCs w:val="16"/>
-        </w:rPr>
-        <w:t xml:space="preserve">The book states item C16-5 in those words.</w:t>
-      </w:r>
-    </w:p>
-    <w:p>
-      <w:pPr>
-        <w:spacing w:after="18"/>
-        <w:ind w:left="300" w:hanging="300"/>
-      </w:pPr>
-      <w:r>
-        <w:rPr>
-          <w:b/>
-          <w:bCs/>
-          <w:color w:val="8186EF"/>
-          <w:sz w:val="16"/>
-          <w:szCs w:val="16"/>
-        </w:rPr>
-        <w:t xml:space="preserve">22  </w:t>
-      </w:r>
-      <w:r>
-        <w:rPr>
-          <w:sz w:val="16"/>
-          <w:szCs w:val="16"/>
-        </w:rPr>
-        <w:t xml:space="preserve">The book states item C16-6 in those words.</w:t>
-      </w:r>
-    </w:p>
-    <w:p>
-      <w:pPr>
-        <w:spacing w:after="18"/>
-        <w:ind w:left="300" w:hanging="300"/>
-      </w:pPr>
-      <w:r>
-        <w:rPr>
-          <w:b/>
-          <w:bCs/>
-          <w:color w:val="8186EF"/>
-          <w:sz w:val="16"/>
-          <w:szCs w:val="16"/>
-        </w:rPr>
-        <w:t xml:space="preserve">23  </w:t>
-      </w:r>
-      <w:r>
-        <w:rPr>
-          <w:sz w:val="16"/>
-          <w:szCs w:val="16"/>
-        </w:rPr>
-        <w:t xml:space="preserve">Significant influence without control leads to the equity method. A is wrong: Orontes does not control Jordan Glass. B is wrong: Proportionate consolidation is generally not allowed.</w:t>
-      </w:r>
-    </w:p>
-    <w:p>
-      <w:pPr>
-        <w:spacing w:after="18"/>
-        <w:ind w:left="300" w:hanging="300"/>
-      </w:pPr>
-      <w:r>
-        <w:rPr>
-          <w:b/>
-          <w:bCs/>
-          <w:color w:val="8186EF"/>
-          <w:sz w:val="16"/>
-          <w:szCs w:val="16"/>
-        </w:rPr>
-        <w:t xml:space="preserve">24  </w:t>
-      </w:r>
-      <w:r>
-        <w:rPr>
-          <w:sz w:val="16"/>
-          <w:szCs w:val="16"/>
-        </w:rPr>
-        <w:t xml:space="preserve">Only Orontes's 30% share of the $40,000 unrealized profit. A is wrong: The investor's share must be removed. C is wrong: Full elimination is for subsidiaries, not equity-method investees.</w:t>
-      </w:r>
-    </w:p>
-    <w:p>
-      <w:pPr>
-        <w:spacing w:after="18"/>
-        <w:ind w:left="300" w:hanging="300"/>
-      </w:pPr>
-      <w:r>
-        <w:rPr>
-          <w:b/>
-          <w:bCs/>
-          <w:color w:val="8186EF"/>
-          <w:sz w:val="16"/>
-          <w:szCs w:val="16"/>
-        </w:rPr>
-        <w:t xml:space="preserve">25  </w:t>
+        <w:t xml:space="preserve">27  </w:t>
       </w:r>
       <w:r>
         <w:rPr>
